--- a/大系统负荷计算公式.docx
+++ b/大系统负荷计算公式.docx
@@ -2914,2363 +2914,2382 @@
           <w:lang w:val="en-US" w:eastAsia="zh-CN"/>
         </w:rPr>
       </w:pPr>
+      <w:r>
+        <w:rPr>
+          <w:rFonts w:hint="eastAsia" w:ascii="微软雅黑" w:hAnsi="微软雅黑" w:eastAsia="微软雅黑" w:cs="微软雅黑"/>
+          <w:b w:val="0"/>
+          <w:color w:val="000000"/>
+          <w:sz w:val="21"/>
+          <w:lang w:val="en-US" w:eastAsia="zh-CN"/>
+        </w:rPr>
+        <w:t>B91=C13*2*C14+D55</w:t>
+      </w:r>
+    </w:p>
+    <w:p>
+      <w:pPr>
+        <w:numPr>
+          <w:ilvl w:val="0"/>
+          <w:numId w:val="0"/>
+        </w:numPr>
+        <w:spacing w:line="300" w:lineRule="auto"/>
+        <w:jc w:val="left"/>
+        <w:rPr>
+          <w:rFonts w:hint="eastAsia" w:ascii="微软雅黑" w:hAnsi="微软雅黑" w:eastAsia="微软雅黑" w:cs="微软雅黑"/>
+          <w:b w:val="0"/>
+          <w:color w:val="000000"/>
+          <w:sz w:val="21"/>
+        </w:rPr>
+      </w:pPr>
+      <w:r>
+        <w:rPr>
+          <w:rFonts w:hint="eastAsia" w:ascii="微软雅黑" w:hAnsi="微软雅黑" w:eastAsia="微软雅黑" w:cs="微软雅黑"/>
+          <w:b w:val="0"/>
+          <w:color w:val="000000"/>
+          <w:sz w:val="21"/>
+          <w:lang w:val="en-US" w:eastAsia="zh-CN"/>
+        </w:rPr>
+        <w:t>站厅</w:t>
+      </w:r>
+      <w:r>
+        <w:rPr>
+          <w:rFonts w:hint="eastAsia" w:ascii="微软雅黑" w:hAnsi="微软雅黑" w:eastAsia="微软雅黑" w:cs="微软雅黑"/>
+          <w:b w:val="0"/>
+          <w:color w:val="000000"/>
+          <w:sz w:val="21"/>
+        </w:rPr>
+        <w:t>结构散湿负荷</w:t>
+      </w:r>
+      <w:r>
+        <w:rPr>
+          <w:rFonts w:hint="eastAsia" w:ascii="微软雅黑" w:hAnsi="微软雅黑" w:eastAsia="微软雅黑" w:cs="微软雅黑"/>
+          <w:b w:val="0"/>
+          <w:color w:val="000000"/>
+          <w:sz w:val="21"/>
+          <w:lang w:eastAsia="zh-CN"/>
+        </w:rPr>
+        <w:t>：</w:t>
+      </w:r>
+      <w:r>
+        <w:rPr>
+          <w:rFonts w:ascii="微软雅黑" w:hAnsi="微软雅黑" w:eastAsia="微软雅黑" w:cs="微软雅黑"/>
+          <w:b w:val="0"/>
+          <w:color w:val="000000"/>
+          <w:sz w:val="21"/>
+        </w:rPr>
+        <w:t>D109</w:t>
+      </w:r>
+      <w:r>
+        <w:rPr>
+          <w:rFonts w:hint="eastAsia" w:ascii="微软雅黑" w:hAnsi="微软雅黑" w:eastAsia="微软雅黑" w:cs="微软雅黑"/>
+          <w:b w:val="0"/>
+          <w:color w:val="000000"/>
+          <w:sz w:val="21"/>
+        </w:rPr>
+        <w:t>=</w:t>
+      </w:r>
+      <w:r>
+        <w:rPr>
+          <w:rFonts w:hint="eastAsia" w:ascii="微软雅黑" w:hAnsi="微软雅黑" w:eastAsia="微软雅黑" w:cs="微软雅黑"/>
+          <w:b w:val="0"/>
+          <w:color w:val="000000"/>
+          <w:sz w:val="21"/>
+          <w:lang w:val="en-US" w:eastAsia="zh-CN"/>
+        </w:rPr>
+        <w:t>A</w:t>
+      </w:r>
+      <w:r>
+        <w:rPr>
+          <w:rFonts w:hint="eastAsia" w:ascii="微软雅黑" w:hAnsi="微软雅黑" w:eastAsia="微软雅黑" w:cs="微软雅黑"/>
+          <w:b w:val="0"/>
+          <w:color w:val="000000"/>
+          <w:sz w:val="21"/>
+        </w:rPr>
+        <w:t>91*</w:t>
+      </w:r>
+      <w:r>
+        <w:rPr>
+          <w:rFonts w:hint="eastAsia" w:ascii="微软雅黑" w:hAnsi="微软雅黑" w:eastAsia="微软雅黑" w:cs="微软雅黑"/>
+          <w:b w:val="0"/>
+          <w:color w:val="000000"/>
+          <w:sz w:val="21"/>
+          <w:lang w:val="en-US" w:eastAsia="zh-CN"/>
+        </w:rPr>
+        <w:t>B</w:t>
+      </w:r>
+      <w:r>
+        <w:rPr>
+          <w:rFonts w:hint="eastAsia" w:ascii="微软雅黑" w:hAnsi="微软雅黑" w:eastAsia="微软雅黑" w:cs="微软雅黑"/>
+          <w:b w:val="0"/>
+          <w:color w:val="000000"/>
+          <w:sz w:val="21"/>
+        </w:rPr>
+        <w:t>91/1000</w:t>
+      </w:r>
+    </w:p>
+    <w:p>
+      <w:pPr>
+        <w:numPr>
+          <w:ilvl w:val="0"/>
+          <w:numId w:val="0"/>
+        </w:numPr>
+        <w:spacing w:line="300" w:lineRule="auto"/>
+        <w:jc w:val="left"/>
+        <w:rPr>
+          <w:rFonts w:ascii="微软雅黑" w:hAnsi="微软雅黑" w:eastAsia="微软雅黑" w:cs="微软雅黑"/>
+          <w:b w:val="0"/>
+          <w:color w:val="000000"/>
+          <w:sz w:val="21"/>
+        </w:rPr>
+      </w:pPr>
+      <w:r>
+        <w:rPr>
+          <w:rFonts w:hint="eastAsia" w:ascii="微软雅黑" w:hAnsi="微软雅黑" w:eastAsia="微软雅黑" w:cs="微软雅黑"/>
+          <w:b w:val="0"/>
+          <w:color w:val="auto"/>
+          <w:sz w:val="21"/>
+          <w:lang w:val="en-US" w:eastAsia="zh-CN"/>
+        </w:rPr>
+        <w:t>站厅湿负荷合计g/s：</w:t>
+      </w:r>
+      <w:r>
+        <w:rPr>
+          <w:rFonts w:ascii="微软雅黑" w:hAnsi="微软雅黑" w:eastAsia="微软雅黑" w:cs="微软雅黑"/>
+          <w:b w:val="0"/>
+          <w:color w:val="000000"/>
+          <w:sz w:val="21"/>
+        </w:rPr>
+        <w:t>D112=</w:t>
+      </w:r>
+      <w:r>
+        <w:rPr>
+          <w:rFonts w:hint="eastAsia" w:ascii="微软雅黑" w:hAnsi="微软雅黑" w:eastAsia="微软雅黑" w:cs="微软雅黑"/>
+          <w:b w:val="0"/>
+          <w:color w:val="000000"/>
+          <w:sz w:val="21"/>
+          <w:lang w:val="en-US" w:eastAsia="zh-CN"/>
+        </w:rPr>
+        <w:t>(</w:t>
+      </w:r>
+      <w:r>
+        <w:rPr>
+          <w:rFonts w:ascii="微软雅黑" w:hAnsi="微软雅黑" w:eastAsia="微软雅黑" w:cs="微软雅黑"/>
+          <w:b w:val="0"/>
+          <w:color w:val="000000"/>
+          <w:sz w:val="21"/>
+        </w:rPr>
+        <w:t>D108+D109+D110</w:t>
+      </w:r>
+      <w:r>
+        <w:rPr>
+          <w:rFonts w:hint="eastAsia" w:ascii="微软雅黑" w:hAnsi="微软雅黑" w:eastAsia="微软雅黑" w:cs="微软雅黑"/>
+          <w:b w:val="0"/>
+          <w:color w:val="000000"/>
+          <w:sz w:val="21"/>
+          <w:lang w:val="en-US" w:eastAsia="zh-CN"/>
+        </w:rPr>
+        <w:t>)</w:t>
+      </w:r>
+      <w:r>
+        <w:rPr>
+          <w:rFonts w:ascii="微软雅黑" w:hAnsi="微软雅黑" w:eastAsia="微软雅黑" w:cs="微软雅黑"/>
+          <w:b w:val="0"/>
+          <w:color w:val="000000"/>
+          <w:sz w:val="21"/>
+        </w:rPr>
+        <w:t>*1000/3600</w:t>
+      </w:r>
+    </w:p>
+    <w:p>
+      <w:pPr>
+        <w:numPr>
+          <w:ilvl w:val="0"/>
+          <w:numId w:val="0"/>
+        </w:numPr>
+        <w:spacing w:line="300" w:lineRule="auto"/>
+        <w:jc w:val="left"/>
+        <w:rPr>
+          <w:rFonts w:hint="eastAsia" w:ascii="微软雅黑" w:hAnsi="微软雅黑" w:eastAsia="微软雅黑" w:cs="微软雅黑"/>
+          <w:b w:val="0"/>
+          <w:color w:val="000000"/>
+          <w:sz w:val="21"/>
+          <w:lang w:val="en-US" w:eastAsia="zh-CN"/>
+        </w:rPr>
+      </w:pPr>
+      <w:r>
+        <w:rPr>
+          <w:rFonts w:hint="eastAsia" w:ascii="微软雅黑" w:hAnsi="微软雅黑" w:eastAsia="微软雅黑" w:cs="微软雅黑"/>
+          <w:b w:val="0"/>
+          <w:color w:val="000000"/>
+          <w:sz w:val="21"/>
+          <w:lang w:val="en-US" w:eastAsia="zh-CN"/>
+        </w:rPr>
+        <w:t>4、计算站厅热湿比线(kJ/kg)：</w:t>
+      </w:r>
+    </w:p>
+    <w:p>
+      <w:pPr>
+        <w:numPr>
+          <w:ilvl w:val="0"/>
+          <w:numId w:val="0"/>
+        </w:numPr>
+        <w:spacing w:line="300" w:lineRule="auto"/>
+        <w:jc w:val="left"/>
+        <w:rPr>
+          <w:rFonts w:ascii="微软雅黑" w:hAnsi="微软雅黑" w:eastAsia="微软雅黑" w:cs="微软雅黑"/>
+          <w:b w:val="0"/>
+          <w:color w:val="000000"/>
+          <w:sz w:val="21"/>
+        </w:rPr>
+      </w:pPr>
+      <w:r>
+        <w:rPr>
+          <w:rFonts w:hint="eastAsia" w:ascii="微软雅黑" w:hAnsi="微软雅黑" w:eastAsia="微软雅黑" w:cs="微软雅黑"/>
+          <w:b w:val="0"/>
+          <w:color w:val="000000"/>
+          <w:sz w:val="21"/>
+          <w:lang w:val="en-US" w:eastAsia="zh-CN"/>
+        </w:rPr>
+        <w:t>站厅热湿比线(kJ/kg)：</w:t>
+      </w:r>
+      <w:r>
+        <w:rPr>
+          <w:rFonts w:ascii="微软雅黑" w:hAnsi="微软雅黑" w:eastAsia="微软雅黑" w:cs="微软雅黑"/>
+          <w:b w:val="0"/>
+          <w:color w:val="000000"/>
+          <w:sz w:val="21"/>
+        </w:rPr>
+        <w:t>D113=D107/D112*1000</w:t>
+      </w:r>
+    </w:p>
+    <w:p>
+      <w:pPr>
+        <w:numPr>
+          <w:ilvl w:val="0"/>
+          <w:numId w:val="0"/>
+        </w:numPr>
+        <w:spacing w:line="300" w:lineRule="auto"/>
+        <w:jc w:val="left"/>
+        <w:rPr>
+          <w:rFonts w:ascii="微软雅黑" w:hAnsi="微软雅黑" w:eastAsia="微软雅黑" w:cs="微软雅黑"/>
+          <w:b w:val="0"/>
+          <w:color w:val="000000"/>
+          <w:sz w:val="21"/>
+        </w:rPr>
+      </w:pPr>
+      <w:r>
+        <w:rPr>
+          <w:rFonts w:hint="eastAsia" w:ascii="微软雅黑" w:hAnsi="微软雅黑" w:eastAsia="微软雅黑" w:cs="微软雅黑"/>
+          <w:b w:val="0"/>
+          <w:color w:val="000000"/>
+          <w:sz w:val="21"/>
+          <w:lang w:val="en-US" w:eastAsia="zh-CN"/>
+        </w:rPr>
+        <w:t>5、计算站厅送风温度℃：</w:t>
+      </w:r>
+      <w:r>
+        <w:rPr>
+          <w:rFonts w:ascii="微软雅黑" w:hAnsi="微软雅黑" w:eastAsia="微软雅黑" w:cs="微软雅黑"/>
+          <w:b w:val="0"/>
+          <w:color w:val="000000"/>
+          <w:sz w:val="21"/>
+        </w:rPr>
+        <w:t>A118=</w:t>
+      </w:r>
+      <w:r>
+        <w:rPr>
+          <w:rFonts w:hint="eastAsia" w:ascii="微软雅黑" w:hAnsi="微软雅黑" w:eastAsia="微软雅黑" w:cs="微软雅黑"/>
+          <w:b w:val="0"/>
+          <w:color w:val="000000"/>
+          <w:sz w:val="21"/>
+          <w:lang w:val="en-US" w:eastAsia="zh-CN"/>
+        </w:rPr>
+        <w:t>F4</w:t>
+      </w:r>
+      <w:r>
+        <w:rPr>
+          <w:rFonts w:ascii="微软雅黑" w:hAnsi="微软雅黑" w:eastAsia="微软雅黑" w:cs="微软雅黑"/>
+          <w:b w:val="0"/>
+          <w:color w:val="000000"/>
+          <w:sz w:val="21"/>
+        </w:rPr>
+        <w:t>-C8</w:t>
+      </w:r>
+    </w:p>
+    <w:p>
+      <w:pPr>
+        <w:numPr>
+          <w:ilvl w:val="0"/>
+          <w:numId w:val="0"/>
+        </w:numPr>
+        <w:spacing w:line="300" w:lineRule="auto"/>
+        <w:jc w:val="left"/>
+        <w:rPr>
+          <w:rFonts w:ascii="微软雅黑" w:hAnsi="微软雅黑" w:eastAsia="微软雅黑" w:cs="微软雅黑"/>
+          <w:b w:val="0"/>
+          <w:color w:val="000000"/>
+          <w:sz w:val="21"/>
+        </w:rPr>
+      </w:pPr>
+      <w:r>
+        <w:rPr>
+          <w:rFonts w:hint="eastAsia" w:ascii="微软雅黑" w:hAnsi="微软雅黑" w:eastAsia="微软雅黑" w:cs="微软雅黑"/>
+          <w:b w:val="0"/>
+          <w:color w:val="000000"/>
+          <w:sz w:val="21"/>
+          <w:lang w:val="en-US" w:eastAsia="zh-CN"/>
+        </w:rPr>
+        <w:t>6、计算露点温度℃：</w:t>
+      </w:r>
+      <w:r>
+        <w:rPr>
+          <w:rFonts w:ascii="微软雅黑" w:hAnsi="微软雅黑" w:eastAsia="微软雅黑" w:cs="微软雅黑"/>
+          <w:b w:val="0"/>
+          <w:color w:val="000000"/>
+          <w:sz w:val="21"/>
+        </w:rPr>
+        <w:t>B118=A118-C10</w:t>
+      </w:r>
+    </w:p>
+    <w:p>
+      <w:pPr>
+        <w:numPr>
+          <w:ilvl w:val="0"/>
+          <w:numId w:val="0"/>
+        </w:numPr>
+        <w:spacing w:line="300" w:lineRule="auto"/>
+        <w:jc w:val="both"/>
+        <w:rPr>
+          <w:rFonts w:hint="default" w:ascii="微软雅黑" w:hAnsi="微软雅黑" w:eastAsia="微软雅黑" w:cs="微软雅黑"/>
+          <w:b w:val="0"/>
+          <w:color w:val="000000"/>
+          <w:sz w:val="21"/>
+          <w:lang w:val="en-US" w:eastAsia="zh-CN"/>
+        </w:rPr>
+      </w:pPr>
+      <w:r>
+        <w:rPr>
+          <w:rFonts w:hint="eastAsia" w:ascii="微软雅黑" w:hAnsi="微软雅黑" w:eastAsia="微软雅黑" w:cs="微软雅黑"/>
+          <w:b w:val="0"/>
+          <w:color w:val="000000"/>
+          <w:sz w:val="21"/>
+          <w:lang w:val="en-US" w:eastAsia="zh-CN"/>
+        </w:rPr>
+        <w:t>7、计算露点含湿量g/kg：</w:t>
+      </w:r>
+    </w:p>
+    <w:p>
+      <w:pPr>
+        <w:numPr>
+          <w:ilvl w:val="0"/>
+          <w:numId w:val="0"/>
+        </w:numPr>
+        <w:spacing w:line="300" w:lineRule="auto"/>
+        <w:jc w:val="both"/>
+        <w:rPr>
+          <w:rFonts w:hint="eastAsia" w:ascii="微软雅黑" w:hAnsi="微软雅黑" w:eastAsia="微软雅黑" w:cs="微软雅黑"/>
+          <w:b w:val="0"/>
+          <w:color w:val="000000"/>
+          <w:sz w:val="21"/>
+          <w:lang w:val="en-US" w:eastAsia="zh-CN"/>
+        </w:rPr>
+      </w:pPr>
+      <w:r>
+        <w:rPr>
+          <w:rFonts w:hint="eastAsia" w:ascii="微软雅黑" w:hAnsi="微软雅黑" w:eastAsia="微软雅黑" w:cs="微软雅黑"/>
+          <w:b w:val="0"/>
+          <w:color w:val="000000"/>
+          <w:sz w:val="21"/>
+        </w:rPr>
+        <w:t>饱和空气含湿量</w:t>
+      </w:r>
+      <w:r>
+        <w:rPr>
+          <w:rFonts w:hint="eastAsia" w:ascii="微软雅黑" w:hAnsi="微软雅黑" w:eastAsia="微软雅黑" w:cs="微软雅黑"/>
+          <w:b w:val="0"/>
+          <w:color w:val="000000"/>
+          <w:sz w:val="21"/>
+          <w:lang w:val="en-US" w:eastAsia="zh-CN"/>
+        </w:rPr>
+        <w:t>g/kg：</w:t>
+      </w:r>
+    </w:p>
+    <w:p>
+      <w:pPr>
+        <w:numPr>
+          <w:ilvl w:val="0"/>
+          <w:numId w:val="0"/>
+        </w:numPr>
+        <w:spacing w:line="300" w:lineRule="auto"/>
+        <w:jc w:val="both"/>
+        <w:rPr>
+          <w:rFonts w:ascii="微软雅黑" w:hAnsi="微软雅黑" w:eastAsia="微软雅黑" w:cs="微软雅黑"/>
+          <w:b w:val="0"/>
+          <w:color w:val="000000"/>
+          <w:sz w:val="21"/>
+        </w:rPr>
+      </w:pPr>
+      <w:r>
+        <w:rPr>
+          <w:rFonts w:ascii="微软雅黑" w:hAnsi="微软雅黑" w:eastAsia="微软雅黑" w:cs="微软雅黑"/>
+          <w:b w:val="0"/>
+          <w:color w:val="000000"/>
+          <w:sz w:val="21"/>
+        </w:rPr>
+        <w:t>D118=-0.0000000004171*B118^7+0.00000004843*B118^6-0.000002133*B118^5+0.00005009*B118^4-0.0004032*B118^3+0.01264*B118^2+0.265*B118+3.787</w:t>
+      </w:r>
+    </w:p>
+    <w:p>
+      <w:pPr>
+        <w:numPr>
+          <w:ilvl w:val="0"/>
+          <w:numId w:val="0"/>
+        </w:numPr>
+        <w:spacing w:line="300" w:lineRule="auto"/>
+        <w:jc w:val="both"/>
+        <w:rPr>
+          <w:rFonts w:ascii="微软雅黑" w:hAnsi="微软雅黑" w:eastAsia="微软雅黑" w:cs="微软雅黑"/>
+          <w:b w:val="0"/>
+          <w:color w:val="000000"/>
+          <w:sz w:val="21"/>
+        </w:rPr>
+      </w:pPr>
+      <w:r>
+        <w:rPr>
+          <w:rFonts w:hint="eastAsia" w:ascii="微软雅黑" w:hAnsi="微软雅黑" w:eastAsia="微软雅黑" w:cs="微软雅黑"/>
+          <w:b w:val="0"/>
+          <w:color w:val="000000"/>
+          <w:sz w:val="21"/>
+          <w:lang w:val="en-US" w:eastAsia="zh-CN"/>
+        </w:rPr>
+        <w:t>露点含湿量g/kg：</w:t>
+      </w:r>
+      <w:r>
+        <w:rPr>
+          <w:rFonts w:ascii="微软雅黑" w:hAnsi="微软雅黑" w:eastAsia="微软雅黑" w:cs="微软雅黑"/>
+          <w:b w:val="0"/>
+          <w:color w:val="000000"/>
+          <w:sz w:val="21"/>
+        </w:rPr>
+        <w:t>E118=C118/100*D118</w:t>
+      </w:r>
+    </w:p>
+    <w:p>
+      <w:pPr>
+        <w:numPr>
+          <w:ilvl w:val="0"/>
+          <w:numId w:val="0"/>
+        </w:numPr>
+        <w:spacing w:line="300" w:lineRule="auto"/>
+        <w:jc w:val="left"/>
+        <w:rPr>
+          <w:rFonts w:ascii="微软雅黑" w:hAnsi="微软雅黑" w:eastAsia="微软雅黑" w:cs="微软雅黑"/>
+          <w:b w:val="0"/>
+          <w:color w:val="000000"/>
+          <w:sz w:val="21"/>
+        </w:rPr>
+      </w:pPr>
+      <w:r>
+        <w:rPr>
+          <w:rFonts w:hint="eastAsia" w:ascii="微软雅黑" w:hAnsi="微软雅黑" w:eastAsia="微软雅黑" w:cs="微软雅黑"/>
+          <w:b w:val="0"/>
+          <w:color w:val="000000"/>
+          <w:sz w:val="21"/>
+          <w:lang w:val="en-US" w:eastAsia="zh-CN"/>
+        </w:rPr>
+        <w:t>8、计算送风点焓值kJ/kg：</w:t>
+      </w:r>
+      <w:r>
+        <w:rPr>
+          <w:rFonts w:ascii="微软雅黑" w:hAnsi="微软雅黑" w:eastAsia="微软雅黑" w:cs="微软雅黑"/>
+          <w:b w:val="0"/>
+          <w:color w:val="000000"/>
+          <w:sz w:val="21"/>
+        </w:rPr>
+        <w:t>A121=1.01*A118+(2500+1.84*A118)*E118/1000+0.4</w:t>
+      </w:r>
+    </w:p>
+    <w:p>
+      <w:pPr>
+        <w:numPr>
+          <w:ilvl w:val="0"/>
+          <w:numId w:val="0"/>
+        </w:numPr>
+        <w:spacing w:line="300" w:lineRule="auto"/>
+        <w:jc w:val="left"/>
+        <w:rPr>
+          <w:rFonts w:hint="default" w:ascii="微软雅黑" w:hAnsi="微软雅黑" w:eastAsia="微软雅黑" w:cs="微软雅黑"/>
+          <w:b w:val="0"/>
+          <w:color w:val="000000"/>
+          <w:sz w:val="21"/>
+          <w:lang w:val="en-US" w:eastAsia="zh-CN"/>
+        </w:rPr>
+      </w:pPr>
+      <w:r>
+        <w:rPr>
+          <w:rFonts w:hint="eastAsia" w:ascii="微软雅黑" w:hAnsi="微软雅黑" w:eastAsia="微软雅黑" w:cs="微软雅黑"/>
+          <w:b w:val="0"/>
+          <w:color w:val="000000"/>
+          <w:sz w:val="21"/>
+          <w:lang w:val="en-US" w:eastAsia="zh-CN"/>
+        </w:rPr>
+        <w:t>9、计算站厅室内空气焓值kJ/kg：</w:t>
+      </w:r>
+    </w:p>
+    <w:p>
+      <w:pPr>
+        <w:numPr>
+          <w:ilvl w:val="0"/>
+          <w:numId w:val="0"/>
+        </w:numPr>
+        <w:spacing w:line="300" w:lineRule="auto"/>
+        <w:ind w:left="2520" w:leftChars="0"/>
+        <w:jc w:val="left"/>
+        <w:rPr>
+          <w:rFonts w:ascii="微软雅黑" w:hAnsi="微软雅黑" w:eastAsia="微软雅黑" w:cs="微软雅黑"/>
+          <w:b w:val="0"/>
+          <w:color w:val="000000"/>
+          <w:sz w:val="21"/>
+        </w:rPr>
+      </w:pPr>
+      <w:r>
+        <w:rPr>
+          <w:rFonts w:ascii="微软雅黑" w:hAnsi="微软雅黑" w:eastAsia="微软雅黑" w:cs="微软雅黑"/>
+          <w:b w:val="0"/>
+          <w:color w:val="000000"/>
+          <w:sz w:val="21"/>
+        </w:rPr>
+        <w:t>B121=(A121*1000-E118*D113-1.01*F4*1000)/((2500+1.84*F4)-D113)</w:t>
+      </w:r>
+    </w:p>
+    <w:p>
+      <w:pPr>
+        <w:numPr>
+          <w:ilvl w:val="0"/>
+          <w:numId w:val="0"/>
+        </w:numPr>
+        <w:spacing w:line="300" w:lineRule="auto"/>
+        <w:jc w:val="left"/>
+        <w:rPr>
+          <w:rFonts w:ascii="微软雅黑" w:hAnsi="微软雅黑" w:eastAsia="微软雅黑" w:cs="微软雅黑"/>
+          <w:b w:val="0"/>
+          <w:color w:val="000000"/>
+          <w:sz w:val="21"/>
+        </w:rPr>
+      </w:pPr>
+      <w:r>
+        <w:rPr>
+          <w:rFonts w:hint="eastAsia" w:ascii="微软雅黑" w:hAnsi="微软雅黑" w:eastAsia="微软雅黑" w:cs="微软雅黑"/>
+          <w:b w:val="0"/>
+          <w:color w:val="000000"/>
+          <w:sz w:val="21"/>
+          <w:lang w:val="en-US" w:eastAsia="zh-CN"/>
+        </w:rPr>
+        <w:t>站厅室内空气焓值kJ/kg：</w:t>
+      </w:r>
+      <w:r>
+        <w:rPr>
+          <w:rFonts w:ascii="微软雅黑" w:hAnsi="微软雅黑" w:eastAsia="微软雅黑" w:cs="微软雅黑"/>
+          <w:b w:val="0"/>
+          <w:color w:val="000000"/>
+          <w:sz w:val="21"/>
+        </w:rPr>
+        <w:t>C121=1.01*F4+(2500+1.84*F4)*B121/1000+0.4</w:t>
+      </w:r>
+    </w:p>
+    <w:p>
+      <w:pPr>
+        <w:numPr>
+          <w:ilvl w:val="0"/>
+          <w:numId w:val="0"/>
+        </w:numPr>
+        <w:spacing w:line="300" w:lineRule="auto"/>
+        <w:jc w:val="left"/>
+        <w:rPr>
+          <w:rFonts w:ascii="微软雅黑" w:hAnsi="微软雅黑" w:eastAsia="微软雅黑" w:cs="微软雅黑"/>
+          <w:b w:val="0"/>
+          <w:color w:val="000000"/>
+          <w:sz w:val="21"/>
+        </w:rPr>
+      </w:pPr>
+      <w:r>
+        <w:rPr>
+          <w:rFonts w:hint="eastAsia" w:ascii="微软雅黑" w:hAnsi="微软雅黑" w:eastAsia="微软雅黑" w:cs="微软雅黑"/>
+          <w:b w:val="0"/>
+          <w:color w:val="000000"/>
+          <w:sz w:val="21"/>
+          <w:lang w:val="en-US" w:eastAsia="zh-CN"/>
+        </w:rPr>
+        <w:t>10、计算站厅送风量m3/h：</w:t>
+      </w:r>
+      <w:r>
+        <w:rPr>
+          <w:rFonts w:ascii="微软雅黑" w:hAnsi="微软雅黑" w:eastAsia="微软雅黑" w:cs="微软雅黑"/>
+          <w:b w:val="0"/>
+          <w:color w:val="000000"/>
+          <w:sz w:val="21"/>
+        </w:rPr>
+        <w:t>A125=D107/1.15/(C121-A121)*3600</w:t>
+      </w:r>
+    </w:p>
+    <w:p>
+      <w:pPr>
+        <w:numPr>
+          <w:ilvl w:val="0"/>
+          <w:numId w:val="0"/>
+        </w:numPr>
+        <w:spacing w:line="300" w:lineRule="auto"/>
+        <w:jc w:val="left"/>
+        <w:rPr>
+          <w:rFonts w:hint="default" w:ascii="微软雅黑" w:hAnsi="微软雅黑" w:eastAsia="微软雅黑" w:cs="微软雅黑"/>
+          <w:b w:val="0"/>
+          <w:color w:val="000000"/>
+          <w:sz w:val="21"/>
+          <w:lang w:val="en-US" w:eastAsia="zh-CN"/>
+        </w:rPr>
+      </w:pPr>
+      <w:r>
+        <w:rPr>
+          <w:rFonts w:hint="eastAsia" w:ascii="微软雅黑" w:hAnsi="微软雅黑" w:eastAsia="微软雅黑" w:cs="微软雅黑"/>
+          <w:b w:val="0"/>
+          <w:color w:val="000000"/>
+          <w:sz w:val="21"/>
+          <w:lang w:val="en-US" w:eastAsia="zh-CN"/>
+        </w:rPr>
+        <w:t>11、计算站台冷负荷合计KW：</w:t>
+      </w:r>
+    </w:p>
+    <w:p>
+      <w:pPr>
+        <w:numPr>
+          <w:ilvl w:val="0"/>
+          <w:numId w:val="0"/>
+        </w:numPr>
+        <w:spacing w:line="300" w:lineRule="auto"/>
+        <w:ind w:left="2520" w:leftChars="0"/>
+        <w:jc w:val="left"/>
+        <w:rPr>
+          <w:rFonts w:ascii="微软雅黑" w:hAnsi="微软雅黑" w:eastAsia="微软雅黑" w:cs="微软雅黑"/>
+          <w:b w:val="0"/>
+          <w:color w:val="000000"/>
+          <w:sz w:val="21"/>
+        </w:rPr>
+      </w:pPr>
+      <w:r>
+        <w:rPr>
+          <w:rFonts w:ascii="微软雅黑" w:hAnsi="微软雅黑" w:eastAsia="微软雅黑" w:cs="微软雅黑"/>
+          <w:b w:val="0"/>
+          <w:color w:val="000000"/>
+          <w:sz w:val="21"/>
+        </w:rPr>
+        <w:t>C50=D46*C40</w:t>
+      </w:r>
+    </w:p>
+    <w:p>
+      <w:pPr>
+        <w:numPr>
+          <w:ilvl w:val="0"/>
+          <w:numId w:val="0"/>
+        </w:numPr>
+        <w:spacing w:line="300" w:lineRule="auto"/>
+        <w:jc w:val="left"/>
+        <w:rPr>
+          <w:rFonts w:ascii="微软雅黑" w:hAnsi="微软雅黑" w:eastAsia="微软雅黑" w:cs="微软雅黑"/>
+          <w:b w:val="0"/>
+          <w:color w:val="000000"/>
+          <w:sz w:val="21"/>
+        </w:rPr>
+      </w:pPr>
+      <w:r>
+        <w:rPr>
+          <w:rFonts w:hint="eastAsia" w:ascii="微软雅黑" w:hAnsi="微软雅黑" w:eastAsia="微软雅黑" w:cs="微软雅黑"/>
+          <w:b w:val="0"/>
+          <w:color w:val="auto"/>
+          <w:sz w:val="21"/>
+          <w:lang w:val="en-US" w:eastAsia="zh-CN"/>
+        </w:rPr>
+        <w:t>站台</w:t>
+      </w:r>
+      <w:r>
+        <w:rPr>
+          <w:rFonts w:hint="eastAsia" w:ascii="微软雅黑" w:hAnsi="微软雅黑" w:eastAsia="微软雅黑" w:cs="微软雅黑"/>
+          <w:b w:val="0"/>
+          <w:color w:val="000000"/>
+          <w:sz w:val="21"/>
+        </w:rPr>
+        <w:t>乘客显热量</w:t>
+      </w:r>
+      <w:r>
+        <w:rPr>
+          <w:rFonts w:hint="eastAsia" w:ascii="微软雅黑" w:hAnsi="微软雅黑" w:eastAsia="微软雅黑" w:cs="微软雅黑"/>
+          <w:b w:val="0"/>
+          <w:color w:val="000000"/>
+          <w:sz w:val="21"/>
+          <w:lang w:val="en-US" w:eastAsia="zh-CN"/>
+        </w:rPr>
+        <w:t>KW</w:t>
+      </w:r>
+      <w:r>
+        <w:rPr>
+          <w:rFonts w:hint="eastAsia" w:ascii="微软雅黑" w:hAnsi="微软雅黑" w:eastAsia="微软雅黑" w:cs="微软雅黑"/>
+          <w:b w:val="0"/>
+          <w:color w:val="000000"/>
+          <w:sz w:val="21"/>
+          <w:lang w:eastAsia="zh-CN"/>
+        </w:rPr>
+        <w:t>：</w:t>
+      </w:r>
+      <w:r>
+        <w:rPr>
+          <w:rFonts w:ascii="微软雅黑" w:hAnsi="微软雅黑" w:eastAsia="微软雅黑" w:cs="微软雅黑"/>
+          <w:b w:val="0"/>
+          <w:color w:val="000000"/>
+          <w:sz w:val="21"/>
+        </w:rPr>
+        <w:t>E95=C50/1000</w:t>
+      </w:r>
+    </w:p>
+    <w:p>
+      <w:pPr>
+        <w:numPr>
+          <w:ilvl w:val="0"/>
+          <w:numId w:val="0"/>
+        </w:numPr>
+        <w:spacing w:line="300" w:lineRule="auto"/>
+        <w:ind w:left="2520" w:leftChars="0"/>
+        <w:jc w:val="left"/>
+        <w:rPr>
+          <w:rFonts w:ascii="微软雅黑" w:hAnsi="微软雅黑" w:eastAsia="微软雅黑" w:cs="微软雅黑"/>
+          <w:b w:val="0"/>
+          <w:color w:val="000000"/>
+          <w:sz w:val="21"/>
+        </w:rPr>
+      </w:pPr>
+      <w:r>
+        <w:rPr>
+          <w:rFonts w:ascii="微软雅黑" w:hAnsi="微软雅黑" w:eastAsia="微软雅黑" w:cs="微软雅黑"/>
+          <w:b w:val="0"/>
+          <w:color w:val="000000"/>
+          <w:sz w:val="21"/>
+        </w:rPr>
+        <w:t>D50=E46*C40</w:t>
+      </w:r>
+    </w:p>
+    <w:p>
+      <w:pPr>
+        <w:numPr>
+          <w:ilvl w:val="0"/>
+          <w:numId w:val="0"/>
+        </w:numPr>
+        <w:spacing w:line="300" w:lineRule="auto"/>
+        <w:jc w:val="left"/>
+        <w:rPr>
+          <w:rFonts w:ascii="微软雅黑" w:hAnsi="微软雅黑" w:eastAsia="微软雅黑" w:cs="微软雅黑"/>
+          <w:b w:val="0"/>
+          <w:color w:val="000000"/>
+          <w:sz w:val="21"/>
+        </w:rPr>
+      </w:pPr>
+      <w:r>
+        <w:rPr>
+          <w:rFonts w:hint="eastAsia" w:ascii="微软雅黑" w:hAnsi="微软雅黑" w:eastAsia="微软雅黑" w:cs="微软雅黑"/>
+          <w:b w:val="0"/>
+          <w:color w:val="auto"/>
+          <w:sz w:val="21"/>
+          <w:lang w:val="en-US" w:eastAsia="zh-CN"/>
+        </w:rPr>
+        <w:t>站台</w:t>
+      </w:r>
+      <w:r>
+        <w:rPr>
+          <w:rFonts w:hint="eastAsia" w:ascii="微软雅黑" w:hAnsi="微软雅黑" w:eastAsia="微软雅黑" w:cs="微软雅黑"/>
+          <w:b w:val="0"/>
+          <w:color w:val="000000"/>
+          <w:sz w:val="21"/>
+        </w:rPr>
+        <w:t>乘客潜热量</w:t>
+      </w:r>
+      <w:r>
+        <w:rPr>
+          <w:rFonts w:hint="eastAsia" w:ascii="微软雅黑" w:hAnsi="微软雅黑" w:eastAsia="微软雅黑" w:cs="微软雅黑"/>
+          <w:b w:val="0"/>
+          <w:color w:val="000000"/>
+          <w:sz w:val="21"/>
+          <w:lang w:val="en-US" w:eastAsia="zh-CN"/>
+        </w:rPr>
+        <w:t>KW</w:t>
+      </w:r>
+      <w:r>
+        <w:rPr>
+          <w:rFonts w:hint="eastAsia" w:ascii="微软雅黑" w:hAnsi="微软雅黑" w:eastAsia="微软雅黑" w:cs="微软雅黑"/>
+          <w:b w:val="0"/>
+          <w:color w:val="000000"/>
+          <w:sz w:val="21"/>
+          <w:lang w:eastAsia="zh-CN"/>
+        </w:rPr>
+        <w:t>：</w:t>
+      </w:r>
+      <w:r>
+        <w:rPr>
+          <w:rFonts w:ascii="微软雅黑" w:hAnsi="微软雅黑" w:eastAsia="微软雅黑" w:cs="微软雅黑"/>
+          <w:b w:val="0"/>
+          <w:color w:val="000000"/>
+          <w:sz w:val="21"/>
+        </w:rPr>
+        <w:t>E96=D50/1000</w:t>
+      </w:r>
+    </w:p>
+    <w:p>
+      <w:pPr>
+        <w:numPr>
+          <w:ilvl w:val="0"/>
+          <w:numId w:val="0"/>
+        </w:numPr>
+        <w:spacing w:line="300" w:lineRule="auto"/>
+        <w:ind w:left="2520" w:leftChars="0"/>
+        <w:jc w:val="left"/>
+        <w:rPr>
+          <w:rFonts w:ascii="微软雅黑" w:hAnsi="微软雅黑" w:eastAsia="微软雅黑" w:cs="微软雅黑"/>
+          <w:b w:val="0"/>
+          <w:color w:val="000000"/>
+          <w:sz w:val="21"/>
+        </w:rPr>
+      </w:pPr>
+      <w:r>
+        <w:rPr>
+          <w:rFonts w:ascii="微软雅黑" w:hAnsi="微软雅黑" w:eastAsia="微软雅黑" w:cs="微软雅黑"/>
+          <w:b w:val="0"/>
+          <w:color w:val="000000"/>
+          <w:sz w:val="21"/>
+        </w:rPr>
+        <w:t>E56=C56*D56/1000</w:t>
+      </w:r>
+    </w:p>
+    <w:p>
+      <w:pPr>
+        <w:numPr>
+          <w:ilvl w:val="0"/>
+          <w:numId w:val="0"/>
+        </w:numPr>
+        <w:spacing w:line="300" w:lineRule="auto"/>
+        <w:jc w:val="left"/>
+        <w:rPr>
+          <w:rFonts w:ascii="微软雅黑" w:hAnsi="微软雅黑" w:eastAsia="微软雅黑" w:cs="微软雅黑"/>
+          <w:b w:val="0"/>
+          <w:color w:val="000000"/>
+          <w:sz w:val="21"/>
+        </w:rPr>
+      </w:pPr>
+      <w:r>
+        <w:rPr>
+          <w:rFonts w:hint="eastAsia" w:ascii="微软雅黑" w:hAnsi="微软雅黑" w:eastAsia="微软雅黑" w:cs="微软雅黑"/>
+          <w:b w:val="0"/>
+          <w:color w:val="auto"/>
+          <w:sz w:val="21"/>
+          <w:lang w:val="en-US" w:eastAsia="zh-CN"/>
+        </w:rPr>
+        <w:t>站台</w:t>
+      </w:r>
+      <w:r>
+        <w:rPr>
+          <w:rFonts w:hint="eastAsia" w:ascii="微软雅黑" w:hAnsi="微软雅黑" w:eastAsia="微软雅黑" w:cs="微软雅黑"/>
+          <w:b w:val="0"/>
+          <w:color w:val="000000"/>
+          <w:sz w:val="21"/>
+        </w:rPr>
+        <w:t>照明发热量</w:t>
+      </w:r>
+      <w:r>
+        <w:rPr>
+          <w:rFonts w:hint="eastAsia" w:ascii="微软雅黑" w:hAnsi="微软雅黑" w:eastAsia="微软雅黑" w:cs="微软雅黑"/>
+          <w:b w:val="0"/>
+          <w:color w:val="000000"/>
+          <w:sz w:val="21"/>
+          <w:lang w:eastAsia="zh-CN"/>
+        </w:rPr>
+        <w:t>：</w:t>
+      </w:r>
+      <w:r>
+        <w:rPr>
+          <w:rFonts w:ascii="微软雅黑" w:hAnsi="微软雅黑" w:eastAsia="微软雅黑" w:cs="微软雅黑"/>
+          <w:b w:val="0"/>
+          <w:color w:val="000000"/>
+          <w:sz w:val="21"/>
+        </w:rPr>
+        <w:t>E97=E56</w:t>
+      </w:r>
+    </w:p>
+    <w:p>
+      <w:pPr>
+        <w:numPr>
+          <w:ilvl w:val="0"/>
+          <w:numId w:val="0"/>
+        </w:numPr>
+        <w:spacing w:line="300" w:lineRule="auto"/>
+        <w:jc w:val="left"/>
+        <w:rPr>
+          <w:rFonts w:ascii="微软雅黑" w:hAnsi="微软雅黑" w:eastAsia="微软雅黑" w:cs="微软雅黑"/>
+          <w:b w:val="0"/>
+          <w:color w:val="000000"/>
+          <w:sz w:val="21"/>
+        </w:rPr>
+      </w:pPr>
+      <w:r>
+        <w:rPr>
+          <w:rFonts w:hint="eastAsia" w:ascii="微软雅黑" w:hAnsi="微软雅黑" w:eastAsia="微软雅黑" w:cs="微软雅黑"/>
+          <w:b w:val="0"/>
+          <w:color w:val="auto"/>
+          <w:sz w:val="21"/>
+          <w:lang w:val="en-US" w:eastAsia="zh-CN"/>
+        </w:rPr>
+        <w:t>站台</w:t>
+      </w:r>
+      <w:r>
+        <w:rPr>
+          <w:rFonts w:hint="eastAsia" w:ascii="微软雅黑" w:hAnsi="微软雅黑" w:eastAsia="微软雅黑" w:cs="微软雅黑"/>
+          <w:b w:val="0"/>
+          <w:color w:val="000000"/>
+          <w:sz w:val="21"/>
+        </w:rPr>
+        <w:t>广告灯箱发热量</w:t>
+      </w:r>
+      <w:r>
+        <w:rPr>
+          <w:rFonts w:hint="eastAsia" w:ascii="微软雅黑" w:hAnsi="微软雅黑" w:eastAsia="微软雅黑" w:cs="微软雅黑"/>
+          <w:b w:val="0"/>
+          <w:color w:val="000000"/>
+          <w:sz w:val="21"/>
+          <w:lang w:eastAsia="zh-CN"/>
+        </w:rPr>
+        <w:t>：</w:t>
+      </w:r>
+      <w:r>
+        <w:rPr>
+          <w:rFonts w:ascii="微软雅黑" w:hAnsi="微软雅黑" w:eastAsia="微软雅黑" w:cs="微软雅黑"/>
+          <w:b w:val="0"/>
+          <w:color w:val="000000"/>
+          <w:sz w:val="21"/>
+        </w:rPr>
+        <w:t>E98=C59</w:t>
+      </w:r>
+    </w:p>
+    <w:p>
+      <w:pPr>
+        <w:numPr>
+          <w:ilvl w:val="0"/>
+          <w:numId w:val="0"/>
+        </w:numPr>
+        <w:spacing w:line="300" w:lineRule="auto"/>
+        <w:jc w:val="left"/>
+        <w:rPr>
+          <w:rFonts w:ascii="微软雅黑" w:hAnsi="微软雅黑" w:eastAsia="微软雅黑" w:cs="微软雅黑"/>
+          <w:b w:val="0"/>
+          <w:color w:val="000000"/>
+          <w:sz w:val="21"/>
+        </w:rPr>
+      </w:pPr>
+      <w:r>
+        <w:rPr>
+          <w:rFonts w:hint="eastAsia" w:ascii="微软雅黑" w:hAnsi="微软雅黑" w:eastAsia="微软雅黑" w:cs="微软雅黑"/>
+          <w:b w:val="0"/>
+          <w:color w:val="auto"/>
+          <w:sz w:val="21"/>
+          <w:lang w:val="en-US" w:eastAsia="zh-CN"/>
+        </w:rPr>
+        <w:t>站台</w:t>
+      </w:r>
+      <w:r>
+        <w:rPr>
+          <w:rFonts w:hint="eastAsia" w:ascii="微软雅黑" w:hAnsi="微软雅黑" w:eastAsia="微软雅黑" w:cs="微软雅黑"/>
+          <w:b w:val="0"/>
+          <w:color w:val="000000"/>
+          <w:sz w:val="21"/>
+        </w:rPr>
+        <w:t>自动扶梯发热量</w:t>
+      </w:r>
+      <w:r>
+        <w:rPr>
+          <w:rFonts w:hint="eastAsia" w:ascii="微软雅黑" w:hAnsi="微软雅黑" w:eastAsia="微软雅黑" w:cs="微软雅黑"/>
+          <w:b w:val="0"/>
+          <w:color w:val="000000"/>
+          <w:sz w:val="21"/>
+          <w:lang w:eastAsia="zh-CN"/>
+        </w:rPr>
+        <w:t>：</w:t>
+      </w:r>
+      <w:r>
+        <w:rPr>
+          <w:rFonts w:ascii="微软雅黑" w:hAnsi="微软雅黑" w:eastAsia="微软雅黑" w:cs="微软雅黑"/>
+          <w:b w:val="0"/>
+          <w:color w:val="000000"/>
+          <w:sz w:val="21"/>
+        </w:rPr>
+        <w:t>E99=B64/2</w:t>
+      </w:r>
+    </w:p>
+    <w:p>
+      <w:pPr>
+        <w:numPr>
+          <w:ilvl w:val="0"/>
+          <w:numId w:val="0"/>
+        </w:numPr>
+        <w:spacing w:line="300" w:lineRule="auto"/>
+        <w:ind w:left="2520" w:leftChars="0"/>
+        <w:jc w:val="left"/>
+        <w:rPr>
+          <w:rFonts w:ascii="微软雅黑" w:hAnsi="微软雅黑" w:eastAsia="微软雅黑" w:cs="微软雅黑"/>
+          <w:b w:val="0"/>
+          <w:color w:val="000000"/>
+          <w:sz w:val="21"/>
+        </w:rPr>
+      </w:pPr>
+      <w:r>
+        <w:rPr>
+          <w:rFonts w:ascii="微软雅黑" w:hAnsi="微软雅黑" w:eastAsia="微软雅黑" w:cs="微软雅黑"/>
+          <w:b w:val="0"/>
+          <w:color w:val="000000"/>
+          <w:sz w:val="21"/>
+        </w:rPr>
+        <w:t>D64=D62*D63</w:t>
+      </w:r>
+    </w:p>
+    <w:p>
+      <w:pPr>
+        <w:numPr>
+          <w:ilvl w:val="0"/>
+          <w:numId w:val="0"/>
+        </w:numPr>
+        <w:spacing w:line="300" w:lineRule="auto"/>
+        <w:jc w:val="left"/>
+        <w:rPr>
+          <w:rFonts w:ascii="微软雅黑" w:hAnsi="微软雅黑" w:eastAsia="微软雅黑" w:cs="微软雅黑"/>
+          <w:b w:val="0"/>
+          <w:color w:val="000000"/>
+          <w:sz w:val="21"/>
+        </w:rPr>
+      </w:pPr>
+      <w:r>
+        <w:rPr>
+          <w:rFonts w:hint="eastAsia" w:ascii="微软雅黑" w:hAnsi="微软雅黑" w:eastAsia="微软雅黑" w:cs="微软雅黑"/>
+          <w:b w:val="0"/>
+          <w:color w:val="auto"/>
+          <w:sz w:val="21"/>
+          <w:lang w:val="en-US" w:eastAsia="zh-CN"/>
+        </w:rPr>
+        <w:t>站台</w:t>
+      </w:r>
+      <w:r>
+        <w:rPr>
+          <w:rFonts w:hint="eastAsia" w:ascii="微软雅黑" w:hAnsi="微软雅黑" w:eastAsia="微软雅黑" w:cs="微软雅黑"/>
+          <w:b w:val="0"/>
+          <w:color w:val="000000"/>
+          <w:sz w:val="21"/>
+        </w:rPr>
+        <w:t>垂直电梯发热量</w:t>
+      </w:r>
+      <w:r>
+        <w:rPr>
+          <w:rFonts w:hint="eastAsia" w:ascii="微软雅黑" w:hAnsi="微软雅黑" w:eastAsia="微软雅黑" w:cs="微软雅黑"/>
+          <w:b w:val="0"/>
+          <w:color w:val="000000"/>
+          <w:sz w:val="21"/>
+          <w:lang w:eastAsia="zh-CN"/>
+        </w:rPr>
+        <w:t>：</w:t>
+      </w:r>
+      <w:r>
+        <w:rPr>
+          <w:rFonts w:ascii="微软雅黑" w:hAnsi="微软雅黑" w:eastAsia="微软雅黑" w:cs="微软雅黑"/>
+          <w:b w:val="0"/>
+          <w:color w:val="000000"/>
+          <w:sz w:val="21"/>
+        </w:rPr>
+        <w:t>E100=D64/2</w:t>
+      </w:r>
+    </w:p>
+    <w:p>
+      <w:pPr>
+        <w:numPr>
+          <w:ilvl w:val="0"/>
+          <w:numId w:val="0"/>
+        </w:numPr>
+        <w:spacing w:line="300" w:lineRule="auto"/>
+        <w:ind w:left="2520" w:leftChars="0"/>
+        <w:jc w:val="left"/>
+        <w:rPr>
+          <w:rFonts w:ascii="微软雅黑" w:hAnsi="微软雅黑" w:eastAsia="微软雅黑" w:cs="微软雅黑"/>
+          <w:b w:val="0"/>
+          <w:color w:val="000000"/>
+          <w:sz w:val="21"/>
+        </w:rPr>
+      </w:pPr>
+      <w:r>
+        <w:rPr>
+          <w:rFonts w:ascii="微软雅黑" w:hAnsi="微软雅黑" w:eastAsia="微软雅黑" w:cs="微软雅黑"/>
+          <w:b w:val="0"/>
+          <w:color w:val="000000"/>
+          <w:sz w:val="21"/>
+        </w:rPr>
+        <w:t>F71=A71*B71*C71*D71*E71/1000</w:t>
+      </w:r>
+    </w:p>
+    <w:p>
+      <w:pPr>
+        <w:numPr>
+          <w:ilvl w:val="0"/>
+          <w:numId w:val="0"/>
+        </w:numPr>
+        <w:spacing w:line="300" w:lineRule="auto"/>
+        <w:jc w:val="left"/>
+        <w:rPr>
+          <w:rFonts w:ascii="微软雅黑" w:hAnsi="微软雅黑" w:eastAsia="微软雅黑" w:cs="微软雅黑"/>
+          <w:b w:val="0"/>
+          <w:color w:val="000000"/>
+          <w:sz w:val="21"/>
+        </w:rPr>
+      </w:pPr>
+      <w:r>
+        <w:rPr>
+          <w:rFonts w:hint="eastAsia" w:ascii="微软雅黑" w:hAnsi="微软雅黑" w:eastAsia="微软雅黑" w:cs="微软雅黑"/>
+          <w:b w:val="0"/>
+          <w:color w:val="auto"/>
+          <w:sz w:val="21"/>
+          <w:lang w:val="en-US" w:eastAsia="zh-CN"/>
+        </w:rPr>
+        <w:t>站台</w:t>
+      </w:r>
+      <w:r>
+        <w:rPr>
+          <w:rFonts w:hint="eastAsia" w:ascii="微软雅黑" w:hAnsi="微软雅黑" w:eastAsia="微软雅黑" w:cs="微软雅黑"/>
+          <w:b w:val="0"/>
+          <w:color w:val="000000"/>
+          <w:sz w:val="21"/>
+        </w:rPr>
+        <w:t>屏蔽门传热量</w:t>
+      </w:r>
+      <w:r>
+        <w:rPr>
+          <w:rFonts w:hint="eastAsia" w:ascii="微软雅黑" w:hAnsi="微软雅黑" w:eastAsia="微软雅黑" w:cs="微软雅黑"/>
+          <w:b w:val="0"/>
+          <w:color w:val="000000"/>
+          <w:sz w:val="21"/>
+          <w:lang w:eastAsia="zh-CN"/>
+        </w:rPr>
+        <w:t>：</w:t>
+      </w:r>
+      <w:r>
+        <w:rPr>
+          <w:rFonts w:ascii="微软雅黑" w:hAnsi="微软雅黑" w:eastAsia="微软雅黑" w:cs="微软雅黑"/>
+          <w:b w:val="0"/>
+          <w:color w:val="000000"/>
+          <w:sz w:val="21"/>
+        </w:rPr>
+        <w:t>E103=F71</w:t>
+      </w:r>
+    </w:p>
+    <w:p>
+      <w:pPr>
+        <w:numPr>
+          <w:ilvl w:val="0"/>
+          <w:numId w:val="0"/>
+        </w:numPr>
+        <w:spacing w:line="300" w:lineRule="auto"/>
+        <w:jc w:val="left"/>
+        <w:rPr>
+          <w:rFonts w:ascii="微软雅黑" w:hAnsi="微软雅黑" w:eastAsia="微软雅黑" w:cs="微软雅黑"/>
+          <w:b w:val="0"/>
+          <w:color w:val="000000"/>
+          <w:sz w:val="21"/>
+        </w:rPr>
+      </w:pPr>
+      <w:r>
+        <w:rPr>
+          <w:rFonts w:hint="eastAsia" w:ascii="微软雅黑" w:hAnsi="微软雅黑" w:eastAsia="微软雅黑" w:cs="微软雅黑"/>
+          <w:b w:val="0"/>
+          <w:color w:val="auto"/>
+          <w:sz w:val="21"/>
+          <w:lang w:val="en-US" w:eastAsia="zh-CN"/>
+        </w:rPr>
+        <w:t>站台</w:t>
+      </w:r>
+      <w:r>
+        <w:rPr>
+          <w:rFonts w:hint="eastAsia" w:ascii="微软雅黑" w:hAnsi="微软雅黑" w:eastAsia="微软雅黑" w:cs="微软雅黑"/>
+          <w:b w:val="0"/>
+          <w:color w:val="000000"/>
+          <w:sz w:val="21"/>
+        </w:rPr>
+        <w:t>屏蔽门渗透负荷</w:t>
+      </w:r>
+      <w:r>
+        <w:rPr>
+          <w:rFonts w:hint="eastAsia" w:ascii="微软雅黑" w:hAnsi="微软雅黑" w:eastAsia="微软雅黑" w:cs="微软雅黑"/>
+          <w:b w:val="0"/>
+          <w:color w:val="000000"/>
+          <w:sz w:val="21"/>
+          <w:lang w:eastAsia="zh-CN"/>
+        </w:rPr>
+        <w:t>：</w:t>
+      </w:r>
+      <w:r>
+        <w:rPr>
+          <w:rFonts w:ascii="微软雅黑" w:hAnsi="微软雅黑" w:eastAsia="微软雅黑" w:cs="微软雅黑"/>
+          <w:b w:val="0"/>
+          <w:color w:val="000000"/>
+          <w:sz w:val="21"/>
+        </w:rPr>
+        <w:t>E104=B75</w:t>
+      </w:r>
+    </w:p>
+    <w:p>
+      <w:pPr>
+        <w:numPr>
+          <w:ilvl w:val="0"/>
+          <w:numId w:val="0"/>
+        </w:numPr>
+        <w:spacing w:line="300" w:lineRule="auto"/>
+        <w:jc w:val="left"/>
+        <w:rPr>
+          <w:rFonts w:ascii="微软雅黑" w:hAnsi="微软雅黑" w:eastAsia="微软雅黑" w:cs="微软雅黑"/>
+          <w:b w:val="0"/>
+          <w:color w:val="000000"/>
+          <w:sz w:val="21"/>
+        </w:rPr>
+      </w:pPr>
+      <w:r>
+        <w:rPr>
+          <w:rFonts w:hint="eastAsia" w:ascii="微软雅黑" w:hAnsi="微软雅黑" w:eastAsia="微软雅黑" w:cs="微软雅黑"/>
+          <w:b w:val="0"/>
+          <w:color w:val="auto"/>
+          <w:sz w:val="21"/>
+          <w:lang w:val="en-US" w:eastAsia="zh-CN"/>
+        </w:rPr>
+        <w:t>站台</w:t>
+      </w:r>
+      <w:r>
+        <w:rPr>
+          <w:rFonts w:hint="eastAsia" w:ascii="微软雅黑" w:hAnsi="微软雅黑" w:eastAsia="微软雅黑" w:cs="微软雅黑"/>
+          <w:b w:val="0"/>
+          <w:color w:val="000000"/>
+          <w:sz w:val="21"/>
+        </w:rPr>
+        <w:t>屏蔽门发热量</w:t>
+      </w:r>
+      <w:r>
+        <w:rPr>
+          <w:rFonts w:hint="eastAsia" w:ascii="微软雅黑" w:hAnsi="微软雅黑" w:eastAsia="微软雅黑" w:cs="微软雅黑"/>
+          <w:b w:val="0"/>
+          <w:color w:val="000000"/>
+          <w:sz w:val="21"/>
+          <w:lang w:eastAsia="zh-CN"/>
+        </w:rPr>
+        <w:t>：</w:t>
+      </w:r>
+      <w:r>
+        <w:rPr>
+          <w:rFonts w:ascii="微软雅黑" w:hAnsi="微软雅黑" w:eastAsia="微软雅黑" w:cs="微软雅黑"/>
+          <w:b w:val="0"/>
+          <w:color w:val="000000"/>
+          <w:sz w:val="21"/>
+        </w:rPr>
+        <w:t>E105=C76</w:t>
+      </w:r>
+    </w:p>
+    <w:p>
+      <w:pPr>
+        <w:numPr>
+          <w:ilvl w:val="0"/>
+          <w:numId w:val="0"/>
+        </w:numPr>
+        <w:spacing w:line="300" w:lineRule="auto"/>
+        <w:jc w:val="left"/>
+        <w:rPr>
+          <w:rFonts w:ascii="微软雅黑" w:hAnsi="微软雅黑" w:eastAsia="微软雅黑" w:cs="微软雅黑"/>
+          <w:b w:val="0"/>
+          <w:color w:val="000000"/>
+          <w:sz w:val="21"/>
+        </w:rPr>
+      </w:pPr>
+      <w:r>
+        <w:rPr>
+          <w:rFonts w:hint="eastAsia" w:ascii="微软雅黑" w:hAnsi="微软雅黑" w:eastAsia="微软雅黑" w:cs="微软雅黑"/>
+          <w:b w:val="0"/>
+          <w:color w:val="000000"/>
+          <w:sz w:val="21"/>
+          <w:lang w:val="en-US" w:eastAsia="zh-CN"/>
+        </w:rPr>
+        <w:t>站台冷负荷合计：</w:t>
+      </w:r>
+      <w:r>
+        <w:rPr>
+          <w:rFonts w:ascii="微软雅黑" w:hAnsi="微软雅黑" w:eastAsia="微软雅黑" w:cs="微软雅黑"/>
+          <w:b w:val="0"/>
+          <w:color w:val="000000"/>
+          <w:sz w:val="21"/>
+        </w:rPr>
+        <w:t>E107=E95+E96+E97+E98+E99+E100+E103+E104+E105+E106</w:t>
+      </w:r>
+    </w:p>
+    <w:p>
+      <w:pPr>
+        <w:numPr>
+          <w:ilvl w:val="0"/>
+          <w:numId w:val="0"/>
+        </w:numPr>
+        <w:spacing w:line="300" w:lineRule="auto"/>
+        <w:jc w:val="left"/>
+        <w:rPr>
+          <w:rFonts w:hint="default" w:ascii="微软雅黑" w:hAnsi="微软雅黑" w:eastAsia="微软雅黑" w:cs="微软雅黑"/>
+          <w:b w:val="0"/>
+          <w:color w:val="000000"/>
+          <w:sz w:val="21"/>
+          <w:lang w:val="en-US" w:eastAsia="zh-CN"/>
+        </w:rPr>
+      </w:pPr>
+      <w:r>
+        <w:rPr>
+          <w:rFonts w:hint="eastAsia" w:ascii="微软雅黑" w:hAnsi="微软雅黑" w:eastAsia="微软雅黑" w:cs="微软雅黑"/>
+          <w:b w:val="0"/>
+          <w:color w:val="000000"/>
+          <w:sz w:val="21"/>
+          <w:lang w:val="en-US" w:eastAsia="zh-CN"/>
+        </w:rPr>
+        <w:t>12、</w:t>
+      </w:r>
+      <w:r>
+        <w:rPr>
+          <w:rFonts w:hint="eastAsia" w:ascii="微软雅黑" w:hAnsi="微软雅黑" w:eastAsia="微软雅黑" w:cs="微软雅黑"/>
+          <w:b w:val="0"/>
+          <w:color w:val="auto"/>
+          <w:sz w:val="21"/>
+          <w:lang w:val="en-US" w:eastAsia="zh-CN"/>
+        </w:rPr>
+        <w:t>计算站台湿负荷合计g/s：</w:t>
+      </w:r>
+    </w:p>
+    <w:p>
+      <w:pPr>
+        <w:numPr>
+          <w:ilvl w:val="0"/>
+          <w:numId w:val="0"/>
+        </w:numPr>
+        <w:spacing w:line="300" w:lineRule="auto"/>
+        <w:jc w:val="center"/>
+        <w:rPr>
+          <w:rFonts w:ascii="微软雅黑" w:hAnsi="微软雅黑" w:eastAsia="微软雅黑" w:cs="微软雅黑"/>
+          <w:b w:val="0"/>
+          <w:color w:val="000000"/>
+          <w:sz w:val="21"/>
+        </w:rPr>
+      </w:pPr>
+      <w:r>
+        <w:rPr>
+          <w:rFonts w:ascii="微软雅黑" w:hAnsi="微软雅黑" w:eastAsia="微软雅黑" w:cs="微软雅黑"/>
+          <w:b w:val="0"/>
+          <w:color w:val="000000"/>
+          <w:sz w:val="21"/>
+        </w:rPr>
+        <w:t>F50=C40*F46/1000</w:t>
+      </w:r>
+    </w:p>
+    <w:p>
+      <w:pPr>
+        <w:numPr>
+          <w:ilvl w:val="0"/>
+          <w:numId w:val="0"/>
+        </w:numPr>
+        <w:spacing w:line="300" w:lineRule="auto"/>
+        <w:jc w:val="left"/>
+        <w:rPr>
+          <w:rFonts w:ascii="微软雅黑" w:hAnsi="微软雅黑" w:eastAsia="微软雅黑" w:cs="微软雅黑"/>
+          <w:b w:val="0"/>
+          <w:color w:val="000000"/>
+          <w:sz w:val="21"/>
+        </w:rPr>
+      </w:pPr>
+      <w:r>
+        <w:rPr>
+          <w:rFonts w:hint="eastAsia" w:ascii="微软雅黑" w:hAnsi="微软雅黑" w:eastAsia="微软雅黑" w:cs="微软雅黑"/>
+          <w:b w:val="0"/>
+          <w:color w:val="auto"/>
+          <w:sz w:val="21"/>
+          <w:lang w:val="en-US" w:eastAsia="zh-CN"/>
+        </w:rPr>
+        <w:t>站台</w:t>
+      </w:r>
+      <w:r>
+        <w:rPr>
+          <w:rFonts w:hint="eastAsia" w:ascii="微软雅黑" w:hAnsi="微软雅黑" w:eastAsia="微软雅黑" w:cs="微软雅黑"/>
+          <w:b w:val="0"/>
+          <w:color w:val="auto"/>
+          <w:sz w:val="21"/>
+        </w:rPr>
+        <w:t>人员散湿负荷</w:t>
+      </w:r>
+      <w:r>
+        <w:rPr>
+          <w:rFonts w:hint="eastAsia" w:ascii="微软雅黑" w:hAnsi="微软雅黑" w:eastAsia="微软雅黑" w:cs="微软雅黑"/>
+          <w:b w:val="0"/>
+          <w:color w:val="auto"/>
+          <w:sz w:val="21"/>
+          <w:lang w:eastAsia="zh-CN"/>
+        </w:rPr>
+        <w:t>：</w:t>
+      </w:r>
+      <w:r>
+        <w:rPr>
+          <w:rFonts w:ascii="微软雅黑" w:hAnsi="微软雅黑" w:eastAsia="微软雅黑" w:cs="微软雅黑"/>
+          <w:b w:val="0"/>
+          <w:color w:val="000000"/>
+          <w:sz w:val="21"/>
+        </w:rPr>
+        <w:t>E108=F50</w:t>
+      </w:r>
+    </w:p>
+    <w:p>
+      <w:pPr>
+        <w:numPr>
+          <w:ilvl w:val="0"/>
+          <w:numId w:val="0"/>
+        </w:numPr>
+        <w:spacing w:line="300" w:lineRule="auto"/>
+        <w:jc w:val="left"/>
+        <w:rPr>
+          <w:rFonts w:ascii="微软雅黑" w:hAnsi="微软雅黑" w:eastAsia="微软雅黑" w:cs="微软雅黑"/>
+          <w:b w:val="0"/>
+          <w:color w:val="000000"/>
+          <w:sz w:val="21"/>
+        </w:rPr>
+      </w:pPr>
+      <w:r>
+        <w:rPr>
+          <w:rFonts w:hint="eastAsia" w:ascii="微软雅黑" w:hAnsi="微软雅黑" w:eastAsia="微软雅黑" w:cs="微软雅黑"/>
+          <w:b w:val="0"/>
+          <w:color w:val="auto"/>
+          <w:sz w:val="21"/>
+          <w:lang w:val="en-US" w:eastAsia="zh-CN"/>
+        </w:rPr>
+        <w:t>站台湿负荷合计g/s：</w:t>
+      </w:r>
+      <w:r>
+        <w:rPr>
+          <w:rFonts w:ascii="微软雅黑" w:hAnsi="微软雅黑" w:eastAsia="微软雅黑" w:cs="微软雅黑"/>
+          <w:b w:val="0"/>
+          <w:color w:val="000000"/>
+          <w:sz w:val="21"/>
+        </w:rPr>
+        <w:t>E112=</w:t>
+      </w:r>
+      <w:r>
+        <w:rPr>
+          <w:rFonts w:hint="eastAsia" w:ascii="微软雅黑" w:hAnsi="微软雅黑" w:eastAsia="微软雅黑" w:cs="微软雅黑"/>
+          <w:b w:val="0"/>
+          <w:color w:val="000000"/>
+          <w:sz w:val="21"/>
+          <w:lang w:val="en-US" w:eastAsia="zh-CN"/>
+        </w:rPr>
+        <w:t>(</w:t>
+      </w:r>
+      <w:r>
+        <w:rPr>
+          <w:rFonts w:ascii="微软雅黑" w:hAnsi="微软雅黑" w:eastAsia="微软雅黑" w:cs="微软雅黑"/>
+          <w:b w:val="0"/>
+          <w:color w:val="000000"/>
+          <w:sz w:val="21"/>
+        </w:rPr>
+        <w:t>E108+E109+E110</w:t>
+      </w:r>
+      <w:r>
+        <w:rPr>
+          <w:rFonts w:hint="eastAsia" w:ascii="微软雅黑" w:hAnsi="微软雅黑" w:eastAsia="微软雅黑" w:cs="微软雅黑"/>
+          <w:b w:val="0"/>
+          <w:color w:val="000000"/>
+          <w:sz w:val="21"/>
+          <w:lang w:val="en-US" w:eastAsia="zh-CN"/>
+        </w:rPr>
+        <w:t>)</w:t>
+      </w:r>
+      <w:r>
+        <w:rPr>
+          <w:rFonts w:ascii="微软雅黑" w:hAnsi="微软雅黑" w:eastAsia="微软雅黑" w:cs="微软雅黑"/>
+          <w:b w:val="0"/>
+          <w:color w:val="000000"/>
+          <w:sz w:val="21"/>
+        </w:rPr>
+        <w:t>*1000/3600</w:t>
+      </w:r>
+    </w:p>
+    <w:p>
+      <w:pPr>
+        <w:numPr>
+          <w:ilvl w:val="0"/>
+          <w:numId w:val="0"/>
+        </w:numPr>
+        <w:spacing w:line="300" w:lineRule="auto"/>
+        <w:jc w:val="left"/>
+        <w:rPr>
+          <w:rFonts w:hint="eastAsia" w:ascii="微软雅黑" w:hAnsi="微软雅黑" w:eastAsia="微软雅黑" w:cs="微软雅黑"/>
+          <w:b w:val="0"/>
+          <w:color w:val="000000"/>
+          <w:sz w:val="21"/>
+          <w:lang w:val="en-US" w:eastAsia="zh-CN"/>
+        </w:rPr>
+      </w:pPr>
+      <w:r>
+        <w:rPr>
+          <w:rFonts w:hint="eastAsia" w:ascii="微软雅黑" w:hAnsi="微软雅黑" w:eastAsia="微软雅黑" w:cs="微软雅黑"/>
+          <w:b w:val="0"/>
+          <w:color w:val="000000"/>
+          <w:sz w:val="21"/>
+          <w:lang w:val="en-US" w:eastAsia="zh-CN"/>
+        </w:rPr>
+        <w:t>13、计算站台热湿比线(kJ/kg)：</w:t>
+      </w:r>
+    </w:p>
+    <w:p>
+      <w:pPr>
+        <w:numPr>
+          <w:ilvl w:val="0"/>
+          <w:numId w:val="0"/>
+        </w:numPr>
+        <w:spacing w:line="300" w:lineRule="auto"/>
+        <w:jc w:val="left"/>
+        <w:rPr>
+          <w:rFonts w:ascii="微软雅黑" w:hAnsi="微软雅黑" w:eastAsia="微软雅黑" w:cs="微软雅黑"/>
+          <w:b w:val="0"/>
+          <w:color w:val="000000"/>
+          <w:sz w:val="21"/>
+        </w:rPr>
+      </w:pPr>
+      <w:r>
+        <w:rPr>
+          <w:rFonts w:hint="eastAsia" w:ascii="微软雅黑" w:hAnsi="微软雅黑" w:eastAsia="微软雅黑" w:cs="微软雅黑"/>
+          <w:b w:val="0"/>
+          <w:color w:val="000000"/>
+          <w:sz w:val="21"/>
+          <w:lang w:val="en-US" w:eastAsia="zh-CN"/>
+        </w:rPr>
+        <w:t>站台热湿比线(kJ/kg)：</w:t>
+      </w:r>
+      <w:r>
+        <w:rPr>
+          <w:rFonts w:ascii="微软雅黑" w:hAnsi="微软雅黑" w:eastAsia="微软雅黑" w:cs="微软雅黑"/>
+          <w:b w:val="0"/>
+          <w:color w:val="000000"/>
+          <w:sz w:val="21"/>
+        </w:rPr>
+        <w:t>E113=E107/E112*1000</w:t>
+      </w:r>
+    </w:p>
+    <w:p>
+      <w:pPr>
+        <w:numPr>
+          <w:ilvl w:val="0"/>
+          <w:numId w:val="0"/>
+        </w:numPr>
+        <w:spacing w:line="300" w:lineRule="auto"/>
+        <w:jc w:val="left"/>
+        <w:rPr>
+          <w:rFonts w:hint="default" w:ascii="微软雅黑" w:hAnsi="微软雅黑" w:eastAsia="微软雅黑" w:cs="微软雅黑"/>
+          <w:b w:val="0"/>
+          <w:color w:val="000000"/>
+          <w:sz w:val="21"/>
+          <w:lang w:val="en-US" w:eastAsia="zh-CN"/>
+        </w:rPr>
+      </w:pPr>
+      <w:r>
+        <w:rPr>
+          <w:rFonts w:hint="eastAsia" w:ascii="微软雅黑" w:hAnsi="微软雅黑" w:eastAsia="微软雅黑" w:cs="微软雅黑"/>
+          <w:b w:val="0"/>
+          <w:color w:val="000000"/>
+          <w:sz w:val="21"/>
+          <w:lang w:val="en-US" w:eastAsia="zh-CN"/>
+        </w:rPr>
+        <w:t>14、计算站台室内空气焓值kJ/kg：</w:t>
+      </w:r>
+    </w:p>
+    <w:p>
+      <w:pPr>
+        <w:numPr>
+          <w:ilvl w:val="0"/>
+          <w:numId w:val="0"/>
+        </w:numPr>
+        <w:spacing w:line="300" w:lineRule="auto"/>
+        <w:jc w:val="center"/>
+        <w:rPr>
+          <w:rFonts w:ascii="微软雅黑" w:hAnsi="微软雅黑" w:eastAsia="微软雅黑" w:cs="微软雅黑"/>
+          <w:b w:val="0"/>
+          <w:color w:val="000000"/>
+          <w:sz w:val="21"/>
+        </w:rPr>
+      </w:pPr>
+      <w:r>
+        <w:rPr>
+          <w:rFonts w:ascii="微软雅黑" w:hAnsi="微软雅黑" w:eastAsia="微软雅黑" w:cs="微软雅黑"/>
+          <w:b w:val="0"/>
+          <w:color w:val="000000"/>
+          <w:sz w:val="21"/>
+        </w:rPr>
+        <w:t>D121=(A121*1000-E118*E113-1.01*F6*1000)/((2500+1.84*F6)-E113)</w:t>
+      </w:r>
+    </w:p>
+    <w:p>
+      <w:pPr>
+        <w:numPr>
+          <w:ilvl w:val="0"/>
+          <w:numId w:val="0"/>
+        </w:numPr>
+        <w:spacing w:line="300" w:lineRule="auto"/>
+        <w:jc w:val="left"/>
+        <w:rPr>
+          <w:rFonts w:ascii="微软雅黑" w:hAnsi="微软雅黑" w:eastAsia="微软雅黑" w:cs="微软雅黑"/>
+          <w:b w:val="0"/>
+          <w:color w:val="000000"/>
+          <w:sz w:val="21"/>
+        </w:rPr>
+      </w:pPr>
+      <w:r>
+        <w:rPr>
+          <w:rFonts w:hint="eastAsia" w:ascii="微软雅黑" w:hAnsi="微软雅黑" w:eastAsia="微软雅黑" w:cs="微软雅黑"/>
+          <w:b w:val="0"/>
+          <w:color w:val="000000"/>
+          <w:sz w:val="21"/>
+          <w:lang w:val="en-US" w:eastAsia="zh-CN"/>
+        </w:rPr>
+        <w:t>站台室内空气焓值kJ/kg：</w:t>
+      </w:r>
+      <w:r>
+        <w:rPr>
+          <w:rFonts w:ascii="微软雅黑" w:hAnsi="微软雅黑" w:eastAsia="微软雅黑" w:cs="微软雅黑"/>
+          <w:b w:val="0"/>
+          <w:color w:val="000000"/>
+          <w:sz w:val="21"/>
+        </w:rPr>
+        <w:t>E121=1.01*F6+(2500+1.84*F6)*D121/1000+0.4</w:t>
+      </w:r>
+    </w:p>
+    <w:p>
+      <w:pPr>
+        <w:numPr>
+          <w:ilvl w:val="0"/>
+          <w:numId w:val="0"/>
+        </w:numPr>
+        <w:spacing w:line="300" w:lineRule="auto"/>
+        <w:jc w:val="left"/>
+        <w:rPr>
+          <w:rFonts w:ascii="微软雅黑" w:hAnsi="微软雅黑" w:eastAsia="微软雅黑" w:cs="微软雅黑"/>
+          <w:b w:val="0"/>
+          <w:color w:val="000000"/>
+          <w:sz w:val="21"/>
+        </w:rPr>
+      </w:pPr>
+      <w:r>
+        <w:rPr>
+          <w:rFonts w:hint="eastAsia" w:ascii="微软雅黑" w:hAnsi="微软雅黑" w:eastAsia="微软雅黑" w:cs="微软雅黑"/>
+          <w:b w:val="0"/>
+          <w:color w:val="000000"/>
+          <w:sz w:val="21"/>
+          <w:lang w:val="en-US" w:eastAsia="zh-CN"/>
+        </w:rPr>
+        <w:t>15、计算站台送风量m3/h：</w:t>
+      </w:r>
+      <w:r>
+        <w:rPr>
+          <w:rFonts w:ascii="微软雅黑" w:hAnsi="微软雅黑" w:eastAsia="微软雅黑" w:cs="微软雅黑"/>
+          <w:b w:val="0"/>
+          <w:color w:val="000000"/>
+          <w:sz w:val="21"/>
+        </w:rPr>
+        <w:t>B125=E107/1.15/(E121-A121)*3600</w:t>
+      </w:r>
+    </w:p>
+    <w:p>
+      <w:pPr>
+        <w:numPr>
+          <w:ilvl w:val="0"/>
+          <w:numId w:val="0"/>
+        </w:numPr>
+        <w:spacing w:line="300" w:lineRule="auto"/>
+        <w:jc w:val="left"/>
+        <w:rPr>
+          <w:rFonts w:ascii="微软雅黑" w:hAnsi="微软雅黑" w:eastAsia="微软雅黑" w:cs="微软雅黑"/>
+          <w:b w:val="0"/>
+          <w:color w:val="000000"/>
+          <w:sz w:val="21"/>
+        </w:rPr>
+      </w:pPr>
+      <w:r>
+        <w:rPr>
+          <w:rFonts w:hint="eastAsia" w:ascii="微软雅黑" w:hAnsi="微软雅黑" w:eastAsia="微软雅黑" w:cs="微软雅黑"/>
+          <w:b w:val="0"/>
+          <w:color w:val="000000"/>
+          <w:sz w:val="21"/>
+          <w:lang w:val="en-US" w:eastAsia="zh-CN"/>
+        </w:rPr>
+        <w:t>16、计算总送风量m3/h：</w:t>
+      </w:r>
+      <w:r>
+        <w:rPr>
+          <w:rFonts w:ascii="微软雅黑" w:hAnsi="微软雅黑" w:eastAsia="微软雅黑" w:cs="微软雅黑"/>
+          <w:b w:val="0"/>
+          <w:color w:val="000000"/>
+          <w:sz w:val="21"/>
+        </w:rPr>
+        <w:t>C125=A125+B125</w:t>
+      </w:r>
+    </w:p>
+    <w:p>
+      <w:pPr>
+        <w:rPr>
+          <w:rFonts w:hint="default" w:ascii="微软雅黑" w:hAnsi="微软雅黑" w:eastAsia="微软雅黑" w:cs="微软雅黑"/>
+          <w:b/>
+          <w:color w:val="000000"/>
+          <w:sz w:val="30"/>
+          <w:lang w:val="en-US" w:eastAsia="zh-CN"/>
+        </w:rPr>
+      </w:pPr>
+      <w:r>
+        <w:rPr>
+          <w:rFonts w:hint="eastAsia" w:ascii="微软雅黑" w:hAnsi="微软雅黑" w:eastAsia="微软雅黑" w:cs="微软雅黑"/>
+          <w:b/>
+          <w:color w:val="000000"/>
+          <w:sz w:val="30"/>
+          <w:lang w:val="en-US" w:eastAsia="zh-CN"/>
+        </w:rPr>
+        <w:t>三、进行回风量的中间参数计算如下：</w:t>
+      </w:r>
+    </w:p>
+    <w:p>
+      <w:pPr>
+        <w:numPr>
+          <w:ilvl w:val="0"/>
+          <w:numId w:val="0"/>
+        </w:numPr>
+        <w:spacing w:line="300" w:lineRule="auto"/>
+        <w:jc w:val="left"/>
+        <w:rPr>
+          <w:rFonts w:hint="default" w:ascii="微软雅黑" w:hAnsi="微软雅黑" w:eastAsia="微软雅黑" w:cs="微软雅黑"/>
+          <w:b w:val="0"/>
+          <w:color w:val="000000"/>
+          <w:sz w:val="21"/>
+          <w:lang w:val="en-US" w:eastAsia="zh-CN"/>
+        </w:rPr>
+      </w:pPr>
+      <w:r>
+        <w:rPr>
+          <w:rFonts w:hint="eastAsia" w:ascii="微软雅黑" w:hAnsi="微软雅黑" w:eastAsia="微软雅黑" w:cs="微软雅黑"/>
+          <w:b w:val="0"/>
+          <w:color w:val="000000"/>
+          <w:sz w:val="21"/>
+          <w:lang w:val="en-US" w:eastAsia="zh-CN"/>
+        </w:rPr>
+        <w:t>1、计算新风量m3/h：</w:t>
+      </w:r>
+    </w:p>
+    <w:p>
+      <w:pPr>
+        <w:numPr>
+          <w:ilvl w:val="0"/>
+          <w:numId w:val="0"/>
+        </w:numPr>
+        <w:spacing w:line="300" w:lineRule="auto"/>
+        <w:jc w:val="left"/>
+        <w:rPr>
+          <w:rFonts w:ascii="微软雅黑" w:hAnsi="微软雅黑" w:eastAsia="微软雅黑" w:cs="微软雅黑"/>
+          <w:b w:val="0"/>
+          <w:color w:val="000000"/>
+          <w:sz w:val="21"/>
+        </w:rPr>
+      </w:pPr>
+      <w:r>
+        <w:rPr>
+          <w:rFonts w:hint="eastAsia" w:ascii="微软雅黑" w:hAnsi="微软雅黑" w:eastAsia="微软雅黑" w:cs="微软雅黑"/>
+          <w:b w:val="0"/>
+          <w:color w:val="000000"/>
+          <w:sz w:val="21"/>
+        </w:rPr>
+        <w:t>公共区人数</w:t>
+      </w:r>
+      <w:r>
+        <w:rPr>
+          <w:rFonts w:hint="eastAsia" w:ascii="微软雅黑" w:hAnsi="微软雅黑" w:eastAsia="微软雅黑" w:cs="微软雅黑"/>
+          <w:b w:val="0"/>
+          <w:color w:val="000000"/>
+          <w:sz w:val="21"/>
+          <w:lang w:val="en-US" w:eastAsia="zh-CN"/>
+        </w:rPr>
+        <w:t>P：</w:t>
+      </w:r>
+      <w:r>
+        <w:rPr>
+          <w:rFonts w:ascii="微软雅黑" w:hAnsi="微软雅黑" w:eastAsia="微软雅黑" w:cs="微软雅黑"/>
+          <w:b w:val="0"/>
+          <w:color w:val="000000"/>
+          <w:sz w:val="21"/>
+        </w:rPr>
+        <w:t>A132=C39+C40</w:t>
+      </w:r>
+    </w:p>
+    <w:p>
+      <w:pPr>
+        <w:numPr>
+          <w:ilvl w:val="0"/>
+          <w:numId w:val="0"/>
+        </w:numPr>
+        <w:spacing w:line="300" w:lineRule="auto"/>
+        <w:jc w:val="left"/>
+        <w:rPr>
+          <w:rFonts w:ascii="微软雅黑" w:hAnsi="微软雅黑" w:eastAsia="微软雅黑" w:cs="微软雅黑"/>
+          <w:b w:val="0"/>
+          <w:color w:val="000000"/>
+          <w:sz w:val="21"/>
+        </w:rPr>
+      </w:pPr>
+      <w:r>
+        <w:rPr>
+          <w:rFonts w:hint="eastAsia" w:ascii="微软雅黑" w:hAnsi="微软雅黑" w:eastAsia="微软雅黑" w:cs="微软雅黑"/>
+          <w:b w:val="0"/>
+          <w:color w:val="000000"/>
+          <w:sz w:val="21"/>
+          <w:lang w:val="en-US" w:eastAsia="zh-CN"/>
+        </w:rPr>
+        <w:t>实际新风量m3/h：</w:t>
+      </w:r>
+      <w:r>
+        <w:rPr>
+          <w:rFonts w:ascii="微软雅黑" w:hAnsi="微软雅黑" w:eastAsia="微软雅黑" w:cs="微软雅黑"/>
+          <w:b w:val="0"/>
+          <w:color w:val="000000"/>
+          <w:sz w:val="21"/>
+        </w:rPr>
+        <w:t>A136=MAX(</w:t>
+      </w:r>
+      <w:r>
+        <w:rPr>
+          <w:rFonts w:hint="eastAsia" w:ascii="微软雅黑" w:hAnsi="微软雅黑" w:eastAsia="微软雅黑" w:cs="微软雅黑"/>
+          <w:b w:val="0"/>
+          <w:color w:val="000000"/>
+          <w:sz w:val="21"/>
+          <w:lang w:val="en-US" w:eastAsia="zh-CN"/>
+        </w:rPr>
+        <w:t>A</w:t>
+      </w:r>
+      <w:r>
+        <w:rPr>
+          <w:rFonts w:ascii="微软雅黑" w:hAnsi="微软雅黑" w:eastAsia="微软雅黑" w:cs="微软雅黑"/>
+          <w:b w:val="0"/>
+          <w:color w:val="000000"/>
+          <w:sz w:val="21"/>
+        </w:rPr>
+        <w:t>132*</w:t>
+      </w:r>
+      <w:r>
+        <w:rPr>
+          <w:rFonts w:hint="eastAsia" w:ascii="微软雅黑" w:hAnsi="微软雅黑" w:eastAsia="微软雅黑" w:cs="微软雅黑"/>
+          <w:b w:val="0"/>
+          <w:color w:val="000000"/>
+          <w:sz w:val="21"/>
+          <w:lang w:val="en-US" w:eastAsia="zh-CN"/>
+        </w:rPr>
+        <w:t>B</w:t>
+      </w:r>
+      <w:r>
+        <w:rPr>
+          <w:rFonts w:ascii="微软雅黑" w:hAnsi="微软雅黑" w:eastAsia="微软雅黑" w:cs="微软雅黑"/>
+          <w:b w:val="0"/>
+          <w:color w:val="000000"/>
+          <w:sz w:val="21"/>
+        </w:rPr>
+        <w:t>132,C125*0.1)</w:t>
+      </w:r>
+    </w:p>
+    <w:p>
+      <w:pPr>
+        <w:numPr>
+          <w:ilvl w:val="0"/>
+          <w:numId w:val="0"/>
+        </w:numPr>
+        <w:spacing w:line="300" w:lineRule="auto"/>
+        <w:jc w:val="left"/>
+        <w:rPr>
+          <w:rFonts w:ascii="微软雅黑" w:hAnsi="微软雅黑" w:eastAsia="微软雅黑" w:cs="微软雅黑"/>
+          <w:b w:val="0"/>
+          <w:color w:val="000000"/>
+          <w:sz w:val="21"/>
+        </w:rPr>
+      </w:pPr>
+      <w:r>
+        <w:rPr>
+          <w:rFonts w:hint="eastAsia" w:ascii="微软雅黑" w:hAnsi="微软雅黑" w:eastAsia="微软雅黑" w:cs="微软雅黑"/>
+          <w:b w:val="0"/>
+          <w:color w:val="000000"/>
+          <w:sz w:val="21"/>
+        </w:rPr>
+        <w:t>实际新风量比例</w:t>
+      </w:r>
+      <w:r>
+        <w:rPr>
+          <w:rFonts w:hint="eastAsia" w:ascii="微软雅黑" w:hAnsi="微软雅黑" w:eastAsia="微软雅黑" w:cs="微软雅黑"/>
+          <w:b w:val="0"/>
+          <w:color w:val="000000"/>
+          <w:sz w:val="21"/>
+          <w:lang w:eastAsia="zh-CN"/>
+        </w:rPr>
+        <w:t>：</w:t>
+      </w:r>
+      <w:r>
+        <w:rPr>
+          <w:rFonts w:ascii="微软雅黑" w:hAnsi="微软雅黑" w:eastAsia="微软雅黑" w:cs="微软雅黑"/>
+          <w:b w:val="0"/>
+          <w:color w:val="000000"/>
+          <w:sz w:val="21"/>
+        </w:rPr>
+        <w:t>B136=A136/C125</w:t>
+      </w:r>
+    </w:p>
+    <w:p>
+      <w:pPr>
+        <w:numPr>
+          <w:ilvl w:val="0"/>
+          <w:numId w:val="0"/>
+        </w:numPr>
+        <w:spacing w:line="300" w:lineRule="auto"/>
+        <w:jc w:val="left"/>
+        <w:rPr>
+          <w:rFonts w:hint="default" w:ascii="微软雅黑" w:hAnsi="微软雅黑" w:eastAsia="微软雅黑" w:cs="微软雅黑"/>
+          <w:b w:val="0"/>
+          <w:color w:val="000000"/>
+          <w:sz w:val="21"/>
+          <w:lang w:val="en-US" w:eastAsia="zh-CN"/>
+        </w:rPr>
+      </w:pPr>
+      <w:r>
+        <w:rPr>
+          <w:rFonts w:hint="eastAsia" w:ascii="微软雅黑" w:hAnsi="微软雅黑" w:eastAsia="微软雅黑" w:cs="微软雅黑"/>
+          <w:b w:val="0"/>
+          <w:color w:val="000000"/>
+          <w:sz w:val="21"/>
+          <w:lang w:val="en-US" w:eastAsia="zh-CN"/>
+        </w:rPr>
+        <w:t>2、计算总回风量m3/h：</w:t>
+      </w:r>
+    </w:p>
+    <w:p>
+      <w:pPr>
+        <w:numPr>
+          <w:ilvl w:val="0"/>
+          <w:numId w:val="0"/>
+        </w:numPr>
+        <w:spacing w:line="300" w:lineRule="auto"/>
+        <w:jc w:val="left"/>
+        <w:rPr>
+          <w:rFonts w:ascii="微软雅黑" w:hAnsi="微软雅黑" w:eastAsia="微软雅黑" w:cs="微软雅黑"/>
+          <w:b w:val="0"/>
+          <w:color w:val="000000"/>
+          <w:sz w:val="21"/>
+        </w:rPr>
+      </w:pPr>
+      <w:r>
+        <w:rPr>
+          <w:rFonts w:hint="eastAsia" w:ascii="微软雅黑" w:hAnsi="微软雅黑" w:eastAsia="微软雅黑" w:cs="微软雅黑"/>
+          <w:b w:val="0"/>
+          <w:color w:val="000000"/>
+          <w:sz w:val="21"/>
+          <w:lang w:val="en-US" w:eastAsia="zh-CN"/>
+        </w:rPr>
+        <w:t>站厅回风量m3/h：</w:t>
+      </w:r>
+      <w:r>
+        <w:rPr>
+          <w:rFonts w:ascii="微软雅黑" w:hAnsi="微软雅黑" w:eastAsia="微软雅黑" w:cs="微软雅黑"/>
+          <w:b w:val="0"/>
+          <w:color w:val="000000"/>
+          <w:sz w:val="21"/>
+        </w:rPr>
+        <w:t>C136=A125*(1-B136)</w:t>
+      </w:r>
+    </w:p>
+    <w:p>
+      <w:pPr>
+        <w:numPr>
+          <w:ilvl w:val="0"/>
+          <w:numId w:val="0"/>
+        </w:numPr>
+        <w:spacing w:line="300" w:lineRule="auto"/>
+        <w:jc w:val="left"/>
+        <w:rPr>
+          <w:rFonts w:ascii="微软雅黑" w:hAnsi="微软雅黑" w:eastAsia="微软雅黑" w:cs="微软雅黑"/>
+          <w:b w:val="0"/>
+          <w:color w:val="000000"/>
+          <w:sz w:val="21"/>
+        </w:rPr>
+      </w:pPr>
+      <w:r>
+        <w:rPr>
+          <w:rFonts w:hint="eastAsia" w:ascii="微软雅黑" w:hAnsi="微软雅黑" w:eastAsia="微软雅黑" w:cs="微软雅黑"/>
+          <w:b w:val="0"/>
+          <w:color w:val="000000"/>
+          <w:sz w:val="21"/>
+          <w:lang w:val="en-US" w:eastAsia="zh-CN"/>
+        </w:rPr>
+        <w:t>站台回风量m3/h：</w:t>
+      </w:r>
+      <w:r>
+        <w:rPr>
+          <w:rFonts w:ascii="微软雅黑" w:hAnsi="微软雅黑" w:eastAsia="微软雅黑" w:cs="微软雅黑"/>
+          <w:b w:val="0"/>
+          <w:color w:val="000000"/>
+          <w:sz w:val="21"/>
+        </w:rPr>
+        <w:t>D136=B125*(1-B136)</w:t>
+      </w:r>
+    </w:p>
+    <w:p>
+      <w:pPr>
+        <w:numPr>
+          <w:ilvl w:val="0"/>
+          <w:numId w:val="0"/>
+        </w:numPr>
+        <w:spacing w:line="300" w:lineRule="auto"/>
+        <w:jc w:val="left"/>
+        <w:rPr>
+          <w:rFonts w:ascii="微软雅黑" w:hAnsi="微软雅黑" w:eastAsia="微软雅黑" w:cs="微软雅黑"/>
+          <w:b w:val="0"/>
+          <w:color w:val="000000"/>
+          <w:sz w:val="21"/>
+        </w:rPr>
+      </w:pPr>
+      <w:r>
+        <w:rPr>
+          <w:rFonts w:hint="eastAsia" w:ascii="微软雅黑" w:hAnsi="微软雅黑" w:eastAsia="微软雅黑" w:cs="微软雅黑"/>
+          <w:b w:val="0"/>
+          <w:color w:val="000000"/>
+          <w:sz w:val="21"/>
+          <w:lang w:val="en-US" w:eastAsia="zh-CN"/>
+        </w:rPr>
+        <w:t>总回风量m3/h：</w:t>
+      </w:r>
+      <w:r>
+        <w:rPr>
+          <w:rFonts w:ascii="微软雅黑" w:hAnsi="微软雅黑" w:eastAsia="微软雅黑" w:cs="微软雅黑"/>
+          <w:b w:val="0"/>
+          <w:color w:val="000000"/>
+          <w:sz w:val="21"/>
+        </w:rPr>
+        <w:t>E136=C136+D136</w:t>
+      </w:r>
+    </w:p>
+    <w:p>
+      <w:pPr>
+        <w:numPr>
+          <w:ilvl w:val="0"/>
+          <w:numId w:val="0"/>
+        </w:numPr>
+        <w:spacing w:line="300" w:lineRule="auto"/>
+        <w:jc w:val="left"/>
+        <w:rPr>
+          <w:rFonts w:hint="eastAsia" w:ascii="微软雅黑" w:hAnsi="微软雅黑" w:eastAsia="微软雅黑" w:cs="微软雅黑"/>
+          <w:b/>
+          <w:color w:val="000000"/>
+          <w:sz w:val="30"/>
+          <w:lang w:val="en-US" w:eastAsia="zh-CN"/>
+        </w:rPr>
+      </w:pPr>
+      <w:r>
+        <w:rPr>
+          <w:rFonts w:hint="eastAsia" w:ascii="微软雅黑" w:hAnsi="微软雅黑" w:eastAsia="微软雅黑" w:cs="微软雅黑"/>
+          <w:b/>
+          <w:color w:val="000000"/>
+          <w:sz w:val="30"/>
+          <w:lang w:val="en-US" w:eastAsia="zh-CN"/>
+        </w:rPr>
+        <w:t>四、进行制冷量的中间参数计算如下：</w:t>
+      </w:r>
+    </w:p>
+    <w:p>
+      <w:pPr>
+        <w:numPr>
+          <w:ilvl w:val="0"/>
+          <w:numId w:val="0"/>
+        </w:numPr>
+        <w:spacing w:line="300" w:lineRule="auto"/>
+        <w:jc w:val="left"/>
+        <w:rPr>
+          <w:rFonts w:ascii="微软雅黑" w:hAnsi="微软雅黑" w:eastAsia="微软雅黑" w:cs="微软雅黑"/>
+          <w:b w:val="0"/>
+          <w:color w:val="000000"/>
+          <w:sz w:val="21"/>
+        </w:rPr>
+      </w:pPr>
+      <w:r>
+        <w:rPr>
+          <w:rFonts w:hint="eastAsia" w:ascii="微软雅黑" w:hAnsi="微软雅黑" w:eastAsia="微软雅黑" w:cs="微软雅黑"/>
+          <w:b w:val="0"/>
+          <w:color w:val="000000"/>
+          <w:sz w:val="21"/>
+          <w:lang w:val="en-US" w:eastAsia="zh-CN"/>
+        </w:rPr>
+        <w:t>1、计算回风混合点空气焓值kJ/kg：</w:t>
+      </w:r>
+      <w:r>
+        <w:rPr>
+          <w:rFonts w:ascii="微软雅黑" w:hAnsi="微软雅黑" w:eastAsia="微软雅黑" w:cs="微软雅黑"/>
+          <w:b w:val="0"/>
+          <w:color w:val="000000"/>
+          <w:sz w:val="21"/>
+        </w:rPr>
+        <w:t>C145=(C121*C136+E121*D136)/E136</w:t>
+      </w:r>
+    </w:p>
+    <w:p>
+      <w:pPr>
+        <w:numPr>
+          <w:ilvl w:val="0"/>
+          <w:numId w:val="0"/>
+        </w:numPr>
+        <w:spacing w:line="300" w:lineRule="auto"/>
+        <w:jc w:val="left"/>
+        <w:rPr>
+          <w:rFonts w:ascii="微软雅黑" w:hAnsi="微软雅黑" w:eastAsia="微软雅黑" w:cs="微软雅黑"/>
+          <w:b w:val="0"/>
+          <w:color w:val="000000"/>
+          <w:sz w:val="21"/>
+        </w:rPr>
+      </w:pPr>
+      <w:r>
+        <w:rPr>
+          <w:rFonts w:hint="eastAsia" w:ascii="微软雅黑" w:hAnsi="微软雅黑" w:eastAsia="微软雅黑" w:cs="微软雅黑"/>
+          <w:b w:val="0"/>
+          <w:color w:val="000000"/>
+          <w:sz w:val="21"/>
+          <w:lang w:val="en-US" w:eastAsia="zh-CN"/>
+        </w:rPr>
+        <w:t>2、计算新风点空气焓值kJ/kg：</w:t>
+      </w:r>
+    </w:p>
+    <w:p>
+      <w:pPr>
+        <w:numPr>
+          <w:ilvl w:val="0"/>
+          <w:numId w:val="0"/>
+        </w:numPr>
+        <w:spacing w:line="300" w:lineRule="auto"/>
+        <w:ind w:left="2520" w:leftChars="0"/>
+        <w:jc w:val="left"/>
+        <w:rPr>
+          <w:rFonts w:ascii="微软雅黑" w:hAnsi="微软雅黑" w:eastAsia="微软雅黑" w:cs="微软雅黑"/>
+          <w:b w:val="0"/>
+          <w:color w:val="000000"/>
+          <w:sz w:val="21"/>
+        </w:rPr>
+      </w:pPr>
+      <w:r>
+        <w:rPr>
+          <w:rFonts w:ascii="微软雅黑" w:hAnsi="微软雅黑" w:eastAsia="微软雅黑" w:cs="微软雅黑"/>
+          <w:b w:val="0"/>
+          <w:color w:val="000000"/>
+          <w:sz w:val="21"/>
+        </w:rPr>
+        <w:t>D149=-0.0000000004171*C5^7+0.00000004843*C5^6-0.000002133*C5^5+0.00005009*C5^4-0.0004032*C5^3+0.01264*C5^2+0.265*C5+3.787</w:t>
+      </w:r>
+    </w:p>
+    <w:p>
+      <w:pPr>
+        <w:numPr>
+          <w:ilvl w:val="0"/>
+          <w:numId w:val="0"/>
+        </w:numPr>
+        <w:spacing w:line="300" w:lineRule="auto"/>
+        <w:jc w:val="left"/>
+        <w:rPr>
+          <w:rFonts w:ascii="微软雅黑" w:hAnsi="微软雅黑" w:eastAsia="微软雅黑" w:cs="微软雅黑"/>
+          <w:b w:val="0"/>
+          <w:color w:val="000000"/>
+          <w:sz w:val="21"/>
+        </w:rPr>
+      </w:pPr>
+      <w:r>
+        <w:rPr>
+          <w:rFonts w:hint="eastAsia" w:ascii="微软雅黑" w:hAnsi="微软雅黑" w:eastAsia="微软雅黑" w:cs="微软雅黑"/>
+          <w:b w:val="0"/>
+          <w:color w:val="000000"/>
+          <w:sz w:val="21"/>
+          <w:lang w:val="en-US" w:eastAsia="zh-CN"/>
+        </w:rPr>
+        <w:t>新风点空气焓值kJ/kg：</w:t>
+      </w:r>
+      <w:r>
+        <w:rPr>
+          <w:rFonts w:ascii="微软雅黑" w:hAnsi="微软雅黑" w:eastAsia="微软雅黑" w:cs="微软雅黑"/>
+          <w:b w:val="0"/>
+          <w:color w:val="000000"/>
+          <w:sz w:val="21"/>
+        </w:rPr>
+        <w:t>C149=1.01*C5+(2500+1.84*C5)*D149/1000+0.4</w:t>
+      </w:r>
+    </w:p>
+    <w:p>
+      <w:pPr>
+        <w:numPr>
+          <w:ilvl w:val="0"/>
+          <w:numId w:val="0"/>
+        </w:numPr>
+        <w:spacing w:line="300" w:lineRule="auto"/>
+        <w:jc w:val="left"/>
+        <w:rPr>
+          <w:rFonts w:ascii="微软雅黑" w:hAnsi="微软雅黑" w:eastAsia="微软雅黑" w:cs="微软雅黑"/>
+          <w:b w:val="0"/>
+          <w:color w:val="000000"/>
+          <w:sz w:val="21"/>
+        </w:rPr>
+      </w:pPr>
+      <w:r>
+        <w:rPr>
+          <w:rFonts w:hint="eastAsia" w:ascii="微软雅黑" w:hAnsi="微软雅黑" w:eastAsia="微软雅黑" w:cs="微软雅黑"/>
+          <w:b w:val="0"/>
+          <w:color w:val="000000"/>
+          <w:sz w:val="21"/>
+          <w:lang w:val="en-US" w:eastAsia="zh-CN"/>
+        </w:rPr>
+        <w:t>3、计算新回风混合点空气焓值kJ/kg：</w:t>
+      </w:r>
+      <w:r>
+        <w:rPr>
+          <w:rFonts w:ascii="微软雅黑" w:hAnsi="微软雅黑" w:eastAsia="微软雅黑" w:cs="微软雅黑"/>
+          <w:b w:val="0"/>
+          <w:color w:val="000000"/>
+          <w:sz w:val="21"/>
+        </w:rPr>
+        <w:t>C146=(C145*E136+C149*A136)/C125</w:t>
+      </w:r>
+    </w:p>
+    <w:p>
+      <w:pPr>
+        <w:numPr>
+          <w:ilvl w:val="0"/>
+          <w:numId w:val="0"/>
+        </w:numPr>
+        <w:spacing w:line="300" w:lineRule="auto"/>
+        <w:jc w:val="left"/>
+        <w:rPr>
+          <w:rFonts w:ascii="微软雅黑" w:hAnsi="微软雅黑" w:eastAsia="微软雅黑" w:cs="微软雅黑"/>
+          <w:b w:val="0"/>
+          <w:color w:val="000000"/>
+          <w:sz w:val="21"/>
+        </w:rPr>
+      </w:pPr>
+      <w:r>
+        <w:rPr>
+          <w:rFonts w:hint="eastAsia" w:ascii="微软雅黑" w:hAnsi="微软雅黑" w:eastAsia="微软雅黑" w:cs="微软雅黑"/>
+          <w:b w:val="0"/>
+          <w:color w:val="000000"/>
+          <w:sz w:val="21"/>
+          <w:lang w:val="en-US" w:eastAsia="zh-CN"/>
+        </w:rPr>
+        <w:t>4、计算露点空气焓值kJ/kg：</w:t>
+      </w:r>
+      <w:r>
+        <w:rPr>
+          <w:rFonts w:ascii="微软雅黑" w:hAnsi="微软雅黑" w:eastAsia="微软雅黑" w:cs="微软雅黑"/>
+          <w:b w:val="0"/>
+          <w:color w:val="000000"/>
+          <w:sz w:val="21"/>
+        </w:rPr>
+        <w:t>C143=1.01*B118+(2500+1.84*B118)*E118/1000+0.4</w:t>
+      </w:r>
+    </w:p>
+    <w:p>
+      <w:pPr>
+        <w:numPr>
+          <w:ilvl w:val="0"/>
+          <w:numId w:val="0"/>
+        </w:numPr>
+        <w:spacing w:line="300" w:lineRule="auto"/>
+        <w:jc w:val="left"/>
+        <w:rPr>
+          <w:rFonts w:ascii="微软雅黑" w:hAnsi="微软雅黑" w:eastAsia="微软雅黑" w:cs="微软雅黑"/>
+          <w:b w:val="0"/>
+          <w:color w:val="000000"/>
+          <w:sz w:val="21"/>
+        </w:rPr>
+      </w:pPr>
+      <w:r>
+        <w:rPr>
+          <w:rFonts w:hint="eastAsia" w:ascii="微软雅黑" w:hAnsi="微软雅黑" w:eastAsia="微软雅黑" w:cs="微软雅黑"/>
+          <w:b w:val="0"/>
+          <w:color w:val="000000"/>
+          <w:sz w:val="21"/>
+          <w:lang w:val="en-US" w:eastAsia="zh-CN"/>
+        </w:rPr>
+        <w:t>5、计算总制冷量KW：E159</w:t>
+      </w:r>
+      <w:r>
+        <w:rPr>
+          <w:rFonts w:ascii="微软雅黑" w:hAnsi="微软雅黑" w:eastAsia="微软雅黑" w:cs="微软雅黑"/>
+          <w:b w:val="0"/>
+          <w:color w:val="000000"/>
+          <w:sz w:val="21"/>
+        </w:rPr>
+        <w:t>=C125*1.15*(C1</w:t>
+      </w:r>
+      <w:r>
+        <w:rPr>
+          <w:rFonts w:hint="eastAsia" w:ascii="微软雅黑" w:hAnsi="微软雅黑" w:eastAsia="微软雅黑" w:cs="微软雅黑"/>
+          <w:b w:val="0"/>
+          <w:color w:val="000000"/>
+          <w:sz w:val="21"/>
+          <w:lang w:val="en-US" w:eastAsia="zh-CN"/>
+        </w:rPr>
+        <w:t>46</w:t>
+      </w:r>
+      <w:r>
+        <w:rPr>
+          <w:rFonts w:ascii="微软雅黑" w:hAnsi="微软雅黑" w:eastAsia="微软雅黑" w:cs="微软雅黑"/>
+          <w:b w:val="0"/>
+          <w:color w:val="000000"/>
+          <w:sz w:val="21"/>
+        </w:rPr>
+        <w:t>-</w:t>
+      </w:r>
+      <w:r>
+        <w:rPr>
+          <w:rFonts w:hint="eastAsia" w:ascii="微软雅黑" w:hAnsi="微软雅黑" w:eastAsia="微软雅黑" w:cs="微软雅黑"/>
+          <w:b w:val="0"/>
+          <w:color w:val="000000"/>
+          <w:sz w:val="21"/>
+          <w:lang w:val="en-US" w:eastAsia="zh-CN"/>
+        </w:rPr>
+        <w:t>C</w:t>
+      </w:r>
+      <w:r>
+        <w:rPr>
+          <w:rFonts w:ascii="微软雅黑" w:hAnsi="微软雅黑" w:eastAsia="微软雅黑" w:cs="微软雅黑"/>
+          <w:b w:val="0"/>
+          <w:color w:val="000000"/>
+          <w:sz w:val="21"/>
+        </w:rPr>
+        <w:t>1</w:t>
+      </w:r>
+      <w:r>
+        <w:rPr>
+          <w:rFonts w:hint="eastAsia" w:ascii="微软雅黑" w:hAnsi="微软雅黑" w:eastAsia="微软雅黑" w:cs="微软雅黑"/>
+          <w:b w:val="0"/>
+          <w:color w:val="000000"/>
+          <w:sz w:val="21"/>
+          <w:lang w:val="en-US" w:eastAsia="zh-CN"/>
+        </w:rPr>
+        <w:t>43</w:t>
+      </w:r>
+      <w:r>
+        <w:rPr>
+          <w:rFonts w:ascii="微软雅黑" w:hAnsi="微软雅黑" w:eastAsia="微软雅黑" w:cs="微软雅黑"/>
+          <w:b w:val="0"/>
+          <w:color w:val="000000"/>
+          <w:sz w:val="21"/>
+        </w:rPr>
+        <w:t>)/3600</w:t>
+      </w:r>
       <w:bookmarkStart w:id="0" w:name="_GoBack"/>
       <w:bookmarkEnd w:id="0"/>
-      <w:r>
-        <w:rPr>
-          <w:rFonts w:hint="eastAsia" w:ascii="微软雅黑" w:hAnsi="微软雅黑" w:eastAsia="微软雅黑" w:cs="微软雅黑"/>
-          <w:b w:val="0"/>
-          <w:color w:val="000000"/>
-          <w:sz w:val="21"/>
-          <w:lang w:val="en-US" w:eastAsia="zh-CN"/>
-        </w:rPr>
-        <w:t>B91=C13*2*C14+D55</w:t>
-      </w:r>
-    </w:p>
-    <w:p>
-      <w:pPr>
-        <w:numPr>
-          <w:ilvl w:val="0"/>
-          <w:numId w:val="0"/>
-        </w:numPr>
-        <w:spacing w:line="300" w:lineRule="auto"/>
-        <w:jc w:val="left"/>
-        <w:rPr>
-          <w:rFonts w:hint="eastAsia" w:ascii="微软雅黑" w:hAnsi="微软雅黑" w:eastAsia="微软雅黑" w:cs="微软雅黑"/>
-          <w:b w:val="0"/>
-          <w:color w:val="000000"/>
-          <w:sz w:val="21"/>
-        </w:rPr>
-      </w:pPr>
-      <w:r>
-        <w:rPr>
-          <w:rFonts w:hint="eastAsia" w:ascii="微软雅黑" w:hAnsi="微软雅黑" w:eastAsia="微软雅黑" w:cs="微软雅黑"/>
-          <w:b w:val="0"/>
-          <w:color w:val="000000"/>
-          <w:sz w:val="21"/>
-          <w:lang w:val="en-US" w:eastAsia="zh-CN"/>
-        </w:rPr>
-        <w:t>站厅</w:t>
-      </w:r>
-      <w:r>
-        <w:rPr>
-          <w:rFonts w:hint="eastAsia" w:ascii="微软雅黑" w:hAnsi="微软雅黑" w:eastAsia="微软雅黑" w:cs="微软雅黑"/>
-          <w:b w:val="0"/>
-          <w:color w:val="000000"/>
-          <w:sz w:val="21"/>
-        </w:rPr>
-        <w:t>结构散湿负荷</w:t>
-      </w:r>
-      <w:r>
-        <w:rPr>
-          <w:rFonts w:hint="eastAsia" w:ascii="微软雅黑" w:hAnsi="微软雅黑" w:eastAsia="微软雅黑" w:cs="微软雅黑"/>
-          <w:b w:val="0"/>
-          <w:color w:val="000000"/>
-          <w:sz w:val="21"/>
-          <w:lang w:eastAsia="zh-CN"/>
-        </w:rPr>
-        <w:t>：</w:t>
-      </w:r>
-      <w:r>
-        <w:rPr>
-          <w:rFonts w:ascii="微软雅黑" w:hAnsi="微软雅黑" w:eastAsia="微软雅黑" w:cs="微软雅黑"/>
-          <w:b w:val="0"/>
-          <w:color w:val="000000"/>
-          <w:sz w:val="21"/>
-        </w:rPr>
-        <w:t>D109</w:t>
-      </w:r>
-      <w:r>
-        <w:rPr>
-          <w:rFonts w:hint="eastAsia" w:ascii="微软雅黑" w:hAnsi="微软雅黑" w:eastAsia="微软雅黑" w:cs="微软雅黑"/>
-          <w:b w:val="0"/>
-          <w:color w:val="000000"/>
-          <w:sz w:val="21"/>
-        </w:rPr>
-        <w:t>=</w:t>
-      </w:r>
-      <w:r>
-        <w:rPr>
-          <w:rFonts w:hint="eastAsia" w:ascii="微软雅黑" w:hAnsi="微软雅黑" w:eastAsia="微软雅黑" w:cs="微软雅黑"/>
-          <w:b w:val="0"/>
-          <w:color w:val="000000"/>
-          <w:sz w:val="21"/>
-          <w:lang w:val="en-US" w:eastAsia="zh-CN"/>
-        </w:rPr>
-        <w:t>A</w:t>
-      </w:r>
-      <w:r>
-        <w:rPr>
-          <w:rFonts w:hint="eastAsia" w:ascii="微软雅黑" w:hAnsi="微软雅黑" w:eastAsia="微软雅黑" w:cs="微软雅黑"/>
-          <w:b w:val="0"/>
-          <w:color w:val="000000"/>
-          <w:sz w:val="21"/>
-        </w:rPr>
-        <w:t>91*</w:t>
-      </w:r>
-      <w:r>
-        <w:rPr>
-          <w:rFonts w:hint="eastAsia" w:ascii="微软雅黑" w:hAnsi="微软雅黑" w:eastAsia="微软雅黑" w:cs="微软雅黑"/>
-          <w:b w:val="0"/>
-          <w:color w:val="000000"/>
-          <w:sz w:val="21"/>
-          <w:lang w:val="en-US" w:eastAsia="zh-CN"/>
-        </w:rPr>
-        <w:t>B</w:t>
-      </w:r>
-      <w:r>
-        <w:rPr>
-          <w:rFonts w:hint="eastAsia" w:ascii="微软雅黑" w:hAnsi="微软雅黑" w:eastAsia="微软雅黑" w:cs="微软雅黑"/>
-          <w:b w:val="0"/>
-          <w:color w:val="000000"/>
-          <w:sz w:val="21"/>
-        </w:rPr>
-        <w:t>91/1000</w:t>
-      </w:r>
-    </w:p>
-    <w:p>
-      <w:pPr>
-        <w:numPr>
-          <w:ilvl w:val="0"/>
-          <w:numId w:val="0"/>
-        </w:numPr>
-        <w:spacing w:line="300" w:lineRule="auto"/>
-        <w:jc w:val="left"/>
-        <w:rPr>
-          <w:rFonts w:ascii="微软雅黑" w:hAnsi="微软雅黑" w:eastAsia="微软雅黑" w:cs="微软雅黑"/>
-          <w:b w:val="0"/>
-          <w:color w:val="000000"/>
-          <w:sz w:val="21"/>
-        </w:rPr>
-      </w:pPr>
-      <w:r>
-        <w:rPr>
-          <w:rFonts w:hint="eastAsia" w:ascii="微软雅黑" w:hAnsi="微软雅黑" w:eastAsia="微软雅黑" w:cs="微软雅黑"/>
-          <w:b w:val="0"/>
-          <w:color w:val="auto"/>
-          <w:sz w:val="21"/>
-          <w:lang w:val="en-US" w:eastAsia="zh-CN"/>
-        </w:rPr>
-        <w:t>站厅湿负荷合计g/s：</w:t>
-      </w:r>
-      <w:r>
-        <w:rPr>
-          <w:rFonts w:ascii="微软雅黑" w:hAnsi="微软雅黑" w:eastAsia="微软雅黑" w:cs="微软雅黑"/>
-          <w:b w:val="0"/>
-          <w:color w:val="000000"/>
-          <w:sz w:val="21"/>
-        </w:rPr>
-        <w:t>D112=</w:t>
-      </w:r>
-      <w:r>
-        <w:rPr>
-          <w:rFonts w:hint="eastAsia" w:ascii="微软雅黑" w:hAnsi="微软雅黑" w:eastAsia="微软雅黑" w:cs="微软雅黑"/>
-          <w:b w:val="0"/>
-          <w:color w:val="000000"/>
-          <w:sz w:val="21"/>
-          <w:lang w:val="en-US" w:eastAsia="zh-CN"/>
-        </w:rPr>
-        <w:t>(</w:t>
-      </w:r>
-      <w:r>
-        <w:rPr>
-          <w:rFonts w:ascii="微软雅黑" w:hAnsi="微软雅黑" w:eastAsia="微软雅黑" w:cs="微软雅黑"/>
-          <w:b w:val="0"/>
-          <w:color w:val="000000"/>
-          <w:sz w:val="21"/>
-        </w:rPr>
-        <w:t>D108+D109+D110</w:t>
-      </w:r>
-      <w:r>
-        <w:rPr>
-          <w:rFonts w:hint="eastAsia" w:ascii="微软雅黑" w:hAnsi="微软雅黑" w:eastAsia="微软雅黑" w:cs="微软雅黑"/>
-          <w:b w:val="0"/>
-          <w:color w:val="000000"/>
-          <w:sz w:val="21"/>
-          <w:lang w:val="en-US" w:eastAsia="zh-CN"/>
-        </w:rPr>
-        <w:t>)</w:t>
-      </w:r>
-      <w:r>
-        <w:rPr>
-          <w:rFonts w:ascii="微软雅黑" w:hAnsi="微软雅黑" w:eastAsia="微软雅黑" w:cs="微软雅黑"/>
-          <w:b w:val="0"/>
-          <w:color w:val="000000"/>
-          <w:sz w:val="21"/>
-        </w:rPr>
-        <w:t>*1000/3600</w:t>
-      </w:r>
-    </w:p>
-    <w:p>
-      <w:pPr>
-        <w:numPr>
-          <w:ilvl w:val="0"/>
-          <w:numId w:val="0"/>
-        </w:numPr>
-        <w:spacing w:line="300" w:lineRule="auto"/>
-        <w:jc w:val="left"/>
-        <w:rPr>
-          <w:rFonts w:hint="eastAsia" w:ascii="微软雅黑" w:hAnsi="微软雅黑" w:eastAsia="微软雅黑" w:cs="微软雅黑"/>
-          <w:b w:val="0"/>
-          <w:color w:val="000000"/>
-          <w:sz w:val="21"/>
-          <w:lang w:val="en-US" w:eastAsia="zh-CN"/>
-        </w:rPr>
-      </w:pPr>
-      <w:r>
-        <w:rPr>
-          <w:rFonts w:hint="eastAsia" w:ascii="微软雅黑" w:hAnsi="微软雅黑" w:eastAsia="微软雅黑" w:cs="微软雅黑"/>
-          <w:b w:val="0"/>
-          <w:color w:val="000000"/>
-          <w:sz w:val="21"/>
-          <w:lang w:val="en-US" w:eastAsia="zh-CN"/>
-        </w:rPr>
-        <w:t>4、计算站厅热湿比线(kJ/kg)：</w:t>
-      </w:r>
-    </w:p>
-    <w:p>
-      <w:pPr>
-        <w:numPr>
-          <w:ilvl w:val="0"/>
-          <w:numId w:val="0"/>
-        </w:numPr>
-        <w:spacing w:line="300" w:lineRule="auto"/>
-        <w:jc w:val="left"/>
-        <w:rPr>
-          <w:rFonts w:ascii="微软雅黑" w:hAnsi="微软雅黑" w:eastAsia="微软雅黑" w:cs="微软雅黑"/>
-          <w:b w:val="0"/>
-          <w:color w:val="000000"/>
-          <w:sz w:val="21"/>
-        </w:rPr>
-      </w:pPr>
-      <w:r>
-        <w:rPr>
-          <w:rFonts w:hint="eastAsia" w:ascii="微软雅黑" w:hAnsi="微软雅黑" w:eastAsia="微软雅黑" w:cs="微软雅黑"/>
-          <w:b w:val="0"/>
-          <w:color w:val="000000"/>
-          <w:sz w:val="21"/>
-          <w:lang w:val="en-US" w:eastAsia="zh-CN"/>
-        </w:rPr>
-        <w:t>站厅热湿比线(kJ/kg)：</w:t>
-      </w:r>
-      <w:r>
-        <w:rPr>
-          <w:rFonts w:ascii="微软雅黑" w:hAnsi="微软雅黑" w:eastAsia="微软雅黑" w:cs="微软雅黑"/>
-          <w:b w:val="0"/>
-          <w:color w:val="000000"/>
-          <w:sz w:val="21"/>
-        </w:rPr>
-        <w:t>D113=D107/D112*1000</w:t>
-      </w:r>
-    </w:p>
-    <w:p>
-      <w:pPr>
-        <w:numPr>
-          <w:ilvl w:val="0"/>
-          <w:numId w:val="0"/>
-        </w:numPr>
-        <w:spacing w:line="300" w:lineRule="auto"/>
-        <w:jc w:val="left"/>
-        <w:rPr>
-          <w:rFonts w:ascii="微软雅黑" w:hAnsi="微软雅黑" w:eastAsia="微软雅黑" w:cs="微软雅黑"/>
-          <w:b w:val="0"/>
-          <w:color w:val="000000"/>
-          <w:sz w:val="21"/>
-        </w:rPr>
-      </w:pPr>
-      <w:r>
-        <w:rPr>
-          <w:rFonts w:hint="eastAsia" w:ascii="微软雅黑" w:hAnsi="微软雅黑" w:eastAsia="微软雅黑" w:cs="微软雅黑"/>
-          <w:b w:val="0"/>
-          <w:color w:val="000000"/>
-          <w:sz w:val="21"/>
-          <w:lang w:val="en-US" w:eastAsia="zh-CN"/>
-        </w:rPr>
-        <w:t>5、计算站厅送风温度℃：</w:t>
-      </w:r>
-      <w:r>
-        <w:rPr>
-          <w:rFonts w:ascii="微软雅黑" w:hAnsi="微软雅黑" w:eastAsia="微软雅黑" w:cs="微软雅黑"/>
-          <w:b w:val="0"/>
-          <w:color w:val="000000"/>
-          <w:sz w:val="21"/>
-        </w:rPr>
-        <w:t>A118=</w:t>
-      </w:r>
-      <w:r>
-        <w:rPr>
-          <w:rFonts w:hint="eastAsia" w:ascii="微软雅黑" w:hAnsi="微软雅黑" w:eastAsia="微软雅黑" w:cs="微软雅黑"/>
-          <w:b w:val="0"/>
-          <w:color w:val="000000"/>
-          <w:sz w:val="21"/>
-          <w:lang w:val="en-US" w:eastAsia="zh-CN"/>
-        </w:rPr>
-        <w:t>F4</w:t>
-      </w:r>
-      <w:r>
-        <w:rPr>
-          <w:rFonts w:ascii="微软雅黑" w:hAnsi="微软雅黑" w:eastAsia="微软雅黑" w:cs="微软雅黑"/>
-          <w:b w:val="0"/>
-          <w:color w:val="000000"/>
-          <w:sz w:val="21"/>
-        </w:rPr>
-        <w:t>-C8</w:t>
-      </w:r>
-    </w:p>
-    <w:p>
-      <w:pPr>
-        <w:numPr>
-          <w:ilvl w:val="0"/>
-          <w:numId w:val="0"/>
-        </w:numPr>
-        <w:spacing w:line="300" w:lineRule="auto"/>
-        <w:jc w:val="left"/>
-        <w:rPr>
-          <w:rFonts w:ascii="微软雅黑" w:hAnsi="微软雅黑" w:eastAsia="微软雅黑" w:cs="微软雅黑"/>
-          <w:b w:val="0"/>
-          <w:color w:val="000000"/>
-          <w:sz w:val="21"/>
-        </w:rPr>
-      </w:pPr>
-      <w:r>
-        <w:rPr>
-          <w:rFonts w:hint="eastAsia" w:ascii="微软雅黑" w:hAnsi="微软雅黑" w:eastAsia="微软雅黑" w:cs="微软雅黑"/>
-          <w:b w:val="0"/>
-          <w:color w:val="000000"/>
-          <w:sz w:val="21"/>
-          <w:lang w:val="en-US" w:eastAsia="zh-CN"/>
-        </w:rPr>
-        <w:t>6、计算露点温度℃：</w:t>
-      </w:r>
-      <w:r>
-        <w:rPr>
-          <w:rFonts w:ascii="微软雅黑" w:hAnsi="微软雅黑" w:eastAsia="微软雅黑" w:cs="微软雅黑"/>
-          <w:b w:val="0"/>
-          <w:color w:val="000000"/>
-          <w:sz w:val="21"/>
-        </w:rPr>
-        <w:t>B118=A118-C10</w:t>
-      </w:r>
-    </w:p>
-    <w:p>
-      <w:pPr>
-        <w:numPr>
-          <w:ilvl w:val="0"/>
-          <w:numId w:val="0"/>
-        </w:numPr>
-        <w:spacing w:line="300" w:lineRule="auto"/>
-        <w:jc w:val="both"/>
-        <w:rPr>
-          <w:rFonts w:hint="default" w:ascii="微软雅黑" w:hAnsi="微软雅黑" w:eastAsia="微软雅黑" w:cs="微软雅黑"/>
-          <w:b w:val="0"/>
-          <w:color w:val="000000"/>
-          <w:sz w:val="21"/>
-          <w:lang w:val="en-US" w:eastAsia="zh-CN"/>
-        </w:rPr>
-      </w:pPr>
-      <w:r>
-        <w:rPr>
-          <w:rFonts w:hint="eastAsia" w:ascii="微软雅黑" w:hAnsi="微软雅黑" w:eastAsia="微软雅黑" w:cs="微软雅黑"/>
-          <w:b w:val="0"/>
-          <w:color w:val="000000"/>
-          <w:sz w:val="21"/>
-          <w:lang w:val="en-US" w:eastAsia="zh-CN"/>
-        </w:rPr>
-        <w:t>7、计算露点含湿量g/kg：</w:t>
-      </w:r>
-    </w:p>
-    <w:p>
-      <w:pPr>
-        <w:numPr>
-          <w:ilvl w:val="0"/>
-          <w:numId w:val="0"/>
-        </w:numPr>
-        <w:spacing w:line="300" w:lineRule="auto"/>
-        <w:jc w:val="both"/>
-        <w:rPr>
-          <w:rFonts w:hint="eastAsia" w:ascii="微软雅黑" w:hAnsi="微软雅黑" w:eastAsia="微软雅黑" w:cs="微软雅黑"/>
-          <w:b w:val="0"/>
-          <w:color w:val="000000"/>
-          <w:sz w:val="21"/>
-          <w:lang w:val="en-US" w:eastAsia="zh-CN"/>
-        </w:rPr>
-      </w:pPr>
-      <w:r>
-        <w:rPr>
-          <w:rFonts w:hint="eastAsia" w:ascii="微软雅黑" w:hAnsi="微软雅黑" w:eastAsia="微软雅黑" w:cs="微软雅黑"/>
-          <w:b w:val="0"/>
-          <w:color w:val="000000"/>
-          <w:sz w:val="21"/>
-        </w:rPr>
-        <w:t>饱和空气含湿量</w:t>
-      </w:r>
-      <w:r>
-        <w:rPr>
-          <w:rFonts w:hint="eastAsia" w:ascii="微软雅黑" w:hAnsi="微软雅黑" w:eastAsia="微软雅黑" w:cs="微软雅黑"/>
-          <w:b w:val="0"/>
-          <w:color w:val="000000"/>
-          <w:sz w:val="21"/>
-          <w:lang w:val="en-US" w:eastAsia="zh-CN"/>
-        </w:rPr>
-        <w:t>g/kg：</w:t>
-      </w:r>
-    </w:p>
-    <w:p>
-      <w:pPr>
-        <w:numPr>
-          <w:ilvl w:val="0"/>
-          <w:numId w:val="0"/>
-        </w:numPr>
-        <w:spacing w:line="300" w:lineRule="auto"/>
-        <w:jc w:val="both"/>
-        <w:rPr>
-          <w:rFonts w:ascii="微软雅黑" w:hAnsi="微软雅黑" w:eastAsia="微软雅黑" w:cs="微软雅黑"/>
-          <w:b w:val="0"/>
-          <w:color w:val="000000"/>
-          <w:sz w:val="21"/>
-        </w:rPr>
-      </w:pPr>
-      <w:r>
-        <w:rPr>
-          <w:rFonts w:ascii="微软雅黑" w:hAnsi="微软雅黑" w:eastAsia="微软雅黑" w:cs="微软雅黑"/>
-          <w:b w:val="0"/>
-          <w:color w:val="000000"/>
-          <w:sz w:val="21"/>
-        </w:rPr>
-        <w:t>D118=-0.0000000004171*B118^7+0.00000004843*B118^6-0.000002133*B118^5+0.00005009*B118^4-0.0004032*B118^3+0.01264*B118^2+0.265*B118+3.787</w:t>
-      </w:r>
-    </w:p>
-    <w:p>
-      <w:pPr>
-        <w:numPr>
-          <w:ilvl w:val="0"/>
-          <w:numId w:val="0"/>
-        </w:numPr>
-        <w:spacing w:line="300" w:lineRule="auto"/>
-        <w:jc w:val="both"/>
-        <w:rPr>
-          <w:rFonts w:ascii="微软雅黑" w:hAnsi="微软雅黑" w:eastAsia="微软雅黑" w:cs="微软雅黑"/>
-          <w:b w:val="0"/>
-          <w:color w:val="000000"/>
-          <w:sz w:val="21"/>
-        </w:rPr>
-      </w:pPr>
-      <w:r>
-        <w:rPr>
-          <w:rFonts w:hint="eastAsia" w:ascii="微软雅黑" w:hAnsi="微软雅黑" w:eastAsia="微软雅黑" w:cs="微软雅黑"/>
-          <w:b w:val="0"/>
-          <w:color w:val="000000"/>
-          <w:sz w:val="21"/>
-          <w:lang w:val="en-US" w:eastAsia="zh-CN"/>
-        </w:rPr>
-        <w:t>露点含湿量g/kg：</w:t>
-      </w:r>
-      <w:r>
-        <w:rPr>
-          <w:rFonts w:ascii="微软雅黑" w:hAnsi="微软雅黑" w:eastAsia="微软雅黑" w:cs="微软雅黑"/>
-          <w:b w:val="0"/>
-          <w:color w:val="000000"/>
-          <w:sz w:val="21"/>
-        </w:rPr>
-        <w:t>E118=C118/100*D118</w:t>
-      </w:r>
-    </w:p>
-    <w:p>
-      <w:pPr>
-        <w:numPr>
-          <w:ilvl w:val="0"/>
-          <w:numId w:val="0"/>
-        </w:numPr>
-        <w:spacing w:line="300" w:lineRule="auto"/>
-        <w:jc w:val="left"/>
-        <w:rPr>
-          <w:rFonts w:ascii="微软雅黑" w:hAnsi="微软雅黑" w:eastAsia="微软雅黑" w:cs="微软雅黑"/>
-          <w:b w:val="0"/>
-          <w:color w:val="000000"/>
-          <w:sz w:val="21"/>
-        </w:rPr>
-      </w:pPr>
-      <w:r>
-        <w:rPr>
-          <w:rFonts w:hint="eastAsia" w:ascii="微软雅黑" w:hAnsi="微软雅黑" w:eastAsia="微软雅黑" w:cs="微软雅黑"/>
-          <w:b w:val="0"/>
-          <w:color w:val="000000"/>
-          <w:sz w:val="21"/>
-          <w:lang w:val="en-US" w:eastAsia="zh-CN"/>
-        </w:rPr>
-        <w:t>8、计算送风点焓值kJ/kg：</w:t>
-      </w:r>
-      <w:r>
-        <w:rPr>
-          <w:rFonts w:ascii="微软雅黑" w:hAnsi="微软雅黑" w:eastAsia="微软雅黑" w:cs="微软雅黑"/>
-          <w:b w:val="0"/>
-          <w:color w:val="000000"/>
-          <w:sz w:val="21"/>
-        </w:rPr>
-        <w:t>A121=1.01*A118+(2500+1.84*A118)*E118/1000+0.4</w:t>
-      </w:r>
-    </w:p>
-    <w:p>
-      <w:pPr>
-        <w:numPr>
-          <w:ilvl w:val="0"/>
-          <w:numId w:val="0"/>
-        </w:numPr>
-        <w:spacing w:line="300" w:lineRule="auto"/>
-        <w:jc w:val="left"/>
-        <w:rPr>
-          <w:rFonts w:hint="default" w:ascii="微软雅黑" w:hAnsi="微软雅黑" w:eastAsia="微软雅黑" w:cs="微软雅黑"/>
-          <w:b w:val="0"/>
-          <w:color w:val="000000"/>
-          <w:sz w:val="21"/>
-          <w:lang w:val="en-US" w:eastAsia="zh-CN"/>
-        </w:rPr>
-      </w:pPr>
-      <w:r>
-        <w:rPr>
-          <w:rFonts w:hint="eastAsia" w:ascii="微软雅黑" w:hAnsi="微软雅黑" w:eastAsia="微软雅黑" w:cs="微软雅黑"/>
-          <w:b w:val="0"/>
-          <w:color w:val="000000"/>
-          <w:sz w:val="21"/>
-          <w:lang w:val="en-US" w:eastAsia="zh-CN"/>
-        </w:rPr>
-        <w:t>9、计算站厅室内空气焓值kJ/kg：</w:t>
-      </w:r>
-    </w:p>
-    <w:p>
-      <w:pPr>
-        <w:numPr>
-          <w:ilvl w:val="0"/>
-          <w:numId w:val="0"/>
-        </w:numPr>
-        <w:spacing w:line="300" w:lineRule="auto"/>
-        <w:ind w:left="2520" w:leftChars="0"/>
-        <w:jc w:val="left"/>
-        <w:rPr>
-          <w:rFonts w:ascii="微软雅黑" w:hAnsi="微软雅黑" w:eastAsia="微软雅黑" w:cs="微软雅黑"/>
-          <w:b w:val="0"/>
-          <w:color w:val="000000"/>
-          <w:sz w:val="21"/>
-        </w:rPr>
-      </w:pPr>
-      <w:r>
-        <w:rPr>
-          <w:rFonts w:ascii="微软雅黑" w:hAnsi="微软雅黑" w:eastAsia="微软雅黑" w:cs="微软雅黑"/>
-          <w:b w:val="0"/>
-          <w:color w:val="000000"/>
-          <w:sz w:val="21"/>
-        </w:rPr>
-        <w:t>B121=(A121*1000-E118*D113-1.01*F4*1000)/((2500+1.84*F4)-D113)</w:t>
-      </w:r>
-    </w:p>
-    <w:p>
-      <w:pPr>
-        <w:numPr>
-          <w:ilvl w:val="0"/>
-          <w:numId w:val="0"/>
-        </w:numPr>
-        <w:spacing w:line="300" w:lineRule="auto"/>
-        <w:jc w:val="left"/>
-        <w:rPr>
-          <w:rFonts w:ascii="微软雅黑" w:hAnsi="微软雅黑" w:eastAsia="微软雅黑" w:cs="微软雅黑"/>
-          <w:b w:val="0"/>
-          <w:color w:val="000000"/>
-          <w:sz w:val="21"/>
-        </w:rPr>
-      </w:pPr>
-      <w:r>
-        <w:rPr>
-          <w:rFonts w:hint="eastAsia" w:ascii="微软雅黑" w:hAnsi="微软雅黑" w:eastAsia="微软雅黑" w:cs="微软雅黑"/>
-          <w:b w:val="0"/>
-          <w:color w:val="000000"/>
-          <w:sz w:val="21"/>
-          <w:lang w:val="en-US" w:eastAsia="zh-CN"/>
-        </w:rPr>
-        <w:t>站厅室内空气焓值kJ/kg：</w:t>
-      </w:r>
-      <w:r>
-        <w:rPr>
-          <w:rFonts w:ascii="微软雅黑" w:hAnsi="微软雅黑" w:eastAsia="微软雅黑" w:cs="微软雅黑"/>
-          <w:b w:val="0"/>
-          <w:color w:val="000000"/>
-          <w:sz w:val="21"/>
-        </w:rPr>
-        <w:t>C121=1.01*F4+(2500+1.84*F4)*B121/1000+0.4</w:t>
-      </w:r>
-    </w:p>
-    <w:p>
-      <w:pPr>
-        <w:numPr>
-          <w:ilvl w:val="0"/>
-          <w:numId w:val="0"/>
-        </w:numPr>
-        <w:spacing w:line="300" w:lineRule="auto"/>
-        <w:jc w:val="left"/>
-        <w:rPr>
-          <w:rFonts w:ascii="微软雅黑" w:hAnsi="微软雅黑" w:eastAsia="微软雅黑" w:cs="微软雅黑"/>
-          <w:b w:val="0"/>
-          <w:color w:val="000000"/>
-          <w:sz w:val="21"/>
-        </w:rPr>
-      </w:pPr>
-      <w:r>
-        <w:rPr>
-          <w:rFonts w:hint="eastAsia" w:ascii="微软雅黑" w:hAnsi="微软雅黑" w:eastAsia="微软雅黑" w:cs="微软雅黑"/>
-          <w:b w:val="0"/>
-          <w:color w:val="000000"/>
-          <w:sz w:val="21"/>
-          <w:lang w:val="en-US" w:eastAsia="zh-CN"/>
-        </w:rPr>
-        <w:t>10、计算站厅送风量m3/h：</w:t>
-      </w:r>
-      <w:r>
-        <w:rPr>
-          <w:rFonts w:ascii="微软雅黑" w:hAnsi="微软雅黑" w:eastAsia="微软雅黑" w:cs="微软雅黑"/>
-          <w:b w:val="0"/>
-          <w:color w:val="000000"/>
-          <w:sz w:val="21"/>
-        </w:rPr>
-        <w:t>A125=D107/1.15/(C121-A121)*3600</w:t>
-      </w:r>
-    </w:p>
-    <w:p>
-      <w:pPr>
-        <w:numPr>
-          <w:ilvl w:val="0"/>
-          <w:numId w:val="0"/>
-        </w:numPr>
-        <w:spacing w:line="300" w:lineRule="auto"/>
-        <w:jc w:val="left"/>
-        <w:rPr>
-          <w:rFonts w:hint="default" w:ascii="微软雅黑" w:hAnsi="微软雅黑" w:eastAsia="微软雅黑" w:cs="微软雅黑"/>
-          <w:b w:val="0"/>
-          <w:color w:val="000000"/>
-          <w:sz w:val="21"/>
-          <w:lang w:val="en-US" w:eastAsia="zh-CN"/>
-        </w:rPr>
-      </w:pPr>
-      <w:r>
-        <w:rPr>
-          <w:rFonts w:hint="eastAsia" w:ascii="微软雅黑" w:hAnsi="微软雅黑" w:eastAsia="微软雅黑" w:cs="微软雅黑"/>
-          <w:b w:val="0"/>
-          <w:color w:val="000000"/>
-          <w:sz w:val="21"/>
-          <w:lang w:val="en-US" w:eastAsia="zh-CN"/>
-        </w:rPr>
-        <w:t>11、计算站台冷负荷合计KW：</w:t>
-      </w:r>
-    </w:p>
-    <w:p>
-      <w:pPr>
-        <w:numPr>
-          <w:ilvl w:val="0"/>
-          <w:numId w:val="0"/>
-        </w:numPr>
-        <w:spacing w:line="300" w:lineRule="auto"/>
-        <w:ind w:left="2520" w:leftChars="0"/>
-        <w:jc w:val="left"/>
-        <w:rPr>
-          <w:rFonts w:ascii="微软雅黑" w:hAnsi="微软雅黑" w:eastAsia="微软雅黑" w:cs="微软雅黑"/>
-          <w:b w:val="0"/>
-          <w:color w:val="000000"/>
-          <w:sz w:val="21"/>
-        </w:rPr>
-      </w:pPr>
-      <w:r>
-        <w:rPr>
-          <w:rFonts w:ascii="微软雅黑" w:hAnsi="微软雅黑" w:eastAsia="微软雅黑" w:cs="微软雅黑"/>
-          <w:b w:val="0"/>
-          <w:color w:val="000000"/>
-          <w:sz w:val="21"/>
-        </w:rPr>
-        <w:t>C50=D46*C40</w:t>
-      </w:r>
-    </w:p>
-    <w:p>
-      <w:pPr>
-        <w:numPr>
-          <w:ilvl w:val="0"/>
-          <w:numId w:val="0"/>
-        </w:numPr>
-        <w:spacing w:line="300" w:lineRule="auto"/>
-        <w:jc w:val="left"/>
-        <w:rPr>
-          <w:rFonts w:ascii="微软雅黑" w:hAnsi="微软雅黑" w:eastAsia="微软雅黑" w:cs="微软雅黑"/>
-          <w:b w:val="0"/>
-          <w:color w:val="000000"/>
-          <w:sz w:val="21"/>
-        </w:rPr>
-      </w:pPr>
-      <w:r>
-        <w:rPr>
-          <w:rFonts w:hint="eastAsia" w:ascii="微软雅黑" w:hAnsi="微软雅黑" w:eastAsia="微软雅黑" w:cs="微软雅黑"/>
-          <w:b w:val="0"/>
-          <w:color w:val="auto"/>
-          <w:sz w:val="21"/>
-          <w:lang w:val="en-US" w:eastAsia="zh-CN"/>
-        </w:rPr>
-        <w:t>站台</w:t>
-      </w:r>
-      <w:r>
-        <w:rPr>
-          <w:rFonts w:hint="eastAsia" w:ascii="微软雅黑" w:hAnsi="微软雅黑" w:eastAsia="微软雅黑" w:cs="微软雅黑"/>
-          <w:b w:val="0"/>
-          <w:color w:val="000000"/>
-          <w:sz w:val="21"/>
-        </w:rPr>
-        <w:t>乘客显热量</w:t>
-      </w:r>
-      <w:r>
-        <w:rPr>
-          <w:rFonts w:hint="eastAsia" w:ascii="微软雅黑" w:hAnsi="微软雅黑" w:eastAsia="微软雅黑" w:cs="微软雅黑"/>
-          <w:b w:val="0"/>
-          <w:color w:val="000000"/>
-          <w:sz w:val="21"/>
-          <w:lang w:val="en-US" w:eastAsia="zh-CN"/>
-        </w:rPr>
-        <w:t>KW</w:t>
-      </w:r>
-      <w:r>
-        <w:rPr>
-          <w:rFonts w:hint="eastAsia" w:ascii="微软雅黑" w:hAnsi="微软雅黑" w:eastAsia="微软雅黑" w:cs="微软雅黑"/>
-          <w:b w:val="0"/>
-          <w:color w:val="000000"/>
-          <w:sz w:val="21"/>
-          <w:lang w:eastAsia="zh-CN"/>
-        </w:rPr>
-        <w:t>：</w:t>
-      </w:r>
-      <w:r>
-        <w:rPr>
-          <w:rFonts w:ascii="微软雅黑" w:hAnsi="微软雅黑" w:eastAsia="微软雅黑" w:cs="微软雅黑"/>
-          <w:b w:val="0"/>
-          <w:color w:val="000000"/>
-          <w:sz w:val="21"/>
-        </w:rPr>
-        <w:t>E95=C50/1000</w:t>
-      </w:r>
-    </w:p>
-    <w:p>
-      <w:pPr>
-        <w:numPr>
-          <w:ilvl w:val="0"/>
-          <w:numId w:val="0"/>
-        </w:numPr>
-        <w:spacing w:line="300" w:lineRule="auto"/>
-        <w:ind w:left="2520" w:leftChars="0"/>
-        <w:jc w:val="left"/>
-        <w:rPr>
-          <w:rFonts w:ascii="微软雅黑" w:hAnsi="微软雅黑" w:eastAsia="微软雅黑" w:cs="微软雅黑"/>
-          <w:b w:val="0"/>
-          <w:color w:val="000000"/>
-          <w:sz w:val="21"/>
-        </w:rPr>
-      </w:pPr>
-      <w:r>
-        <w:rPr>
-          <w:rFonts w:ascii="微软雅黑" w:hAnsi="微软雅黑" w:eastAsia="微软雅黑" w:cs="微软雅黑"/>
-          <w:b w:val="0"/>
-          <w:color w:val="000000"/>
-          <w:sz w:val="21"/>
-        </w:rPr>
-        <w:t>D50=E46*C40</w:t>
-      </w:r>
-    </w:p>
-    <w:p>
-      <w:pPr>
-        <w:numPr>
-          <w:ilvl w:val="0"/>
-          <w:numId w:val="0"/>
-        </w:numPr>
-        <w:spacing w:line="300" w:lineRule="auto"/>
-        <w:jc w:val="left"/>
-        <w:rPr>
-          <w:rFonts w:ascii="微软雅黑" w:hAnsi="微软雅黑" w:eastAsia="微软雅黑" w:cs="微软雅黑"/>
-          <w:b w:val="0"/>
-          <w:color w:val="000000"/>
-          <w:sz w:val="21"/>
-        </w:rPr>
-      </w:pPr>
-      <w:r>
-        <w:rPr>
-          <w:rFonts w:hint="eastAsia" w:ascii="微软雅黑" w:hAnsi="微软雅黑" w:eastAsia="微软雅黑" w:cs="微软雅黑"/>
-          <w:b w:val="0"/>
-          <w:color w:val="auto"/>
-          <w:sz w:val="21"/>
-          <w:lang w:val="en-US" w:eastAsia="zh-CN"/>
-        </w:rPr>
-        <w:t>站台</w:t>
-      </w:r>
-      <w:r>
-        <w:rPr>
-          <w:rFonts w:hint="eastAsia" w:ascii="微软雅黑" w:hAnsi="微软雅黑" w:eastAsia="微软雅黑" w:cs="微软雅黑"/>
-          <w:b w:val="0"/>
-          <w:color w:val="000000"/>
-          <w:sz w:val="21"/>
-        </w:rPr>
-        <w:t>乘客潜热量</w:t>
-      </w:r>
-      <w:r>
-        <w:rPr>
-          <w:rFonts w:hint="eastAsia" w:ascii="微软雅黑" w:hAnsi="微软雅黑" w:eastAsia="微软雅黑" w:cs="微软雅黑"/>
-          <w:b w:val="0"/>
-          <w:color w:val="000000"/>
-          <w:sz w:val="21"/>
-          <w:lang w:val="en-US" w:eastAsia="zh-CN"/>
-        </w:rPr>
-        <w:t>KW</w:t>
-      </w:r>
-      <w:r>
-        <w:rPr>
-          <w:rFonts w:hint="eastAsia" w:ascii="微软雅黑" w:hAnsi="微软雅黑" w:eastAsia="微软雅黑" w:cs="微软雅黑"/>
-          <w:b w:val="0"/>
-          <w:color w:val="000000"/>
-          <w:sz w:val="21"/>
-          <w:lang w:eastAsia="zh-CN"/>
-        </w:rPr>
-        <w:t>：</w:t>
-      </w:r>
-      <w:r>
-        <w:rPr>
-          <w:rFonts w:ascii="微软雅黑" w:hAnsi="微软雅黑" w:eastAsia="微软雅黑" w:cs="微软雅黑"/>
-          <w:b w:val="0"/>
-          <w:color w:val="000000"/>
-          <w:sz w:val="21"/>
-        </w:rPr>
-        <w:t>E96=D50/1000</w:t>
-      </w:r>
-    </w:p>
-    <w:p>
-      <w:pPr>
-        <w:numPr>
-          <w:ilvl w:val="0"/>
-          <w:numId w:val="0"/>
-        </w:numPr>
-        <w:spacing w:line="300" w:lineRule="auto"/>
-        <w:ind w:left="2520" w:leftChars="0"/>
-        <w:jc w:val="left"/>
-        <w:rPr>
-          <w:rFonts w:ascii="微软雅黑" w:hAnsi="微软雅黑" w:eastAsia="微软雅黑" w:cs="微软雅黑"/>
-          <w:b w:val="0"/>
-          <w:color w:val="000000"/>
-          <w:sz w:val="21"/>
-        </w:rPr>
-      </w:pPr>
-      <w:r>
-        <w:rPr>
-          <w:rFonts w:ascii="微软雅黑" w:hAnsi="微软雅黑" w:eastAsia="微软雅黑" w:cs="微软雅黑"/>
-          <w:b w:val="0"/>
-          <w:color w:val="000000"/>
-          <w:sz w:val="21"/>
-        </w:rPr>
-        <w:t>E56=C56*D56/1000</w:t>
-      </w:r>
-    </w:p>
-    <w:p>
-      <w:pPr>
-        <w:numPr>
-          <w:ilvl w:val="0"/>
-          <w:numId w:val="0"/>
-        </w:numPr>
-        <w:spacing w:line="300" w:lineRule="auto"/>
-        <w:jc w:val="left"/>
-        <w:rPr>
-          <w:rFonts w:ascii="微软雅黑" w:hAnsi="微软雅黑" w:eastAsia="微软雅黑" w:cs="微软雅黑"/>
-          <w:b w:val="0"/>
-          <w:color w:val="000000"/>
-          <w:sz w:val="21"/>
-        </w:rPr>
-      </w:pPr>
-      <w:r>
-        <w:rPr>
-          <w:rFonts w:hint="eastAsia" w:ascii="微软雅黑" w:hAnsi="微软雅黑" w:eastAsia="微软雅黑" w:cs="微软雅黑"/>
-          <w:b w:val="0"/>
-          <w:color w:val="auto"/>
-          <w:sz w:val="21"/>
-          <w:lang w:val="en-US" w:eastAsia="zh-CN"/>
-        </w:rPr>
-        <w:t>站台</w:t>
-      </w:r>
-      <w:r>
-        <w:rPr>
-          <w:rFonts w:hint="eastAsia" w:ascii="微软雅黑" w:hAnsi="微软雅黑" w:eastAsia="微软雅黑" w:cs="微软雅黑"/>
-          <w:b w:val="0"/>
-          <w:color w:val="000000"/>
-          <w:sz w:val="21"/>
-        </w:rPr>
-        <w:t>照明发热量</w:t>
-      </w:r>
-      <w:r>
-        <w:rPr>
-          <w:rFonts w:hint="eastAsia" w:ascii="微软雅黑" w:hAnsi="微软雅黑" w:eastAsia="微软雅黑" w:cs="微软雅黑"/>
-          <w:b w:val="0"/>
-          <w:color w:val="000000"/>
-          <w:sz w:val="21"/>
-          <w:lang w:eastAsia="zh-CN"/>
-        </w:rPr>
-        <w:t>：</w:t>
-      </w:r>
-      <w:r>
-        <w:rPr>
-          <w:rFonts w:ascii="微软雅黑" w:hAnsi="微软雅黑" w:eastAsia="微软雅黑" w:cs="微软雅黑"/>
-          <w:b w:val="0"/>
-          <w:color w:val="000000"/>
-          <w:sz w:val="21"/>
-        </w:rPr>
-        <w:t>E97=E56</w:t>
-      </w:r>
-    </w:p>
-    <w:p>
-      <w:pPr>
-        <w:numPr>
-          <w:ilvl w:val="0"/>
-          <w:numId w:val="0"/>
-        </w:numPr>
-        <w:spacing w:line="300" w:lineRule="auto"/>
-        <w:jc w:val="left"/>
-        <w:rPr>
-          <w:rFonts w:ascii="微软雅黑" w:hAnsi="微软雅黑" w:eastAsia="微软雅黑" w:cs="微软雅黑"/>
-          <w:b w:val="0"/>
-          <w:color w:val="000000"/>
-          <w:sz w:val="21"/>
-        </w:rPr>
-      </w:pPr>
-      <w:r>
-        <w:rPr>
-          <w:rFonts w:hint="eastAsia" w:ascii="微软雅黑" w:hAnsi="微软雅黑" w:eastAsia="微软雅黑" w:cs="微软雅黑"/>
-          <w:b w:val="0"/>
-          <w:color w:val="auto"/>
-          <w:sz w:val="21"/>
-          <w:lang w:val="en-US" w:eastAsia="zh-CN"/>
-        </w:rPr>
-        <w:t>站台</w:t>
-      </w:r>
-      <w:r>
-        <w:rPr>
-          <w:rFonts w:hint="eastAsia" w:ascii="微软雅黑" w:hAnsi="微软雅黑" w:eastAsia="微软雅黑" w:cs="微软雅黑"/>
-          <w:b w:val="0"/>
-          <w:color w:val="000000"/>
-          <w:sz w:val="21"/>
-        </w:rPr>
-        <w:t>广告灯箱发热量</w:t>
-      </w:r>
-      <w:r>
-        <w:rPr>
-          <w:rFonts w:hint="eastAsia" w:ascii="微软雅黑" w:hAnsi="微软雅黑" w:eastAsia="微软雅黑" w:cs="微软雅黑"/>
-          <w:b w:val="0"/>
-          <w:color w:val="000000"/>
-          <w:sz w:val="21"/>
-          <w:lang w:eastAsia="zh-CN"/>
-        </w:rPr>
-        <w:t>：</w:t>
-      </w:r>
-      <w:r>
-        <w:rPr>
-          <w:rFonts w:ascii="微软雅黑" w:hAnsi="微软雅黑" w:eastAsia="微软雅黑" w:cs="微软雅黑"/>
-          <w:b w:val="0"/>
-          <w:color w:val="000000"/>
-          <w:sz w:val="21"/>
-        </w:rPr>
-        <w:t>E98=C59</w:t>
-      </w:r>
-    </w:p>
-    <w:p>
-      <w:pPr>
-        <w:numPr>
-          <w:ilvl w:val="0"/>
-          <w:numId w:val="0"/>
-        </w:numPr>
-        <w:spacing w:line="300" w:lineRule="auto"/>
-        <w:jc w:val="left"/>
-        <w:rPr>
-          <w:rFonts w:ascii="微软雅黑" w:hAnsi="微软雅黑" w:eastAsia="微软雅黑" w:cs="微软雅黑"/>
-          <w:b w:val="0"/>
-          <w:color w:val="000000"/>
-          <w:sz w:val="21"/>
-        </w:rPr>
-      </w:pPr>
-      <w:r>
-        <w:rPr>
-          <w:rFonts w:hint="eastAsia" w:ascii="微软雅黑" w:hAnsi="微软雅黑" w:eastAsia="微软雅黑" w:cs="微软雅黑"/>
-          <w:b w:val="0"/>
-          <w:color w:val="auto"/>
-          <w:sz w:val="21"/>
-          <w:lang w:val="en-US" w:eastAsia="zh-CN"/>
-        </w:rPr>
-        <w:t>站台</w:t>
-      </w:r>
-      <w:r>
-        <w:rPr>
-          <w:rFonts w:hint="eastAsia" w:ascii="微软雅黑" w:hAnsi="微软雅黑" w:eastAsia="微软雅黑" w:cs="微软雅黑"/>
-          <w:b w:val="0"/>
-          <w:color w:val="000000"/>
-          <w:sz w:val="21"/>
-        </w:rPr>
-        <w:t>自动扶梯发热量</w:t>
-      </w:r>
-      <w:r>
-        <w:rPr>
-          <w:rFonts w:hint="eastAsia" w:ascii="微软雅黑" w:hAnsi="微软雅黑" w:eastAsia="微软雅黑" w:cs="微软雅黑"/>
-          <w:b w:val="0"/>
-          <w:color w:val="000000"/>
-          <w:sz w:val="21"/>
-          <w:lang w:eastAsia="zh-CN"/>
-        </w:rPr>
-        <w:t>：</w:t>
-      </w:r>
-      <w:r>
-        <w:rPr>
-          <w:rFonts w:ascii="微软雅黑" w:hAnsi="微软雅黑" w:eastAsia="微软雅黑" w:cs="微软雅黑"/>
-          <w:b w:val="0"/>
-          <w:color w:val="000000"/>
-          <w:sz w:val="21"/>
-        </w:rPr>
-        <w:t>E99=B64/2</w:t>
-      </w:r>
-    </w:p>
-    <w:p>
-      <w:pPr>
-        <w:numPr>
-          <w:ilvl w:val="0"/>
-          <w:numId w:val="0"/>
-        </w:numPr>
-        <w:spacing w:line="300" w:lineRule="auto"/>
-        <w:ind w:left="2520" w:leftChars="0"/>
-        <w:jc w:val="left"/>
-        <w:rPr>
-          <w:rFonts w:ascii="微软雅黑" w:hAnsi="微软雅黑" w:eastAsia="微软雅黑" w:cs="微软雅黑"/>
-          <w:b w:val="0"/>
-          <w:color w:val="000000"/>
-          <w:sz w:val="21"/>
-        </w:rPr>
-      </w:pPr>
-      <w:r>
-        <w:rPr>
-          <w:rFonts w:ascii="微软雅黑" w:hAnsi="微软雅黑" w:eastAsia="微软雅黑" w:cs="微软雅黑"/>
-          <w:b w:val="0"/>
-          <w:color w:val="000000"/>
-          <w:sz w:val="21"/>
-        </w:rPr>
-        <w:t>D64=D62*D63</w:t>
-      </w:r>
-    </w:p>
-    <w:p>
-      <w:pPr>
-        <w:numPr>
-          <w:ilvl w:val="0"/>
-          <w:numId w:val="0"/>
-        </w:numPr>
-        <w:spacing w:line="300" w:lineRule="auto"/>
-        <w:jc w:val="left"/>
-        <w:rPr>
-          <w:rFonts w:ascii="微软雅黑" w:hAnsi="微软雅黑" w:eastAsia="微软雅黑" w:cs="微软雅黑"/>
-          <w:b w:val="0"/>
-          <w:color w:val="000000"/>
-          <w:sz w:val="21"/>
-        </w:rPr>
-      </w:pPr>
-      <w:r>
-        <w:rPr>
-          <w:rFonts w:hint="eastAsia" w:ascii="微软雅黑" w:hAnsi="微软雅黑" w:eastAsia="微软雅黑" w:cs="微软雅黑"/>
-          <w:b w:val="0"/>
-          <w:color w:val="auto"/>
-          <w:sz w:val="21"/>
-          <w:lang w:val="en-US" w:eastAsia="zh-CN"/>
-        </w:rPr>
-        <w:t>站台</w:t>
-      </w:r>
-      <w:r>
-        <w:rPr>
-          <w:rFonts w:hint="eastAsia" w:ascii="微软雅黑" w:hAnsi="微软雅黑" w:eastAsia="微软雅黑" w:cs="微软雅黑"/>
-          <w:b w:val="0"/>
-          <w:color w:val="000000"/>
-          <w:sz w:val="21"/>
-        </w:rPr>
-        <w:t>垂直电梯发热量</w:t>
-      </w:r>
-      <w:r>
-        <w:rPr>
-          <w:rFonts w:hint="eastAsia" w:ascii="微软雅黑" w:hAnsi="微软雅黑" w:eastAsia="微软雅黑" w:cs="微软雅黑"/>
-          <w:b w:val="0"/>
-          <w:color w:val="000000"/>
-          <w:sz w:val="21"/>
-          <w:lang w:eastAsia="zh-CN"/>
-        </w:rPr>
-        <w:t>：</w:t>
-      </w:r>
-      <w:r>
-        <w:rPr>
-          <w:rFonts w:ascii="微软雅黑" w:hAnsi="微软雅黑" w:eastAsia="微软雅黑" w:cs="微软雅黑"/>
-          <w:b w:val="0"/>
-          <w:color w:val="000000"/>
-          <w:sz w:val="21"/>
-        </w:rPr>
-        <w:t>E100=D64/2</w:t>
-      </w:r>
-    </w:p>
-    <w:p>
-      <w:pPr>
-        <w:numPr>
-          <w:ilvl w:val="0"/>
-          <w:numId w:val="0"/>
-        </w:numPr>
-        <w:spacing w:line="300" w:lineRule="auto"/>
-        <w:ind w:left="2520" w:leftChars="0"/>
-        <w:jc w:val="left"/>
-        <w:rPr>
-          <w:rFonts w:ascii="微软雅黑" w:hAnsi="微软雅黑" w:eastAsia="微软雅黑" w:cs="微软雅黑"/>
-          <w:b w:val="0"/>
-          <w:color w:val="000000"/>
-          <w:sz w:val="21"/>
-        </w:rPr>
-      </w:pPr>
-      <w:r>
-        <w:rPr>
-          <w:rFonts w:ascii="微软雅黑" w:hAnsi="微软雅黑" w:eastAsia="微软雅黑" w:cs="微软雅黑"/>
-          <w:b w:val="0"/>
-          <w:color w:val="000000"/>
-          <w:sz w:val="21"/>
-        </w:rPr>
-        <w:t>F71=A71*B71*C71*D71*E71/1000</w:t>
-      </w:r>
-    </w:p>
-    <w:p>
-      <w:pPr>
-        <w:numPr>
-          <w:ilvl w:val="0"/>
-          <w:numId w:val="0"/>
-        </w:numPr>
-        <w:spacing w:line="300" w:lineRule="auto"/>
-        <w:jc w:val="left"/>
-        <w:rPr>
-          <w:rFonts w:ascii="微软雅黑" w:hAnsi="微软雅黑" w:eastAsia="微软雅黑" w:cs="微软雅黑"/>
-          <w:b w:val="0"/>
-          <w:color w:val="000000"/>
-          <w:sz w:val="21"/>
-        </w:rPr>
-      </w:pPr>
-      <w:r>
-        <w:rPr>
-          <w:rFonts w:hint="eastAsia" w:ascii="微软雅黑" w:hAnsi="微软雅黑" w:eastAsia="微软雅黑" w:cs="微软雅黑"/>
-          <w:b w:val="0"/>
-          <w:color w:val="auto"/>
-          <w:sz w:val="21"/>
-          <w:lang w:val="en-US" w:eastAsia="zh-CN"/>
-        </w:rPr>
-        <w:t>站台</w:t>
-      </w:r>
-      <w:r>
-        <w:rPr>
-          <w:rFonts w:hint="eastAsia" w:ascii="微软雅黑" w:hAnsi="微软雅黑" w:eastAsia="微软雅黑" w:cs="微软雅黑"/>
-          <w:b w:val="0"/>
-          <w:color w:val="000000"/>
-          <w:sz w:val="21"/>
-        </w:rPr>
-        <w:t>屏蔽门传热量</w:t>
-      </w:r>
-      <w:r>
-        <w:rPr>
-          <w:rFonts w:hint="eastAsia" w:ascii="微软雅黑" w:hAnsi="微软雅黑" w:eastAsia="微软雅黑" w:cs="微软雅黑"/>
-          <w:b w:val="0"/>
-          <w:color w:val="000000"/>
-          <w:sz w:val="21"/>
-          <w:lang w:eastAsia="zh-CN"/>
-        </w:rPr>
-        <w:t>：</w:t>
-      </w:r>
-      <w:r>
-        <w:rPr>
-          <w:rFonts w:ascii="微软雅黑" w:hAnsi="微软雅黑" w:eastAsia="微软雅黑" w:cs="微软雅黑"/>
-          <w:b w:val="0"/>
-          <w:color w:val="000000"/>
-          <w:sz w:val="21"/>
-        </w:rPr>
-        <w:t>E103=F71</w:t>
-      </w:r>
-    </w:p>
-    <w:p>
-      <w:pPr>
-        <w:numPr>
-          <w:ilvl w:val="0"/>
-          <w:numId w:val="0"/>
-        </w:numPr>
-        <w:spacing w:line="300" w:lineRule="auto"/>
-        <w:jc w:val="left"/>
-        <w:rPr>
-          <w:rFonts w:ascii="微软雅黑" w:hAnsi="微软雅黑" w:eastAsia="微软雅黑" w:cs="微软雅黑"/>
-          <w:b w:val="0"/>
-          <w:color w:val="000000"/>
-          <w:sz w:val="21"/>
-        </w:rPr>
-      </w:pPr>
-      <w:r>
-        <w:rPr>
-          <w:rFonts w:hint="eastAsia" w:ascii="微软雅黑" w:hAnsi="微软雅黑" w:eastAsia="微软雅黑" w:cs="微软雅黑"/>
-          <w:b w:val="0"/>
-          <w:color w:val="auto"/>
-          <w:sz w:val="21"/>
-          <w:lang w:val="en-US" w:eastAsia="zh-CN"/>
-        </w:rPr>
-        <w:t>站台</w:t>
-      </w:r>
-      <w:r>
-        <w:rPr>
-          <w:rFonts w:hint="eastAsia" w:ascii="微软雅黑" w:hAnsi="微软雅黑" w:eastAsia="微软雅黑" w:cs="微软雅黑"/>
-          <w:b w:val="0"/>
-          <w:color w:val="000000"/>
-          <w:sz w:val="21"/>
-        </w:rPr>
-        <w:t>屏蔽门渗透负荷</w:t>
-      </w:r>
-      <w:r>
-        <w:rPr>
-          <w:rFonts w:hint="eastAsia" w:ascii="微软雅黑" w:hAnsi="微软雅黑" w:eastAsia="微软雅黑" w:cs="微软雅黑"/>
-          <w:b w:val="0"/>
-          <w:color w:val="000000"/>
-          <w:sz w:val="21"/>
-          <w:lang w:eastAsia="zh-CN"/>
-        </w:rPr>
-        <w:t>：</w:t>
-      </w:r>
-      <w:r>
-        <w:rPr>
-          <w:rFonts w:ascii="微软雅黑" w:hAnsi="微软雅黑" w:eastAsia="微软雅黑" w:cs="微软雅黑"/>
-          <w:b w:val="0"/>
-          <w:color w:val="000000"/>
-          <w:sz w:val="21"/>
-        </w:rPr>
-        <w:t>E104=B75</w:t>
-      </w:r>
-    </w:p>
-    <w:p>
-      <w:pPr>
-        <w:numPr>
-          <w:ilvl w:val="0"/>
-          <w:numId w:val="0"/>
-        </w:numPr>
-        <w:spacing w:line="300" w:lineRule="auto"/>
-        <w:jc w:val="left"/>
-        <w:rPr>
-          <w:rFonts w:ascii="微软雅黑" w:hAnsi="微软雅黑" w:eastAsia="微软雅黑" w:cs="微软雅黑"/>
-          <w:b w:val="0"/>
-          <w:color w:val="000000"/>
-          <w:sz w:val="21"/>
-        </w:rPr>
-      </w:pPr>
-      <w:r>
-        <w:rPr>
-          <w:rFonts w:hint="eastAsia" w:ascii="微软雅黑" w:hAnsi="微软雅黑" w:eastAsia="微软雅黑" w:cs="微软雅黑"/>
-          <w:b w:val="0"/>
-          <w:color w:val="auto"/>
-          <w:sz w:val="21"/>
-          <w:lang w:val="en-US" w:eastAsia="zh-CN"/>
-        </w:rPr>
-        <w:t>站台</w:t>
-      </w:r>
-      <w:r>
-        <w:rPr>
-          <w:rFonts w:hint="eastAsia" w:ascii="微软雅黑" w:hAnsi="微软雅黑" w:eastAsia="微软雅黑" w:cs="微软雅黑"/>
-          <w:b w:val="0"/>
-          <w:color w:val="000000"/>
-          <w:sz w:val="21"/>
-        </w:rPr>
-        <w:t>屏蔽门发热量</w:t>
-      </w:r>
-      <w:r>
-        <w:rPr>
-          <w:rFonts w:hint="eastAsia" w:ascii="微软雅黑" w:hAnsi="微软雅黑" w:eastAsia="微软雅黑" w:cs="微软雅黑"/>
-          <w:b w:val="0"/>
-          <w:color w:val="000000"/>
-          <w:sz w:val="21"/>
-          <w:lang w:eastAsia="zh-CN"/>
-        </w:rPr>
-        <w:t>：</w:t>
-      </w:r>
-      <w:r>
-        <w:rPr>
-          <w:rFonts w:ascii="微软雅黑" w:hAnsi="微软雅黑" w:eastAsia="微软雅黑" w:cs="微软雅黑"/>
-          <w:b w:val="0"/>
-          <w:color w:val="000000"/>
-          <w:sz w:val="21"/>
-        </w:rPr>
-        <w:t>E105=C76</w:t>
-      </w:r>
-    </w:p>
-    <w:p>
-      <w:pPr>
-        <w:numPr>
-          <w:ilvl w:val="0"/>
-          <w:numId w:val="0"/>
-        </w:numPr>
-        <w:spacing w:line="300" w:lineRule="auto"/>
-        <w:jc w:val="left"/>
-        <w:rPr>
-          <w:rFonts w:ascii="微软雅黑" w:hAnsi="微软雅黑" w:eastAsia="微软雅黑" w:cs="微软雅黑"/>
-          <w:b w:val="0"/>
-          <w:color w:val="000000"/>
-          <w:sz w:val="21"/>
-        </w:rPr>
-      </w:pPr>
-      <w:r>
-        <w:rPr>
-          <w:rFonts w:hint="eastAsia" w:ascii="微软雅黑" w:hAnsi="微软雅黑" w:eastAsia="微软雅黑" w:cs="微软雅黑"/>
-          <w:b w:val="0"/>
-          <w:color w:val="000000"/>
-          <w:sz w:val="21"/>
-          <w:lang w:val="en-US" w:eastAsia="zh-CN"/>
-        </w:rPr>
-        <w:t>站台冷负荷合计：</w:t>
-      </w:r>
-      <w:r>
-        <w:rPr>
-          <w:rFonts w:ascii="微软雅黑" w:hAnsi="微软雅黑" w:eastAsia="微软雅黑" w:cs="微软雅黑"/>
-          <w:b w:val="0"/>
-          <w:color w:val="000000"/>
-          <w:sz w:val="21"/>
-        </w:rPr>
-        <w:t>E107=E95+E96+E97+E98+E99+E100+E103+E104+E105+E106</w:t>
-      </w:r>
-    </w:p>
-    <w:p>
-      <w:pPr>
-        <w:numPr>
-          <w:ilvl w:val="0"/>
-          <w:numId w:val="0"/>
-        </w:numPr>
-        <w:spacing w:line="300" w:lineRule="auto"/>
-        <w:jc w:val="left"/>
-        <w:rPr>
-          <w:rFonts w:hint="default" w:ascii="微软雅黑" w:hAnsi="微软雅黑" w:eastAsia="微软雅黑" w:cs="微软雅黑"/>
-          <w:b w:val="0"/>
-          <w:color w:val="000000"/>
-          <w:sz w:val="21"/>
-          <w:lang w:val="en-US" w:eastAsia="zh-CN"/>
-        </w:rPr>
-      </w:pPr>
-      <w:r>
-        <w:rPr>
-          <w:rFonts w:hint="eastAsia" w:ascii="微软雅黑" w:hAnsi="微软雅黑" w:eastAsia="微软雅黑" w:cs="微软雅黑"/>
-          <w:b w:val="0"/>
-          <w:color w:val="000000"/>
-          <w:sz w:val="21"/>
-          <w:lang w:val="en-US" w:eastAsia="zh-CN"/>
-        </w:rPr>
-        <w:t>12、</w:t>
-      </w:r>
-      <w:r>
-        <w:rPr>
-          <w:rFonts w:hint="eastAsia" w:ascii="微软雅黑" w:hAnsi="微软雅黑" w:eastAsia="微软雅黑" w:cs="微软雅黑"/>
-          <w:b w:val="0"/>
-          <w:color w:val="auto"/>
-          <w:sz w:val="21"/>
-          <w:lang w:val="en-US" w:eastAsia="zh-CN"/>
-        </w:rPr>
-        <w:t>计算站台湿负荷合计g/s：</w:t>
-      </w:r>
-    </w:p>
-    <w:p>
-      <w:pPr>
-        <w:numPr>
-          <w:ilvl w:val="0"/>
-          <w:numId w:val="0"/>
-        </w:numPr>
-        <w:spacing w:line="300" w:lineRule="auto"/>
-        <w:jc w:val="center"/>
-        <w:rPr>
-          <w:rFonts w:ascii="微软雅黑" w:hAnsi="微软雅黑" w:eastAsia="微软雅黑" w:cs="微软雅黑"/>
-          <w:b w:val="0"/>
-          <w:color w:val="000000"/>
-          <w:sz w:val="21"/>
-        </w:rPr>
-      </w:pPr>
-      <w:r>
-        <w:rPr>
-          <w:rFonts w:ascii="微软雅黑" w:hAnsi="微软雅黑" w:eastAsia="微软雅黑" w:cs="微软雅黑"/>
-          <w:b w:val="0"/>
-          <w:color w:val="000000"/>
-          <w:sz w:val="21"/>
-        </w:rPr>
-        <w:t>F50=C40*F46/1000</w:t>
-      </w:r>
-    </w:p>
-    <w:p>
-      <w:pPr>
-        <w:numPr>
-          <w:ilvl w:val="0"/>
-          <w:numId w:val="0"/>
-        </w:numPr>
-        <w:spacing w:line="300" w:lineRule="auto"/>
-        <w:jc w:val="left"/>
-        <w:rPr>
-          <w:rFonts w:ascii="微软雅黑" w:hAnsi="微软雅黑" w:eastAsia="微软雅黑" w:cs="微软雅黑"/>
-          <w:b w:val="0"/>
-          <w:color w:val="000000"/>
-          <w:sz w:val="21"/>
-        </w:rPr>
-      </w:pPr>
-      <w:r>
-        <w:rPr>
-          <w:rFonts w:hint="eastAsia" w:ascii="微软雅黑" w:hAnsi="微软雅黑" w:eastAsia="微软雅黑" w:cs="微软雅黑"/>
-          <w:b w:val="0"/>
-          <w:color w:val="auto"/>
-          <w:sz w:val="21"/>
-          <w:lang w:val="en-US" w:eastAsia="zh-CN"/>
-        </w:rPr>
-        <w:t>站台</w:t>
-      </w:r>
-      <w:r>
-        <w:rPr>
-          <w:rFonts w:hint="eastAsia" w:ascii="微软雅黑" w:hAnsi="微软雅黑" w:eastAsia="微软雅黑" w:cs="微软雅黑"/>
-          <w:b w:val="0"/>
-          <w:color w:val="auto"/>
-          <w:sz w:val="21"/>
-        </w:rPr>
-        <w:t>人员散湿负荷</w:t>
-      </w:r>
-      <w:r>
-        <w:rPr>
-          <w:rFonts w:hint="eastAsia" w:ascii="微软雅黑" w:hAnsi="微软雅黑" w:eastAsia="微软雅黑" w:cs="微软雅黑"/>
-          <w:b w:val="0"/>
-          <w:color w:val="auto"/>
-          <w:sz w:val="21"/>
-          <w:lang w:eastAsia="zh-CN"/>
-        </w:rPr>
-        <w:t>：</w:t>
-      </w:r>
-      <w:r>
-        <w:rPr>
-          <w:rFonts w:ascii="微软雅黑" w:hAnsi="微软雅黑" w:eastAsia="微软雅黑" w:cs="微软雅黑"/>
-          <w:b w:val="0"/>
-          <w:color w:val="000000"/>
-          <w:sz w:val="21"/>
-        </w:rPr>
-        <w:t>E108=F50</w:t>
-      </w:r>
-    </w:p>
-    <w:p>
-      <w:pPr>
-        <w:numPr>
-          <w:ilvl w:val="0"/>
-          <w:numId w:val="0"/>
-        </w:numPr>
-        <w:spacing w:line="300" w:lineRule="auto"/>
-        <w:jc w:val="left"/>
-        <w:rPr>
-          <w:rFonts w:ascii="微软雅黑" w:hAnsi="微软雅黑" w:eastAsia="微软雅黑" w:cs="微软雅黑"/>
-          <w:b w:val="0"/>
-          <w:color w:val="000000"/>
-          <w:sz w:val="21"/>
-        </w:rPr>
-      </w:pPr>
-      <w:r>
-        <w:rPr>
-          <w:rFonts w:hint="eastAsia" w:ascii="微软雅黑" w:hAnsi="微软雅黑" w:eastAsia="微软雅黑" w:cs="微软雅黑"/>
-          <w:b w:val="0"/>
-          <w:color w:val="auto"/>
-          <w:sz w:val="21"/>
-          <w:lang w:val="en-US" w:eastAsia="zh-CN"/>
-        </w:rPr>
-        <w:t>站台湿负荷合计g/s：</w:t>
-      </w:r>
-      <w:r>
-        <w:rPr>
-          <w:rFonts w:ascii="微软雅黑" w:hAnsi="微软雅黑" w:eastAsia="微软雅黑" w:cs="微软雅黑"/>
-          <w:b w:val="0"/>
-          <w:color w:val="000000"/>
-          <w:sz w:val="21"/>
-        </w:rPr>
-        <w:t>E112=</w:t>
-      </w:r>
-      <w:r>
-        <w:rPr>
-          <w:rFonts w:hint="eastAsia" w:ascii="微软雅黑" w:hAnsi="微软雅黑" w:eastAsia="微软雅黑" w:cs="微软雅黑"/>
-          <w:b w:val="0"/>
-          <w:color w:val="000000"/>
-          <w:sz w:val="21"/>
-          <w:lang w:val="en-US" w:eastAsia="zh-CN"/>
-        </w:rPr>
-        <w:t>(</w:t>
-      </w:r>
-      <w:r>
-        <w:rPr>
-          <w:rFonts w:ascii="微软雅黑" w:hAnsi="微软雅黑" w:eastAsia="微软雅黑" w:cs="微软雅黑"/>
-          <w:b w:val="0"/>
-          <w:color w:val="000000"/>
-          <w:sz w:val="21"/>
-        </w:rPr>
-        <w:t>E108+E109+E110</w:t>
-      </w:r>
-      <w:r>
-        <w:rPr>
-          <w:rFonts w:hint="eastAsia" w:ascii="微软雅黑" w:hAnsi="微软雅黑" w:eastAsia="微软雅黑" w:cs="微软雅黑"/>
-          <w:b w:val="0"/>
-          <w:color w:val="000000"/>
-          <w:sz w:val="21"/>
-          <w:lang w:val="en-US" w:eastAsia="zh-CN"/>
-        </w:rPr>
-        <w:t>)</w:t>
-      </w:r>
-      <w:r>
-        <w:rPr>
-          <w:rFonts w:ascii="微软雅黑" w:hAnsi="微软雅黑" w:eastAsia="微软雅黑" w:cs="微软雅黑"/>
-          <w:b w:val="0"/>
-          <w:color w:val="000000"/>
-          <w:sz w:val="21"/>
-        </w:rPr>
-        <w:t>*1000/3600</w:t>
-      </w:r>
-    </w:p>
-    <w:p>
-      <w:pPr>
-        <w:numPr>
-          <w:ilvl w:val="0"/>
-          <w:numId w:val="0"/>
-        </w:numPr>
-        <w:spacing w:line="300" w:lineRule="auto"/>
-        <w:jc w:val="left"/>
-        <w:rPr>
-          <w:rFonts w:hint="eastAsia" w:ascii="微软雅黑" w:hAnsi="微软雅黑" w:eastAsia="微软雅黑" w:cs="微软雅黑"/>
-          <w:b w:val="0"/>
-          <w:color w:val="000000"/>
-          <w:sz w:val="21"/>
-          <w:lang w:val="en-US" w:eastAsia="zh-CN"/>
-        </w:rPr>
-      </w:pPr>
-      <w:r>
-        <w:rPr>
-          <w:rFonts w:hint="eastAsia" w:ascii="微软雅黑" w:hAnsi="微软雅黑" w:eastAsia="微软雅黑" w:cs="微软雅黑"/>
-          <w:b w:val="0"/>
-          <w:color w:val="000000"/>
-          <w:sz w:val="21"/>
-          <w:lang w:val="en-US" w:eastAsia="zh-CN"/>
-        </w:rPr>
-        <w:t>13、计算站台热湿比线(kJ/kg)：</w:t>
-      </w:r>
-    </w:p>
-    <w:p>
-      <w:pPr>
-        <w:numPr>
-          <w:ilvl w:val="0"/>
-          <w:numId w:val="0"/>
-        </w:numPr>
-        <w:spacing w:line="300" w:lineRule="auto"/>
-        <w:jc w:val="left"/>
-        <w:rPr>
-          <w:rFonts w:ascii="微软雅黑" w:hAnsi="微软雅黑" w:eastAsia="微软雅黑" w:cs="微软雅黑"/>
-          <w:b w:val="0"/>
-          <w:color w:val="000000"/>
-          <w:sz w:val="21"/>
-        </w:rPr>
-      </w:pPr>
-      <w:r>
-        <w:rPr>
-          <w:rFonts w:hint="eastAsia" w:ascii="微软雅黑" w:hAnsi="微软雅黑" w:eastAsia="微软雅黑" w:cs="微软雅黑"/>
-          <w:b w:val="0"/>
-          <w:color w:val="000000"/>
-          <w:sz w:val="21"/>
-          <w:lang w:val="en-US" w:eastAsia="zh-CN"/>
-        </w:rPr>
-        <w:t>站台热湿比线(kJ/kg)：</w:t>
-      </w:r>
-      <w:r>
-        <w:rPr>
-          <w:rFonts w:ascii="微软雅黑" w:hAnsi="微软雅黑" w:eastAsia="微软雅黑" w:cs="微软雅黑"/>
-          <w:b w:val="0"/>
-          <w:color w:val="000000"/>
-          <w:sz w:val="21"/>
-        </w:rPr>
-        <w:t>E113=E107/E112*1000</w:t>
-      </w:r>
-    </w:p>
-    <w:p>
-      <w:pPr>
-        <w:numPr>
-          <w:ilvl w:val="0"/>
-          <w:numId w:val="0"/>
-        </w:numPr>
-        <w:spacing w:line="300" w:lineRule="auto"/>
-        <w:jc w:val="left"/>
-        <w:rPr>
-          <w:rFonts w:hint="default" w:ascii="微软雅黑" w:hAnsi="微软雅黑" w:eastAsia="微软雅黑" w:cs="微软雅黑"/>
-          <w:b w:val="0"/>
-          <w:color w:val="000000"/>
-          <w:sz w:val="21"/>
-          <w:lang w:val="en-US" w:eastAsia="zh-CN"/>
-        </w:rPr>
-      </w:pPr>
-      <w:r>
-        <w:rPr>
-          <w:rFonts w:hint="eastAsia" w:ascii="微软雅黑" w:hAnsi="微软雅黑" w:eastAsia="微软雅黑" w:cs="微软雅黑"/>
-          <w:b w:val="0"/>
-          <w:color w:val="000000"/>
-          <w:sz w:val="21"/>
-          <w:lang w:val="en-US" w:eastAsia="zh-CN"/>
-        </w:rPr>
-        <w:t>14、计算站台室内空气焓值kJ/kg：</w:t>
-      </w:r>
-    </w:p>
-    <w:p>
-      <w:pPr>
-        <w:numPr>
-          <w:ilvl w:val="0"/>
-          <w:numId w:val="0"/>
-        </w:numPr>
-        <w:spacing w:line="300" w:lineRule="auto"/>
-        <w:jc w:val="center"/>
-        <w:rPr>
-          <w:rFonts w:ascii="微软雅黑" w:hAnsi="微软雅黑" w:eastAsia="微软雅黑" w:cs="微软雅黑"/>
-          <w:b w:val="0"/>
-          <w:color w:val="000000"/>
-          <w:sz w:val="21"/>
-        </w:rPr>
-      </w:pPr>
-      <w:r>
-        <w:rPr>
-          <w:rFonts w:ascii="微软雅黑" w:hAnsi="微软雅黑" w:eastAsia="微软雅黑" w:cs="微软雅黑"/>
-          <w:b w:val="0"/>
-          <w:color w:val="000000"/>
-          <w:sz w:val="21"/>
-        </w:rPr>
-        <w:t>D121=(A121*1000-E118*E113-1.01*F6*1000)/((2500+1.84*F6)-E113)</w:t>
-      </w:r>
-    </w:p>
-    <w:p>
-      <w:pPr>
-        <w:numPr>
-          <w:ilvl w:val="0"/>
-          <w:numId w:val="0"/>
-        </w:numPr>
-        <w:spacing w:line="300" w:lineRule="auto"/>
-        <w:jc w:val="left"/>
-        <w:rPr>
-          <w:rFonts w:ascii="微软雅黑" w:hAnsi="微软雅黑" w:eastAsia="微软雅黑" w:cs="微软雅黑"/>
-          <w:b w:val="0"/>
-          <w:color w:val="000000"/>
-          <w:sz w:val="21"/>
-        </w:rPr>
-      </w:pPr>
-      <w:r>
-        <w:rPr>
-          <w:rFonts w:hint="eastAsia" w:ascii="微软雅黑" w:hAnsi="微软雅黑" w:eastAsia="微软雅黑" w:cs="微软雅黑"/>
-          <w:b w:val="0"/>
-          <w:color w:val="000000"/>
-          <w:sz w:val="21"/>
-          <w:lang w:val="en-US" w:eastAsia="zh-CN"/>
-        </w:rPr>
-        <w:t>站台室内空气焓值kJ/kg：</w:t>
-      </w:r>
-      <w:r>
-        <w:rPr>
-          <w:rFonts w:ascii="微软雅黑" w:hAnsi="微软雅黑" w:eastAsia="微软雅黑" w:cs="微软雅黑"/>
-          <w:b w:val="0"/>
-          <w:color w:val="000000"/>
-          <w:sz w:val="21"/>
-        </w:rPr>
-        <w:t>E121=1.01*F6+(2500+1.84*F6)*D121/1000+0.4</w:t>
-      </w:r>
-    </w:p>
-    <w:p>
-      <w:pPr>
-        <w:numPr>
-          <w:ilvl w:val="0"/>
-          <w:numId w:val="0"/>
-        </w:numPr>
-        <w:spacing w:line="300" w:lineRule="auto"/>
-        <w:jc w:val="left"/>
-        <w:rPr>
-          <w:rFonts w:ascii="微软雅黑" w:hAnsi="微软雅黑" w:eastAsia="微软雅黑" w:cs="微软雅黑"/>
-          <w:b w:val="0"/>
-          <w:color w:val="000000"/>
-          <w:sz w:val="21"/>
-        </w:rPr>
-      </w:pPr>
-      <w:r>
-        <w:rPr>
-          <w:rFonts w:hint="eastAsia" w:ascii="微软雅黑" w:hAnsi="微软雅黑" w:eastAsia="微软雅黑" w:cs="微软雅黑"/>
-          <w:b w:val="0"/>
-          <w:color w:val="000000"/>
-          <w:sz w:val="21"/>
-          <w:lang w:val="en-US" w:eastAsia="zh-CN"/>
-        </w:rPr>
-        <w:t>15、计算站台送风量m3/h：</w:t>
-      </w:r>
-      <w:r>
-        <w:rPr>
-          <w:rFonts w:ascii="微软雅黑" w:hAnsi="微软雅黑" w:eastAsia="微软雅黑" w:cs="微软雅黑"/>
-          <w:b w:val="0"/>
-          <w:color w:val="000000"/>
-          <w:sz w:val="21"/>
-        </w:rPr>
-        <w:t>B125=E107/1.15/(E121-A121)*3600</w:t>
-      </w:r>
-    </w:p>
-    <w:p>
-      <w:pPr>
-        <w:numPr>
-          <w:ilvl w:val="0"/>
-          <w:numId w:val="0"/>
-        </w:numPr>
-        <w:spacing w:line="300" w:lineRule="auto"/>
-        <w:jc w:val="left"/>
-        <w:rPr>
-          <w:rFonts w:ascii="微软雅黑" w:hAnsi="微软雅黑" w:eastAsia="微软雅黑" w:cs="微软雅黑"/>
-          <w:b w:val="0"/>
-          <w:color w:val="000000"/>
-          <w:sz w:val="21"/>
-        </w:rPr>
-      </w:pPr>
-      <w:r>
-        <w:rPr>
-          <w:rFonts w:hint="eastAsia" w:ascii="微软雅黑" w:hAnsi="微软雅黑" w:eastAsia="微软雅黑" w:cs="微软雅黑"/>
-          <w:b w:val="0"/>
-          <w:color w:val="000000"/>
-          <w:sz w:val="21"/>
-          <w:lang w:val="en-US" w:eastAsia="zh-CN"/>
-        </w:rPr>
-        <w:t>16、计算总送风量m3/h：</w:t>
-      </w:r>
-      <w:r>
-        <w:rPr>
-          <w:rFonts w:ascii="微软雅黑" w:hAnsi="微软雅黑" w:eastAsia="微软雅黑" w:cs="微软雅黑"/>
-          <w:b w:val="0"/>
-          <w:color w:val="000000"/>
-          <w:sz w:val="21"/>
-        </w:rPr>
-        <w:t>C125=A125+B125</w:t>
-      </w:r>
-    </w:p>
-    <w:p>
-      <w:pPr>
-        <w:rPr>
-          <w:rFonts w:hint="default" w:ascii="微软雅黑" w:hAnsi="微软雅黑" w:eastAsia="微软雅黑" w:cs="微软雅黑"/>
-          <w:b/>
-          <w:color w:val="000000"/>
-          <w:sz w:val="30"/>
-          <w:lang w:val="en-US" w:eastAsia="zh-CN"/>
-        </w:rPr>
-      </w:pPr>
-      <w:r>
-        <w:rPr>
-          <w:rFonts w:hint="eastAsia" w:ascii="微软雅黑" w:hAnsi="微软雅黑" w:eastAsia="微软雅黑" w:cs="微软雅黑"/>
-          <w:b/>
-          <w:color w:val="000000"/>
-          <w:sz w:val="30"/>
-          <w:lang w:val="en-US" w:eastAsia="zh-CN"/>
-        </w:rPr>
-        <w:t>三、进行回风量的中间参数计算如下：</w:t>
-      </w:r>
-    </w:p>
-    <w:p>
-      <w:pPr>
-        <w:numPr>
-          <w:ilvl w:val="0"/>
-          <w:numId w:val="0"/>
-        </w:numPr>
-        <w:spacing w:line="300" w:lineRule="auto"/>
-        <w:jc w:val="left"/>
-        <w:rPr>
-          <w:rFonts w:hint="default" w:ascii="微软雅黑" w:hAnsi="微软雅黑" w:eastAsia="微软雅黑" w:cs="微软雅黑"/>
-          <w:b w:val="0"/>
-          <w:color w:val="000000"/>
-          <w:sz w:val="21"/>
-          <w:lang w:val="en-US" w:eastAsia="zh-CN"/>
-        </w:rPr>
-      </w:pPr>
-      <w:r>
-        <w:rPr>
-          <w:rFonts w:hint="eastAsia" w:ascii="微软雅黑" w:hAnsi="微软雅黑" w:eastAsia="微软雅黑" w:cs="微软雅黑"/>
-          <w:b w:val="0"/>
-          <w:color w:val="000000"/>
-          <w:sz w:val="21"/>
-          <w:lang w:val="en-US" w:eastAsia="zh-CN"/>
-        </w:rPr>
-        <w:t>1、计算新风量m3/h：</w:t>
-      </w:r>
-    </w:p>
-    <w:p>
-      <w:pPr>
-        <w:numPr>
-          <w:ilvl w:val="0"/>
-          <w:numId w:val="0"/>
-        </w:numPr>
-        <w:spacing w:line="300" w:lineRule="auto"/>
-        <w:jc w:val="left"/>
-        <w:rPr>
-          <w:rFonts w:ascii="微软雅黑" w:hAnsi="微软雅黑" w:eastAsia="微软雅黑" w:cs="微软雅黑"/>
-          <w:b w:val="0"/>
-          <w:color w:val="000000"/>
-          <w:sz w:val="21"/>
-        </w:rPr>
-      </w:pPr>
-      <w:r>
-        <w:rPr>
-          <w:rFonts w:hint="eastAsia" w:ascii="微软雅黑" w:hAnsi="微软雅黑" w:eastAsia="微软雅黑" w:cs="微软雅黑"/>
-          <w:b w:val="0"/>
-          <w:color w:val="000000"/>
-          <w:sz w:val="21"/>
-        </w:rPr>
-        <w:t>公共区人数</w:t>
-      </w:r>
-      <w:r>
-        <w:rPr>
-          <w:rFonts w:hint="eastAsia" w:ascii="微软雅黑" w:hAnsi="微软雅黑" w:eastAsia="微软雅黑" w:cs="微软雅黑"/>
-          <w:b w:val="0"/>
-          <w:color w:val="000000"/>
-          <w:sz w:val="21"/>
-          <w:lang w:val="en-US" w:eastAsia="zh-CN"/>
-        </w:rPr>
-        <w:t>P：</w:t>
-      </w:r>
-      <w:r>
-        <w:rPr>
-          <w:rFonts w:ascii="微软雅黑" w:hAnsi="微软雅黑" w:eastAsia="微软雅黑" w:cs="微软雅黑"/>
-          <w:b w:val="0"/>
-          <w:color w:val="000000"/>
-          <w:sz w:val="21"/>
-        </w:rPr>
-        <w:t>A132=C39+C40</w:t>
-      </w:r>
-    </w:p>
-    <w:p>
-      <w:pPr>
-        <w:numPr>
-          <w:ilvl w:val="0"/>
-          <w:numId w:val="0"/>
-        </w:numPr>
-        <w:spacing w:line="300" w:lineRule="auto"/>
-        <w:jc w:val="left"/>
-        <w:rPr>
-          <w:rFonts w:ascii="微软雅黑" w:hAnsi="微软雅黑" w:eastAsia="微软雅黑" w:cs="微软雅黑"/>
-          <w:b w:val="0"/>
-          <w:color w:val="000000"/>
-          <w:sz w:val="21"/>
-        </w:rPr>
-      </w:pPr>
-      <w:r>
-        <w:rPr>
-          <w:rFonts w:hint="eastAsia" w:ascii="微软雅黑" w:hAnsi="微软雅黑" w:eastAsia="微软雅黑" w:cs="微软雅黑"/>
-          <w:b w:val="0"/>
-          <w:color w:val="000000"/>
-          <w:sz w:val="21"/>
-          <w:lang w:val="en-US" w:eastAsia="zh-CN"/>
-        </w:rPr>
-        <w:t>实际新风量m3/h：</w:t>
-      </w:r>
-      <w:r>
-        <w:rPr>
-          <w:rFonts w:ascii="微软雅黑" w:hAnsi="微软雅黑" w:eastAsia="微软雅黑" w:cs="微软雅黑"/>
-          <w:b w:val="0"/>
-          <w:color w:val="000000"/>
-          <w:sz w:val="21"/>
-        </w:rPr>
-        <w:t>A136=MAX(</w:t>
-      </w:r>
-      <w:r>
-        <w:rPr>
-          <w:rFonts w:hint="eastAsia" w:ascii="微软雅黑" w:hAnsi="微软雅黑" w:eastAsia="微软雅黑" w:cs="微软雅黑"/>
-          <w:b w:val="0"/>
-          <w:color w:val="000000"/>
-          <w:sz w:val="21"/>
-          <w:lang w:val="en-US" w:eastAsia="zh-CN"/>
-        </w:rPr>
-        <w:t>A</w:t>
-      </w:r>
-      <w:r>
-        <w:rPr>
-          <w:rFonts w:ascii="微软雅黑" w:hAnsi="微软雅黑" w:eastAsia="微软雅黑" w:cs="微软雅黑"/>
-          <w:b w:val="0"/>
-          <w:color w:val="000000"/>
-          <w:sz w:val="21"/>
-        </w:rPr>
-        <w:t>132*</w:t>
-      </w:r>
-      <w:r>
-        <w:rPr>
-          <w:rFonts w:hint="eastAsia" w:ascii="微软雅黑" w:hAnsi="微软雅黑" w:eastAsia="微软雅黑" w:cs="微软雅黑"/>
-          <w:b w:val="0"/>
-          <w:color w:val="000000"/>
-          <w:sz w:val="21"/>
-          <w:lang w:val="en-US" w:eastAsia="zh-CN"/>
-        </w:rPr>
-        <w:t>B</w:t>
-      </w:r>
-      <w:r>
-        <w:rPr>
-          <w:rFonts w:ascii="微软雅黑" w:hAnsi="微软雅黑" w:eastAsia="微软雅黑" w:cs="微软雅黑"/>
-          <w:b w:val="0"/>
-          <w:color w:val="000000"/>
-          <w:sz w:val="21"/>
-        </w:rPr>
-        <w:t>132,C125*0.1)</w:t>
-      </w:r>
-    </w:p>
-    <w:p>
-      <w:pPr>
-        <w:numPr>
-          <w:ilvl w:val="0"/>
-          <w:numId w:val="0"/>
-        </w:numPr>
-        <w:spacing w:line="300" w:lineRule="auto"/>
-        <w:jc w:val="left"/>
-        <w:rPr>
-          <w:rFonts w:ascii="微软雅黑" w:hAnsi="微软雅黑" w:eastAsia="微软雅黑" w:cs="微软雅黑"/>
-          <w:b w:val="0"/>
-          <w:color w:val="000000"/>
-          <w:sz w:val="21"/>
-        </w:rPr>
-      </w:pPr>
-      <w:r>
-        <w:rPr>
-          <w:rFonts w:hint="eastAsia" w:ascii="微软雅黑" w:hAnsi="微软雅黑" w:eastAsia="微软雅黑" w:cs="微软雅黑"/>
-          <w:b w:val="0"/>
-          <w:color w:val="000000"/>
-          <w:sz w:val="21"/>
-        </w:rPr>
-        <w:t>实际新风量比例</w:t>
-      </w:r>
-      <w:r>
-        <w:rPr>
-          <w:rFonts w:hint="eastAsia" w:ascii="微软雅黑" w:hAnsi="微软雅黑" w:eastAsia="微软雅黑" w:cs="微软雅黑"/>
-          <w:b w:val="0"/>
-          <w:color w:val="000000"/>
-          <w:sz w:val="21"/>
-          <w:lang w:eastAsia="zh-CN"/>
-        </w:rPr>
-        <w:t>：</w:t>
-      </w:r>
-      <w:r>
-        <w:rPr>
-          <w:rFonts w:ascii="微软雅黑" w:hAnsi="微软雅黑" w:eastAsia="微软雅黑" w:cs="微软雅黑"/>
-          <w:b w:val="0"/>
-          <w:color w:val="000000"/>
-          <w:sz w:val="21"/>
-        </w:rPr>
-        <w:t>B136=A136/C125</w:t>
-      </w:r>
-    </w:p>
-    <w:p>
-      <w:pPr>
-        <w:numPr>
-          <w:ilvl w:val="0"/>
-          <w:numId w:val="0"/>
-        </w:numPr>
-        <w:spacing w:line="300" w:lineRule="auto"/>
-        <w:jc w:val="left"/>
-        <w:rPr>
-          <w:rFonts w:hint="default" w:ascii="微软雅黑" w:hAnsi="微软雅黑" w:eastAsia="微软雅黑" w:cs="微软雅黑"/>
-          <w:b w:val="0"/>
-          <w:color w:val="000000"/>
-          <w:sz w:val="21"/>
-          <w:lang w:val="en-US" w:eastAsia="zh-CN"/>
-        </w:rPr>
-      </w:pPr>
-      <w:r>
-        <w:rPr>
-          <w:rFonts w:hint="eastAsia" w:ascii="微软雅黑" w:hAnsi="微软雅黑" w:eastAsia="微软雅黑" w:cs="微软雅黑"/>
-          <w:b w:val="0"/>
-          <w:color w:val="000000"/>
-          <w:sz w:val="21"/>
-          <w:lang w:val="en-US" w:eastAsia="zh-CN"/>
-        </w:rPr>
-        <w:t>2、计算总回风量m3/h：</w:t>
-      </w:r>
-    </w:p>
-    <w:p>
-      <w:pPr>
-        <w:numPr>
-          <w:ilvl w:val="0"/>
-          <w:numId w:val="0"/>
-        </w:numPr>
-        <w:spacing w:line="300" w:lineRule="auto"/>
-        <w:jc w:val="left"/>
-        <w:rPr>
-          <w:rFonts w:ascii="微软雅黑" w:hAnsi="微软雅黑" w:eastAsia="微软雅黑" w:cs="微软雅黑"/>
-          <w:b w:val="0"/>
-          <w:color w:val="000000"/>
-          <w:sz w:val="21"/>
-        </w:rPr>
-      </w:pPr>
-      <w:r>
-        <w:rPr>
-          <w:rFonts w:hint="eastAsia" w:ascii="微软雅黑" w:hAnsi="微软雅黑" w:eastAsia="微软雅黑" w:cs="微软雅黑"/>
-          <w:b w:val="0"/>
-          <w:color w:val="000000"/>
-          <w:sz w:val="21"/>
-          <w:lang w:val="en-US" w:eastAsia="zh-CN"/>
-        </w:rPr>
-        <w:t>站厅回风量m3/h：</w:t>
-      </w:r>
-      <w:r>
-        <w:rPr>
-          <w:rFonts w:ascii="微软雅黑" w:hAnsi="微软雅黑" w:eastAsia="微软雅黑" w:cs="微软雅黑"/>
-          <w:b w:val="0"/>
-          <w:color w:val="000000"/>
-          <w:sz w:val="21"/>
-        </w:rPr>
-        <w:t>C136=A125*(1-B136)</w:t>
-      </w:r>
-    </w:p>
-    <w:p>
-      <w:pPr>
-        <w:numPr>
-          <w:ilvl w:val="0"/>
-          <w:numId w:val="0"/>
-        </w:numPr>
-        <w:spacing w:line="300" w:lineRule="auto"/>
-        <w:jc w:val="left"/>
-        <w:rPr>
-          <w:rFonts w:ascii="微软雅黑" w:hAnsi="微软雅黑" w:eastAsia="微软雅黑" w:cs="微软雅黑"/>
-          <w:b w:val="0"/>
-          <w:color w:val="000000"/>
-          <w:sz w:val="21"/>
-        </w:rPr>
-      </w:pPr>
-      <w:r>
-        <w:rPr>
-          <w:rFonts w:hint="eastAsia" w:ascii="微软雅黑" w:hAnsi="微软雅黑" w:eastAsia="微软雅黑" w:cs="微软雅黑"/>
-          <w:b w:val="0"/>
-          <w:color w:val="000000"/>
-          <w:sz w:val="21"/>
-          <w:lang w:val="en-US" w:eastAsia="zh-CN"/>
-        </w:rPr>
-        <w:t>站台回风量m3/h：</w:t>
-      </w:r>
-      <w:r>
-        <w:rPr>
-          <w:rFonts w:ascii="微软雅黑" w:hAnsi="微软雅黑" w:eastAsia="微软雅黑" w:cs="微软雅黑"/>
-          <w:b w:val="0"/>
-          <w:color w:val="000000"/>
-          <w:sz w:val="21"/>
-        </w:rPr>
-        <w:t>D136=B125*(1-B136)</w:t>
-      </w:r>
-    </w:p>
-    <w:p>
-      <w:pPr>
-        <w:numPr>
-          <w:ilvl w:val="0"/>
-          <w:numId w:val="0"/>
-        </w:numPr>
-        <w:spacing w:line="300" w:lineRule="auto"/>
-        <w:jc w:val="left"/>
-        <w:rPr>
-          <w:rFonts w:ascii="微软雅黑" w:hAnsi="微软雅黑" w:eastAsia="微软雅黑" w:cs="微软雅黑"/>
-          <w:b w:val="0"/>
-          <w:color w:val="000000"/>
-          <w:sz w:val="21"/>
-        </w:rPr>
-      </w:pPr>
-      <w:r>
-        <w:rPr>
-          <w:rFonts w:hint="eastAsia" w:ascii="微软雅黑" w:hAnsi="微软雅黑" w:eastAsia="微软雅黑" w:cs="微软雅黑"/>
-          <w:b w:val="0"/>
-          <w:color w:val="000000"/>
-          <w:sz w:val="21"/>
-          <w:lang w:val="en-US" w:eastAsia="zh-CN"/>
-        </w:rPr>
-        <w:t>总回风量m3/h：</w:t>
-      </w:r>
-      <w:r>
-        <w:rPr>
-          <w:rFonts w:ascii="微软雅黑" w:hAnsi="微软雅黑" w:eastAsia="微软雅黑" w:cs="微软雅黑"/>
-          <w:b w:val="0"/>
-          <w:color w:val="000000"/>
-          <w:sz w:val="21"/>
-        </w:rPr>
-        <w:t>E136=C136+D136</w:t>
-      </w:r>
-    </w:p>
-    <w:p>
-      <w:pPr>
-        <w:numPr>
-          <w:ilvl w:val="0"/>
-          <w:numId w:val="0"/>
-        </w:numPr>
-        <w:spacing w:line="300" w:lineRule="auto"/>
-        <w:jc w:val="left"/>
-        <w:rPr>
-          <w:rFonts w:hint="eastAsia" w:ascii="微软雅黑" w:hAnsi="微软雅黑" w:eastAsia="微软雅黑" w:cs="微软雅黑"/>
-          <w:b/>
-          <w:color w:val="000000"/>
-          <w:sz w:val="30"/>
-          <w:lang w:val="en-US" w:eastAsia="zh-CN"/>
-        </w:rPr>
-      </w:pPr>
-      <w:r>
-        <w:rPr>
-          <w:rFonts w:hint="eastAsia" w:ascii="微软雅黑" w:hAnsi="微软雅黑" w:eastAsia="微软雅黑" w:cs="微软雅黑"/>
-          <w:b/>
-          <w:color w:val="000000"/>
-          <w:sz w:val="30"/>
-          <w:lang w:val="en-US" w:eastAsia="zh-CN"/>
-        </w:rPr>
-        <w:t>四、进行制冷量的中间参数计算如下：</w:t>
-      </w:r>
-    </w:p>
-    <w:p>
-      <w:pPr>
-        <w:numPr>
-          <w:ilvl w:val="0"/>
-          <w:numId w:val="0"/>
-        </w:numPr>
-        <w:spacing w:line="300" w:lineRule="auto"/>
-        <w:jc w:val="left"/>
-        <w:rPr>
-          <w:rFonts w:ascii="微软雅黑" w:hAnsi="微软雅黑" w:eastAsia="微软雅黑" w:cs="微软雅黑"/>
-          <w:b w:val="0"/>
-          <w:color w:val="000000"/>
-          <w:sz w:val="21"/>
-        </w:rPr>
-      </w:pPr>
-      <w:r>
-        <w:rPr>
-          <w:rFonts w:hint="eastAsia" w:ascii="微软雅黑" w:hAnsi="微软雅黑" w:eastAsia="微软雅黑" w:cs="微软雅黑"/>
-          <w:b w:val="0"/>
-          <w:color w:val="000000"/>
-          <w:sz w:val="21"/>
-          <w:lang w:val="en-US" w:eastAsia="zh-CN"/>
-        </w:rPr>
-        <w:t>1、计算回风混合点空气焓值kJ/kg：</w:t>
-      </w:r>
-      <w:r>
-        <w:rPr>
-          <w:rFonts w:ascii="微软雅黑" w:hAnsi="微软雅黑" w:eastAsia="微软雅黑" w:cs="微软雅黑"/>
-          <w:b w:val="0"/>
-          <w:color w:val="000000"/>
-          <w:sz w:val="21"/>
-        </w:rPr>
-        <w:t>C145=(C121*C136+E121*D136)/E136</w:t>
-      </w:r>
-    </w:p>
-    <w:p>
-      <w:pPr>
-        <w:numPr>
-          <w:ilvl w:val="0"/>
-          <w:numId w:val="0"/>
-        </w:numPr>
-        <w:spacing w:line="300" w:lineRule="auto"/>
-        <w:jc w:val="left"/>
-        <w:rPr>
-          <w:rFonts w:ascii="微软雅黑" w:hAnsi="微软雅黑" w:eastAsia="微软雅黑" w:cs="微软雅黑"/>
-          <w:b w:val="0"/>
-          <w:color w:val="000000"/>
-          <w:sz w:val="21"/>
-        </w:rPr>
-      </w:pPr>
-      <w:r>
-        <w:rPr>
-          <w:rFonts w:hint="eastAsia" w:ascii="微软雅黑" w:hAnsi="微软雅黑" w:eastAsia="微软雅黑" w:cs="微软雅黑"/>
-          <w:b w:val="0"/>
-          <w:color w:val="000000"/>
-          <w:sz w:val="21"/>
-          <w:lang w:val="en-US" w:eastAsia="zh-CN"/>
-        </w:rPr>
-        <w:t>2、计算新风点空气焓值kJ/kg：</w:t>
-      </w:r>
-    </w:p>
-    <w:p>
-      <w:pPr>
-        <w:numPr>
-          <w:ilvl w:val="0"/>
-          <w:numId w:val="0"/>
-        </w:numPr>
-        <w:spacing w:line="300" w:lineRule="auto"/>
-        <w:ind w:left="2520" w:leftChars="0"/>
-        <w:jc w:val="left"/>
-        <w:rPr>
-          <w:rFonts w:ascii="微软雅黑" w:hAnsi="微软雅黑" w:eastAsia="微软雅黑" w:cs="微软雅黑"/>
-          <w:b w:val="0"/>
-          <w:color w:val="000000"/>
-          <w:sz w:val="21"/>
-        </w:rPr>
-      </w:pPr>
-      <w:r>
-        <w:rPr>
-          <w:rFonts w:ascii="微软雅黑" w:hAnsi="微软雅黑" w:eastAsia="微软雅黑" w:cs="微软雅黑"/>
-          <w:b w:val="0"/>
-          <w:color w:val="000000"/>
-          <w:sz w:val="21"/>
-        </w:rPr>
-        <w:t>D149=-0.0000000004171*C5^7+0.00000004843*C5^6-0.000002133*C5^5+0.00005009*C5^4-0.0004032*C5^3+0.01264*C5^2+0.265*C5+3.787</w:t>
-      </w:r>
-    </w:p>
-    <w:p>
-      <w:pPr>
-        <w:numPr>
-          <w:ilvl w:val="0"/>
-          <w:numId w:val="0"/>
-        </w:numPr>
-        <w:spacing w:line="300" w:lineRule="auto"/>
-        <w:jc w:val="left"/>
-        <w:rPr>
-          <w:rFonts w:ascii="微软雅黑" w:hAnsi="微软雅黑" w:eastAsia="微软雅黑" w:cs="微软雅黑"/>
-          <w:b w:val="0"/>
-          <w:color w:val="000000"/>
-          <w:sz w:val="21"/>
-        </w:rPr>
-      </w:pPr>
-      <w:r>
-        <w:rPr>
-          <w:rFonts w:hint="eastAsia" w:ascii="微软雅黑" w:hAnsi="微软雅黑" w:eastAsia="微软雅黑" w:cs="微软雅黑"/>
-          <w:b w:val="0"/>
-          <w:color w:val="000000"/>
-          <w:sz w:val="21"/>
-          <w:lang w:val="en-US" w:eastAsia="zh-CN"/>
-        </w:rPr>
-        <w:t>新风点空气焓值kJ/kg：</w:t>
-      </w:r>
-      <w:r>
-        <w:rPr>
-          <w:rFonts w:ascii="微软雅黑" w:hAnsi="微软雅黑" w:eastAsia="微软雅黑" w:cs="微软雅黑"/>
-          <w:b w:val="0"/>
-          <w:color w:val="000000"/>
-          <w:sz w:val="21"/>
-        </w:rPr>
-        <w:t>C149=1.01*C5+(2500+1.84*C5)*D149/1000+0.4</w:t>
-      </w:r>
-    </w:p>
-    <w:p>
-      <w:pPr>
-        <w:numPr>
-          <w:ilvl w:val="0"/>
-          <w:numId w:val="0"/>
-        </w:numPr>
-        <w:spacing w:line="300" w:lineRule="auto"/>
-        <w:jc w:val="left"/>
-        <w:rPr>
-          <w:rFonts w:ascii="微软雅黑" w:hAnsi="微软雅黑" w:eastAsia="微软雅黑" w:cs="微软雅黑"/>
-          <w:b w:val="0"/>
-          <w:color w:val="000000"/>
-          <w:sz w:val="21"/>
-        </w:rPr>
-      </w:pPr>
-      <w:r>
-        <w:rPr>
-          <w:rFonts w:hint="eastAsia" w:ascii="微软雅黑" w:hAnsi="微软雅黑" w:eastAsia="微软雅黑" w:cs="微软雅黑"/>
-          <w:b w:val="0"/>
-          <w:color w:val="000000"/>
-          <w:sz w:val="21"/>
-          <w:lang w:val="en-US" w:eastAsia="zh-CN"/>
-        </w:rPr>
-        <w:t>3、计算新回风混合点空气焓值kJ/kg：</w:t>
-      </w:r>
-      <w:r>
-        <w:rPr>
-          <w:rFonts w:ascii="微软雅黑" w:hAnsi="微软雅黑" w:eastAsia="微软雅黑" w:cs="微软雅黑"/>
-          <w:b w:val="0"/>
-          <w:color w:val="000000"/>
-          <w:sz w:val="21"/>
-        </w:rPr>
-        <w:t>C146=(C145*E136+C149*A136)/C125</w:t>
-      </w:r>
-    </w:p>
-    <w:p>
-      <w:pPr>
-        <w:numPr>
-          <w:ilvl w:val="0"/>
-          <w:numId w:val="0"/>
-        </w:numPr>
-        <w:spacing w:line="300" w:lineRule="auto"/>
-        <w:jc w:val="left"/>
-        <w:rPr>
-          <w:rFonts w:ascii="微软雅黑" w:hAnsi="微软雅黑" w:eastAsia="微软雅黑" w:cs="微软雅黑"/>
-          <w:b w:val="0"/>
-          <w:color w:val="000000"/>
-          <w:sz w:val="21"/>
-        </w:rPr>
-      </w:pPr>
-      <w:r>
-        <w:rPr>
-          <w:rFonts w:hint="eastAsia" w:ascii="微软雅黑" w:hAnsi="微软雅黑" w:eastAsia="微软雅黑" w:cs="微软雅黑"/>
-          <w:b w:val="0"/>
-          <w:color w:val="000000"/>
-          <w:sz w:val="21"/>
-          <w:lang w:val="en-US" w:eastAsia="zh-CN"/>
-        </w:rPr>
-        <w:t>4、计算露点空气焓值kJ/kg：</w:t>
-      </w:r>
-      <w:r>
-        <w:rPr>
-          <w:rFonts w:ascii="微软雅黑" w:hAnsi="微软雅黑" w:eastAsia="微软雅黑" w:cs="微软雅黑"/>
-          <w:b w:val="0"/>
-          <w:color w:val="000000"/>
-          <w:sz w:val="21"/>
-        </w:rPr>
-        <w:t>C143=1.01*B118+(2500+1.84*B118)*E118/1000+0.4</w:t>
-      </w:r>
-    </w:p>
-    <w:p>
-      <w:pPr>
-        <w:numPr>
-          <w:ilvl w:val="0"/>
-          <w:numId w:val="0"/>
-        </w:numPr>
-        <w:spacing w:line="300" w:lineRule="auto"/>
-        <w:jc w:val="left"/>
-        <w:rPr>
-          <w:rFonts w:ascii="微软雅黑" w:hAnsi="微软雅黑" w:eastAsia="微软雅黑" w:cs="微软雅黑"/>
-          <w:b w:val="0"/>
-          <w:color w:val="000000"/>
-          <w:sz w:val="21"/>
-        </w:rPr>
-      </w:pPr>
-      <w:r>
-        <w:rPr>
-          <w:rFonts w:hint="eastAsia" w:ascii="微软雅黑" w:hAnsi="微软雅黑" w:eastAsia="微软雅黑" w:cs="微软雅黑"/>
-          <w:b w:val="0"/>
-          <w:color w:val="000000"/>
-          <w:sz w:val="21"/>
-          <w:lang w:val="en-US" w:eastAsia="zh-CN"/>
-        </w:rPr>
-        <w:t>5、计算总制冷量KW：E159</w:t>
-      </w:r>
-      <w:r>
-        <w:rPr>
-          <w:rFonts w:ascii="微软雅黑" w:hAnsi="微软雅黑" w:eastAsia="微软雅黑" w:cs="微软雅黑"/>
-          <w:b w:val="0"/>
-          <w:color w:val="000000"/>
-          <w:sz w:val="21"/>
-        </w:rPr>
-        <w:t>=C125*1.15*(C1</w:t>
-      </w:r>
-      <w:r>
-        <w:rPr>
-          <w:rFonts w:hint="eastAsia" w:ascii="微软雅黑" w:hAnsi="微软雅黑" w:eastAsia="微软雅黑" w:cs="微软雅黑"/>
-          <w:b w:val="0"/>
-          <w:color w:val="000000"/>
-          <w:sz w:val="21"/>
-          <w:lang w:val="en-US" w:eastAsia="zh-CN"/>
-        </w:rPr>
-        <w:t>46</w:t>
-      </w:r>
-      <w:r>
-        <w:rPr>
-          <w:rFonts w:ascii="微软雅黑" w:hAnsi="微软雅黑" w:eastAsia="微软雅黑" w:cs="微软雅黑"/>
-          <w:b w:val="0"/>
-          <w:color w:val="000000"/>
-          <w:sz w:val="21"/>
-        </w:rPr>
-        <w:t>-D1</w:t>
-      </w:r>
-      <w:r>
-        <w:rPr>
-          <w:rFonts w:hint="eastAsia" w:ascii="微软雅黑" w:hAnsi="微软雅黑" w:eastAsia="微软雅黑" w:cs="微软雅黑"/>
-          <w:b w:val="0"/>
-          <w:color w:val="000000"/>
-          <w:sz w:val="21"/>
-          <w:lang w:val="en-US" w:eastAsia="zh-CN"/>
-        </w:rPr>
-        <w:t>43</w:t>
-      </w:r>
-      <w:r>
-        <w:rPr>
-          <w:rFonts w:ascii="微软雅黑" w:hAnsi="微软雅黑" w:eastAsia="微软雅黑" w:cs="微软雅黑"/>
-          <w:b w:val="0"/>
-          <w:color w:val="000000"/>
-          <w:sz w:val="21"/>
-        </w:rPr>
-        <w:t>)/3600</w:t>
-      </w:r>
     </w:p>
     <w:p>
       <w:pPr>
